--- a/보관본/러시아 인권변호사/Word/4부/4부_12화_취임_전야.docx
+++ b/보관본/러시아 인권변호사/Word/4부/4부_12화_취임_전야.docx
@@ -774,7 +774,7 @@
           <w:i w:val="0"/>
           <w:sz w:val="22"/>
         </w:rPr>
-        <w:t xml:space="preserve"> Пап. Завтра инаугурация. Мама будет в первом ряду, будет плакать и улыбаться одновременно — вы бы посмеялись над её попытками держаться степенно в такой день.</w:t>
+        <w:t xml:space="preserve"> Пап. Завтра инаугурация. Мама будет в первом ряду, будет плакать и улыбаться одновременно — ты бы посмеялся над её попытками держаться степенно в такой день.</w:t>
       </w:r>
     </w:p>
     <w:p>
@@ -797,7 +797,7 @@
           <w:i w:val="0"/>
           <w:sz w:val="22"/>
         </w:rPr>
-        <w:t>Вы сказали маме, что гордитесь мной, — ещё до того, как машина сбила вас на той дороге. Я держался за эти слова каждый раз, когда становилось невыносимо.</w:t>
+        <w:t>Ты сказал маме, что гордишься мной, — ещё до того, как машина сбила тебя на той дороге. Я держался за эти слова каждый раз, когда становилось невыносимо.</w:t>
       </w:r>
     </w:p>
     <w:p>
@@ -830,7 +830,7 @@
           <w:i w:val="0"/>
           <w:sz w:val="22"/>
         </w:rPr>
-        <w:t xml:space="preserve"> Мама говорит, вы бы сейчас ворчали, что я похудел и что галстук мне не идёт. Галстук я завтра всё-таки надену. Простите.</w:t>
+        <w:t xml:space="preserve"> Мама говорит, ты бы сейчас ворчал, что я похудел и что галстук мне не идёт. Галстук я завтра всё-таки надену. Прости.</w:t>
       </w:r>
     </w:p>
     <w:p>
@@ -853,7 +853,7 @@
           <w:i w:val="0"/>
           <w:sz w:val="22"/>
         </w:rPr>
-        <w:t>Обещаю: не позволю вашей смерти остаться просто трагедией. Правда об этом деле выйдет наружу. Не потому, что я теперь президент, а потому, что так должно быть с любым делом. Иначе чем я лучше тех, кого сменяю?</w:t>
+        <w:t>Обещаю: не позволю твоей смерти остаться просто трагедией. Правда об этом деле выйдет наружу. Не потому, что я теперь президент, а потому, что так должно быть с любым делом. Иначе чем я лучше тех, кого сменяю?</w:t>
       </w:r>
     </w:p>
     <w:p>
@@ -1283,7 +1283,7 @@
           <w:i w:val="0"/>
           <w:sz w:val="22"/>
         </w:rPr>
-        <w:t xml:space="preserve"> Лёша — простите, господин президент, всё никак не привыкну…</w:t>
+        <w:t xml:space="preserve"> Алексей Николаевич — простите, господин президент, всё никак не привыкну…</w:t>
       </w:r>
     </w:p>
     <w:p>
@@ -2961,7 +2961,7 @@
           <w:i w:val="0"/>
           <w:sz w:val="22"/>
         </w:rPr>
-        <w:t>Мам, завтра вы будете в первом ряду. Не прячьтесь за Катю.</w:t>
+        <w:t>Мам, завтра ты будешь в первом ряду. Не прячься за Катю.</w:t>
       </w:r>
     </w:p>
     <w:p>
@@ -3007,7 +3007,7 @@
           <w:i w:val="0"/>
           <w:sz w:val="22"/>
         </w:rPr>
-        <w:t>Вы у меня самая молодая в этом зале будете.</w:t>
+        <w:t>Ты у меня самая молодая в этом зале будешь.</w:t>
       </w:r>
     </w:p>
     <w:p>
@@ -3063,7 +3063,7 @@
           <w:i w:val="0"/>
           <w:sz w:val="22"/>
         </w:rPr>
-        <w:t>Хочу, чтобы вы знали, мам: что бы ни случилось дальше, я не забуду ни одного из них. Каждое решение, которое приму, будет хоть немного и для них тоже.</w:t>
+        <w:t>Хочу, чтобы ты знала, мам: что бы ни случилось дальше, я не забуду ни одного из них. Каждое решение, которое приму, будет хоть немного и для них тоже.</w:t>
       </w:r>
     </w:p>
     <w:p>

--- a/보관본/러시아 인권변호사/Word/4부/4부_12화_취임_전야.docx
+++ b/보관본/러시아 인권변호사/Word/4부/4부_12화_취임_전야.docx
@@ -111,7 +111,7 @@
           <w:i w:val="0"/>
           <w:sz w:val="22"/>
         </w:rPr>
-        <w:t xml:space="preserve"> Виктор Петрович. Завтра инаугурация. Президент России — Алексей Орлов, ваш бывший стажёр из конторы с протекающим потолком.</w:t>
+        <w:t xml:space="preserve"> Виктор Петрович. Завтра инаугурация. Президент России — Алексей Орлов, ваш бывший стажёр из новокруцкой конторы.</w:t>
       </w:r>
     </w:p>
     <w:p>
@@ -2324,7 +2324,7 @@
           <w:i w:val="0"/>
           <w:sz w:val="22"/>
         </w:rPr>
-        <w:t>Особенно при министрах. Пусть знают, что у президента есть человек, который помнит его с ведром под протекающим потолком.</w:t>
+        <w:t>Особенно при министрах. Пусть знают, что у президента есть человек, который помнит его с ведром под протекающим потолком московской конторы.</w:t>
       </w:r>
     </w:p>
     <w:p>
@@ -3201,7 +3201,7 @@
           <w:i w:val="0"/>
           <w:sz w:val="22"/>
         </w:rPr>
-        <w:t xml:space="preserve"> «Нельзя ставить на сцене заряженное ружьё, если никто не имеет в виду выстрелить из него», — сказала мне Ольга Викторовна через стекло. Весь этот путь, от конторы с протекающим потолком до завтрашнего дня, и был этим ружьём. Оно выстрелило.</w:t>
+        <w:t xml:space="preserve"> «Нельзя ставить на сцене заряженное ружьё, если никто не имеет в виду выстрелить из него», — сказала мне Ольга Викторовна через стекло. Весь этот путь, от новокруцкой конторы Виктора Петровича до завтрашнего дня, и был этим ружьём. Оно выстрелило.</w:t>
       </w:r>
     </w:p>
     <w:p>
@@ -3617,7 +3617,7 @@
           <w:i w:val="0"/>
           <w:sz w:val="22"/>
         </w:rPr>
-        <w:t xml:space="preserve"> — 한국어 해설: 2화에서 올가가 유리 너머로 남긴 비유를 료샤가 취임 전야에 회수한다. "노보크루츠크의 천장 새는 사무실에서 여기까지의 길 전체가 그 총이었고, 이제 발사됐다" (장면 9).</w:t>
+        <w:t xml:space="preserve"> — 한국어 해설: 2화에서 올가가 유리 너머로 남긴 비유를 료샤가 취임 전야에 회수한다. "노보크루츠크의 비코프 사무소에서 여기까지의 길 전체가 그 총이었고, 이제 발사됐다" (장면 9).</w:t>
       </w:r>
     </w:p>
     <w:p>

--- a/보관본/러시아 인권변호사/Word/4부/4부_12화_취임_전야.docx
+++ b/보관본/러시아 인권변호사/Word/4부/4부_12화_취임_전야.docx
@@ -36,7 +36,7 @@
           <w:i w:val="0"/>
           <w:sz w:val="22"/>
         </w:rPr>
-        <w:t>알렉세이 “료샤” 오를로프(대통령 당선인) / 안나 오를로바 / 조야 페트로브나(비코프의 35년 지기) / 미하일 예고로비치 촐칸(화상) / 세묜·갈리나 두빈(화상) / 카탸 리시나 / 이리나 마르첸코 / 파벨 게나디예비치 그리신 / 아나톨리 그레벤시코프 / 세르게이 크릴로프(전화) / 발레리 페트로비치 쿠즈민(언급만)</w:t>
+        <w:t>알렉세이 “료샤” 오를로프(대통령 당선인) / 안나 오를로바 / 조야 페트로브나(비코프의 35년 지기) / 미하일 예고로비치 촐칸(화상) / 세묜·갈리나 두빈(화상) / 카탸 리시나 / 이리나 마르첸코 / 파벨 게나디예비치 그리신 / 아나톨리 그레벤시코프 / 세르게이 크릴로프(전화) / 발레리 페트로비치 쿠즈민(언급만) / 경호원(신규, 무명)</w:t>
       </w:r>
     </w:p>
     <w:p>
@@ -62,7 +62,7 @@
           <w:i w:val="0"/>
           <w:sz w:val="22"/>
         </w:rPr>
-        <w:t>11화 당선의 밤으로부터 약 한 달 뒤, 취임식 전날. 료샤는 취임 준비 대신 조용히 그를 이 자리로 이끈 사람들을 찾아 나선다. 오전에는 노보크루츠크의 비코프와 아버지 무덤, 오후에는 모스크바로 돌아와 인선을 마무리한다.</w:t>
+        <w:t>11화 당선의 밤으로부터 약 한 달 뒤, 취임식 전날. 료샤는 취임 준비 대신 조용히 그를 이 자리로 이끈 사람들을 찾아 나선다. 오전에는 노보크루츠크의 비코프와 아버지 무덤과 조야의 부엌, 오후에는 모스크바로 돌아와 인선을 마무리한다.</w:t>
       </w:r>
     </w:p>
     <w:p>
@@ -902,22 +902,13 @@
           <w:color w:val="1F3864"/>
           <w:sz w:val="26"/>
         </w:rPr>
-        <w:t>장면 4 — 오후, 타이볼라와의 화상 연결</w:t>
+        <w:t>장면 4 — 오전, 조야의 부엌에서 차 한 잔</w:t>
       </w:r>
     </w:p>
     <w:p>
       <w:pPr>
         <w:spacing w:before="0" w:after="110" w:line="300" w:lineRule="auto"/>
       </w:pPr>
-      <w:r>
-        <w:rPr>
-          <w:rFonts w:ascii="Times New Roman" w:hAnsi="Times New Roman" w:eastAsia="Malgun Gothic"/>
-          <w:b/>
-          <w:i w:val="0"/>
-          <w:sz w:val="22"/>
-        </w:rPr>
-        <w:t xml:space="preserve">Михаил: </w:t>
-      </w:r>
       <w:r>
         <w:rPr>
           <w:rFonts w:ascii="Times New Roman" w:hAnsi="Times New Roman" w:eastAsia="Malgun Gothic"/>
@@ -926,16 +917,7 @@
           <w:color w:val="555555"/>
           <w:sz w:val="22"/>
         </w:rPr>
-        <w:t>(по видеосвязи из Тайболы)</w:t>
-      </w:r>
-      <w:r>
-        <w:rPr>
-          <w:rFonts w:ascii="Times New Roman" w:hAnsi="Times New Roman" w:eastAsia="Malgun Gothic"/>
-          <w:b w:val="0"/>
-          <w:i w:val="0"/>
-          <w:sz w:val="22"/>
-        </w:rPr>
-        <w:t xml:space="preserve"> Алексей Николаевич — то есть, простите, господин президент…</w:t>
+        <w:t>(Маленькая кухня Зои Петровны. На подоконнике, на холодильнике и даже на табуретке — стопки папок. У подъезда ждёт машина, охранник поднимается вслед за Лёшей и остаётся на лестничной площадке.)</w:t>
       </w:r>
     </w:p>
     <w:p>
@@ -949,7 +931,7 @@
           <w:i w:val="0"/>
           <w:sz w:val="22"/>
         </w:rPr>
-        <w:t xml:space="preserve">Лёша: </w:t>
+        <w:t xml:space="preserve">Зоя: </w:t>
       </w:r>
       <w:r>
         <w:rPr>
@@ -958,7 +940,7 @@
           <w:i w:val="0"/>
           <w:sz w:val="22"/>
         </w:rPr>
-        <w:t>Михаил Егорович, для вас я всегда просто Алексей Николаевич. Как Тайбола?</w:t>
+        <w:t>Разувайся, не разувайся — как хочешь. Тапочки вон, гостевые.</w:t>
       </w:r>
     </w:p>
     <w:p>
@@ -972,7 +954,7 @@
           <w:i w:val="0"/>
           <w:sz w:val="22"/>
         </w:rPr>
-        <w:t xml:space="preserve">Михаил: </w:t>
+        <w:t xml:space="preserve">Лёша: </w:t>
       </w:r>
       <w:r>
         <w:rPr>
@@ -981,7 +963,7 @@
           <w:i w:val="0"/>
           <w:sz w:val="22"/>
         </w:rPr>
-        <w:t>Держится. Запись о прекращении лицензии «Литвиновметалла» так и стоит в реестре. Земля наконец наша, без всяких «но».</w:t>
+        <w:t>Да я ненадолго, Зоя Петровна. Меня в Москве к обеду ждут.</w:t>
       </w:r>
     </w:p>
     <w:p>
@@ -995,7 +977,7 @@
           <w:i w:val="0"/>
           <w:sz w:val="22"/>
         </w:rPr>
-        <w:t xml:space="preserve">Лёша: </w:t>
+        <w:t xml:space="preserve">Зоя: </w:t>
       </w:r>
       <w:r>
         <w:rPr>
@@ -1004,7 +986,7 @@
           <w:i w:val="0"/>
           <w:sz w:val="22"/>
         </w:rPr>
-        <w:t>А работы? Техника ушла?</w:t>
+        <w:t>Ненадолго — это на одну чашку. Садись. Чайник уже греется.</w:t>
       </w:r>
     </w:p>
     <w:p>
@@ -1018,7 +1000,7 @@
           <w:i w:val="0"/>
           <w:sz w:val="22"/>
         </w:rPr>
-        <w:t xml:space="preserve">Михаил: </w:t>
+        <w:t xml:space="preserve">Лёша: </w:t>
       </w:r>
       <w:r>
         <w:rPr>
@@ -1027,7 +1009,7 @@
           <w:i w:val="0"/>
           <w:sz w:val="22"/>
         </w:rPr>
-        <w:t>Ушла, вся. Последний самосвал уехал на прошлой неделе. Ребята за ним шли до моста — проверить, что правда уехал.</w:t>
+        <w:t>Вы только не суетитесь, пожалуйста.</w:t>
       </w:r>
     </w:p>
     <w:p>
@@ -1041,7 +1023,7 @@
           <w:i w:val="0"/>
           <w:sz w:val="22"/>
         </w:rPr>
-        <w:t xml:space="preserve">Лёша: </w:t>
+        <w:t xml:space="preserve">Зоя: </w:t>
       </w:r>
       <w:r>
         <w:rPr>
@@ -1050,7 +1032,7 @@
           <w:i w:val="0"/>
           <w:sz w:val="22"/>
         </w:rPr>
-        <w:t>Ольга Викторовна была бы счастлива это услышать.</w:t>
+        <w:t>Я не суечусь. Я хозяйничаю. Это разные вещи. Тебе покрепче?</w:t>
       </w:r>
     </w:p>
     <w:p>
@@ -1064,7 +1046,7 @@
           <w:i w:val="0"/>
           <w:sz w:val="22"/>
         </w:rPr>
-        <w:t xml:space="preserve">Михаил: </w:t>
+        <w:t xml:space="preserve">Лёша: </w:t>
       </w:r>
       <w:r>
         <w:rPr>
@@ -1073,7 +1055,7 @@
           <w:i w:val="0"/>
           <w:sz w:val="22"/>
         </w:rPr>
-        <w:t>Мы положили камень у въезда в посёлок. Без надписи, просто камень с дороги, где её арестовали. Она не любила громких слов.</w:t>
+        <w:t>Покрепче. И без сахара.</w:t>
       </w:r>
     </w:p>
     <w:p>
@@ -1087,7 +1069,7 @@
           <w:i w:val="0"/>
           <w:sz w:val="22"/>
         </w:rPr>
-        <w:t xml:space="preserve">Лёша: </w:t>
+        <w:t xml:space="preserve">Зоя: </w:t>
       </w:r>
       <w:r>
         <w:rPr>
@@ -1096,7 +1078,7 @@
           <w:i w:val="0"/>
           <w:sz w:val="22"/>
         </w:rPr>
-        <w:t>С той самой дороги…</w:t>
+        <w:t>Без сахара он. А варенье? Смородиновое.</w:t>
       </w:r>
     </w:p>
     <w:p>
@@ -1110,7 +1092,7 @@
           <w:i w:val="0"/>
           <w:sz w:val="22"/>
         </w:rPr>
-        <w:t xml:space="preserve">Михаил: </w:t>
+        <w:t xml:space="preserve">Лёша: </w:t>
       </w:r>
       <w:r>
         <w:rPr>
@@ -1119,7 +1101,7 @@
           <w:i w:val="0"/>
           <w:sz w:val="22"/>
         </w:rPr>
-        <w:t>С той самой. Старики сказали — пусть лежит там, где она стояла. Дети теперь кладут на него шишки. Никто их не учил.</w:t>
+        <w:t>От варенья не откажусь.</w:t>
       </w:r>
     </w:p>
     <w:p>
@@ -1133,7 +1115,7 @@
           <w:i w:val="0"/>
           <w:sz w:val="22"/>
         </w:rPr>
-        <w:t xml:space="preserve">Лёша: </w:t>
+        <w:t xml:space="preserve">Зоя: </w:t>
       </w:r>
       <w:r>
         <w:rPr>
@@ -1142,129 +1124,7 @@
           <w:i w:val="0"/>
           <w:sz w:val="22"/>
         </w:rPr>
-        <w:t>Это на неё похоже. Приеду, Михаил Егорович. Обещаю.</w:t>
-      </w:r>
-    </w:p>
-    <w:p>
-      <w:pPr>
-        <w:spacing w:before="0" w:after="110" w:line="300" w:lineRule="auto"/>
-      </w:pPr>
-      <w:r>
-        <w:rPr>
-          <w:rFonts w:ascii="Times New Roman" w:hAnsi="Times New Roman" w:eastAsia="Malgun Gothic"/>
-          <w:b/>
-          <w:i w:val="0"/>
-          <w:sz w:val="22"/>
-        </w:rPr>
-        <w:t xml:space="preserve">Михаил: </w:t>
-      </w:r>
-      <w:r>
-        <w:rPr>
-          <w:rFonts w:ascii="Times New Roman" w:hAnsi="Times New Roman" w:eastAsia="Malgun Gothic"/>
-          <w:b w:val="0"/>
-          <w:i w:val="0"/>
-          <w:sz w:val="22"/>
-        </w:rPr>
-        <w:t>Приезжайте не как президент. Как человек, который тогда стоял с нами на дороге.</w:t>
-      </w:r>
-    </w:p>
-    <w:p>
-      <w:pPr>
-        <w:spacing w:before="0" w:after="110" w:line="300" w:lineRule="auto"/>
-      </w:pPr>
-      <w:r>
-        <w:rPr>
-          <w:rFonts w:ascii="Times New Roman" w:hAnsi="Times New Roman" w:eastAsia="Malgun Gothic"/>
-          <w:b/>
-          <w:i w:val="0"/>
-          <w:sz w:val="22"/>
-        </w:rPr>
-        <w:t xml:space="preserve">Лёша: </w:t>
-      </w:r>
-      <w:r>
-        <w:rPr>
-          <w:rFonts w:ascii="Times New Roman" w:hAnsi="Times New Roman" w:eastAsia="Malgun Gothic"/>
-          <w:b w:val="0"/>
-          <w:i w:val="0"/>
-          <w:sz w:val="22"/>
-        </w:rPr>
-        <w:t>Только так и приеду, Михаил Егорович. Без кортежа. Как тогда.</w:t>
-      </w:r>
-    </w:p>
-    <w:p>
-      <w:pPr>
-        <w:spacing w:before="0" w:after="110" w:line="300" w:lineRule="auto"/>
-      </w:pPr>
-      <w:r>
-        <w:rPr>
-          <w:rFonts w:ascii="Times New Roman" w:hAnsi="Times New Roman" w:eastAsia="Malgun Gothic"/>
-          <w:b/>
-          <w:i w:val="0"/>
-          <w:sz w:val="22"/>
-        </w:rPr>
-        <w:t xml:space="preserve">Михаил: </w:t>
-      </w:r>
-      <w:r>
-        <w:rPr>
-          <w:rFonts w:ascii="Times New Roman" w:hAnsi="Times New Roman" w:eastAsia="Malgun Gothic"/>
-          <w:b w:val="0"/>
-          <w:i w:val="0"/>
-          <w:sz w:val="22"/>
-        </w:rPr>
-        <w:t>Как тогда — это пешком по грязи от трассы?</w:t>
-      </w:r>
-    </w:p>
-    <w:p>
-      <w:pPr>
-        <w:spacing w:before="0" w:after="110" w:line="300" w:lineRule="auto"/>
-      </w:pPr>
-      <w:r>
-        <w:rPr>
-          <w:rFonts w:ascii="Times New Roman" w:hAnsi="Times New Roman" w:eastAsia="Malgun Gothic"/>
-          <w:b/>
-          <w:i w:val="0"/>
-          <w:sz w:val="22"/>
-        </w:rPr>
-        <w:t xml:space="preserve">Лёша: </w:t>
-      </w:r>
-      <w:r>
-        <w:rPr>
-          <w:rFonts w:ascii="Times New Roman" w:hAnsi="Times New Roman" w:eastAsia="Malgun Gothic"/>
-          <w:b w:val="0"/>
-          <w:i w:val="0"/>
-          <w:sz w:val="22"/>
-        </w:rPr>
-        <w:t>Значит, пешком по грязи.</w:t>
-      </w:r>
-    </w:p>
-    <w:p>
-      <w:pPr>
-        <w:keepNext/>
-        <w:spacing w:before="320" w:after="140"/>
-      </w:pPr>
-      <w:r>
-        <w:rPr>
-          <w:rFonts w:ascii="Times New Roman" w:hAnsi="Times New Roman" w:eastAsia="Malgun Gothic"/>
-          <w:b/>
-          <w:i w:val="0"/>
-          <w:color w:val="1F3864"/>
-          <w:sz w:val="26"/>
-        </w:rPr>
-        <w:t>장면 5 — 세묜·갈리나와의 재회</w:t>
-      </w:r>
-    </w:p>
-    <w:p>
-      <w:pPr>
-        <w:spacing w:before="0" w:after="110" w:line="300" w:lineRule="auto"/>
-      </w:pPr>
-      <w:r>
-        <w:rPr>
-          <w:rFonts w:ascii="Times New Roman" w:hAnsi="Times New Roman" w:eastAsia="Malgun Gothic"/>
-          <w:b/>
-          <w:i w:val="0"/>
-          <w:sz w:val="22"/>
-        </w:rPr>
-        <w:t xml:space="preserve">Семён: </w:t>
+        <w:t xml:space="preserve">Ещё бы ты отказался. </w:t>
       </w:r>
       <w:r>
         <w:rPr>
@@ -1274,7 +1134,7 @@
           <w:color w:val="555555"/>
           <w:sz w:val="22"/>
         </w:rPr>
-        <w:t>(по видеосвязи)</w:t>
+        <w:t>(ставит на стол розетку, хлеб, масло)</w:t>
       </w:r>
       <w:r>
         <w:rPr>
@@ -1283,122 +1143,7 @@
           <w:i w:val="0"/>
           <w:sz w:val="22"/>
         </w:rPr>
-        <w:t xml:space="preserve"> Алексей Николаевич — простите, господин президент, всё никак не привыкну…</w:t>
-      </w:r>
-    </w:p>
-    <w:p>
-      <w:pPr>
-        <w:spacing w:before="0" w:after="110" w:line="300" w:lineRule="auto"/>
-      </w:pPr>
-      <w:r>
-        <w:rPr>
-          <w:rFonts w:ascii="Times New Roman" w:hAnsi="Times New Roman" w:eastAsia="Malgun Gothic"/>
-          <w:b/>
-          <w:i w:val="0"/>
-          <w:sz w:val="22"/>
-        </w:rPr>
-        <w:t xml:space="preserve">Лёша: </w:t>
-      </w:r>
-      <w:r>
-        <w:rPr>
-          <w:rFonts w:ascii="Times New Roman" w:hAnsi="Times New Roman" w:eastAsia="Malgun Gothic"/>
-          <w:b w:val="0"/>
-          <w:i w:val="0"/>
-          <w:sz w:val="22"/>
-        </w:rPr>
-        <w:t>Семён Иванович, зовите как раньше. Мне ваша дружба важнее титула.</w:t>
-      </w:r>
-    </w:p>
-    <w:p>
-      <w:pPr>
-        <w:spacing w:before="0" w:after="110" w:line="300" w:lineRule="auto"/>
-      </w:pPr>
-      <w:r>
-        <w:rPr>
-          <w:rFonts w:ascii="Times New Roman" w:hAnsi="Times New Roman" w:eastAsia="Malgun Gothic"/>
-          <w:b/>
-          <w:i w:val="0"/>
-          <w:sz w:val="22"/>
-        </w:rPr>
-        <w:t xml:space="preserve">Галина: </w:t>
-      </w:r>
-      <w:r>
-        <w:rPr>
-          <w:rFonts w:ascii="Times New Roman" w:hAnsi="Times New Roman" w:eastAsia="Malgun Gothic"/>
-          <w:b w:val="0"/>
-          <w:i w:val="0"/>
-          <w:sz w:val="22"/>
-        </w:rPr>
-        <w:t>Мы будем смотреть инаугурацию всем двором, Алексей Николаевич. Даже Кузьмин обещал прийти, представляете?</w:t>
-      </w:r>
-    </w:p>
-    <w:p>
-      <w:pPr>
-        <w:spacing w:before="0" w:after="110" w:line="300" w:lineRule="auto"/>
-      </w:pPr>
-      <w:r>
-        <w:rPr>
-          <w:rFonts w:ascii="Times New Roman" w:hAnsi="Times New Roman" w:eastAsia="Malgun Gothic"/>
-          <w:b/>
-          <w:i w:val="0"/>
-          <w:sz w:val="22"/>
-        </w:rPr>
-        <w:t xml:space="preserve">Лёша: </w:t>
-      </w:r>
-      <w:r>
-        <w:rPr>
-          <w:rFonts w:ascii="Times New Roman" w:hAnsi="Times New Roman" w:eastAsia="Malgun Gothic"/>
-          <w:b w:val="0"/>
-          <w:i w:val="0"/>
-          <w:sz w:val="22"/>
-        </w:rPr>
-        <w:t>Валерий Петрович? Тот самый, что косо смотрел на отца из-за меня?</w:t>
-      </w:r>
-    </w:p>
-    <w:p>
-      <w:pPr>
-        <w:spacing w:before="0" w:after="110" w:line="300" w:lineRule="auto"/>
-      </w:pPr>
-      <w:r>
-        <w:rPr>
-          <w:rFonts w:ascii="Times New Roman" w:hAnsi="Times New Roman" w:eastAsia="Malgun Gothic"/>
-          <w:b/>
-          <w:i w:val="0"/>
-          <w:sz w:val="22"/>
-        </w:rPr>
-        <w:t xml:space="preserve">Семён: </w:t>
-      </w:r>
-      <w:r>
-        <w:rPr>
-          <w:rFonts w:ascii="Times New Roman" w:hAnsi="Times New Roman" w:eastAsia="Malgun Gothic"/>
-          <w:b w:val="0"/>
-          <w:i w:val="0"/>
-          <w:sz w:val="22"/>
-        </w:rPr>
-        <w:t>Времена меняются. Теперь он всем рассказывает, что «всегда знал, что из мальчишки Орловых выйдет толк».</w:t>
-      </w:r>
-    </w:p>
-    <w:p>
-      <w:pPr>
-        <w:spacing w:before="0" w:after="110" w:line="300" w:lineRule="auto"/>
-      </w:pPr>
-      <w:r>
-        <w:rPr>
-          <w:rFonts w:ascii="Times New Roman" w:hAnsi="Times New Roman" w:eastAsia="Malgun Gothic"/>
-          <w:b/>
-          <w:i w:val="0"/>
-          <w:sz w:val="22"/>
-        </w:rPr>
-        <w:t xml:space="preserve">Галина: </w:t>
-      </w:r>
-      <w:r>
-        <w:rPr>
-          <w:rFonts w:ascii="Times New Roman" w:hAnsi="Times New Roman" w:eastAsia="Malgun Gothic"/>
-          <w:b w:val="0"/>
-          <w:i w:val="0"/>
-          <w:sz w:val="22"/>
-        </w:rPr>
-        <w:t>А сам, между прочим, спрашивает, нельзя ли ему пригласительный на инаугурацию. Для внука.</w:t>
+        <w:t xml:space="preserve"> Бери, не стесняйся.</w:t>
       </w:r>
     </w:p>
     <w:p>
@@ -1422,7 +1167,7 @@
           <w:color w:val="555555"/>
           <w:sz w:val="22"/>
         </w:rPr>
-        <w:t>(смеётся)</w:t>
+        <w:t>(оглядывается на дверь)</w:t>
       </w:r>
       <w:r>
         <w:rPr>
@@ -1431,7 +1176,7 @@
           <w:i w:val="0"/>
           <w:sz w:val="22"/>
         </w:rPr>
-        <w:t xml:space="preserve"> Передайте Валерию Петровичу, что пригласительных у меня меньше, чем соседей в Новокруцке. Пусть смотрит с вами, во дворе.</w:t>
+        <w:t xml:space="preserve"> Зоя Петровна, а охранник мой там, на лестнице, стоит… Как-то нехорошо.</w:t>
       </w:r>
     </w:p>
     <w:p>
@@ -1445,7 +1190,7 @@
           <w:i w:val="0"/>
           <w:sz w:val="22"/>
         </w:rPr>
-        <w:t xml:space="preserve">Семён: </w:t>
+        <w:t xml:space="preserve">Зоя: </w:t>
       </w:r>
       <w:r>
         <w:rPr>
@@ -1454,7 +1199,7 @@
           <w:i w:val="0"/>
           <w:sz w:val="22"/>
         </w:rPr>
-        <w:t>Передадим. Ему полезно посидеть во дворе с простыми людьми.</w:t>
+        <w:t>Так зови его сюда. Что он, как сирота, под дверью топчется?</w:t>
       </w:r>
     </w:p>
     <w:p>
@@ -1478,7 +1223,7 @@
           <w:color w:val="555555"/>
           <w:sz w:val="22"/>
         </w:rPr>
-        <w:t>(смеётся впервые за день)</w:t>
+        <w:t>(выглядывает в прихожую)</w:t>
       </w:r>
       <w:r>
         <w:rPr>
@@ -1487,7 +1232,7 @@
           <w:i w:val="0"/>
           <w:sz w:val="22"/>
         </w:rPr>
-        <w:t xml:space="preserve"> Люди действительно меняются, кажется.</w:t>
+        <w:t xml:space="preserve"> Зайдите, пожалуйста. Хозяйка приглашает.</w:t>
       </w:r>
     </w:p>
     <w:p>
@@ -1501,62 +1246,7 @@
           <w:i w:val="0"/>
           <w:sz w:val="22"/>
         </w:rPr>
-        <w:t xml:space="preserve">Галина: </w:t>
-      </w:r>
-      <w:r>
-        <w:rPr>
-          <w:rFonts w:ascii="Times New Roman" w:hAnsi="Times New Roman" w:eastAsia="Malgun Gothic"/>
-          <w:b w:val="0"/>
-          <w:i w:val="0"/>
-          <w:sz w:val="22"/>
-        </w:rPr>
-        <w:t>А молоко у нас, между прочим, опять подорожало. Это я не к празднику, это я к работе.</w:t>
-      </w:r>
-    </w:p>
-    <w:p>
-      <w:pPr>
-        <w:spacing w:before="0" w:after="110" w:line="300" w:lineRule="auto"/>
-      </w:pPr>
-      <w:r>
-        <w:rPr>
-          <w:rFonts w:ascii="Times New Roman" w:hAnsi="Times New Roman" w:eastAsia="Malgun Gothic"/>
-          <w:b/>
-          <w:i w:val="0"/>
-          <w:sz w:val="22"/>
-        </w:rPr>
-        <w:t xml:space="preserve">Лёша: </w:t>
-      </w:r>
-      <w:r>
-        <w:rPr>
-          <w:rFonts w:ascii="Times New Roman" w:hAnsi="Times New Roman" w:eastAsia="Malgun Gothic"/>
-          <w:b w:val="0"/>
-          <w:i w:val="0"/>
-          <w:sz w:val="22"/>
-        </w:rPr>
-        <w:t>Запомню, Галина Петровна. Это будет в первом докладе. Честно.</w:t>
-      </w:r>
-    </w:p>
-    <w:p>
-      <w:pPr>
-        <w:spacing w:before="0" w:after="110" w:line="300" w:lineRule="auto"/>
-      </w:pPr>
-      <w:r>
-        <w:rPr>
-          <w:rFonts w:ascii="Times New Roman" w:hAnsi="Times New Roman" w:eastAsia="Malgun Gothic"/>
-          <w:b/>
-          <w:i w:val="0"/>
-          <w:sz w:val="22"/>
-        </w:rPr>
-        <w:t xml:space="preserve">Семён: </w:t>
-      </w:r>
-      <w:r>
-        <w:rPr>
-          <w:rFonts w:ascii="Times New Roman" w:hAnsi="Times New Roman" w:eastAsia="Malgun Gothic"/>
-          <w:b w:val="0"/>
-          <w:i w:val="0"/>
-          <w:sz w:val="22"/>
-        </w:rPr>
-        <w:t xml:space="preserve">Мы вот ещё что хотели сказать, Алексей Николаевич. </w:t>
+        <w:t xml:space="preserve">Охранник: </w:t>
       </w:r>
       <w:r>
         <w:rPr>
@@ -1566,7 +1256,7 @@
           <w:color w:val="555555"/>
           <w:sz w:val="22"/>
         </w:rPr>
-        <w:t>(переглядывается с Галиной)</w:t>
+        <w:t>(в дверях)</w:t>
       </w:r>
       <w:r>
         <w:rPr>
@@ -1575,7 +1265,7 @@
           <w:i w:val="0"/>
           <w:sz w:val="22"/>
         </w:rPr>
-        <w:t xml:space="preserve"> Отец ваш бы гордился. Мы его хорошо помним. Он про вас говорил: «упрямый, в мать».</w:t>
+        <w:t xml:space="preserve"> Спасибо, Алексей Николаевич, мне не положено. Я на площадке постою.</w:t>
       </w:r>
     </w:p>
     <w:p>
@@ -1589,7 +1279,99 @@
           <w:i w:val="0"/>
           <w:sz w:val="22"/>
         </w:rPr>
+        <w:t xml:space="preserve">Зоя: </w:t>
+      </w:r>
+      <w:r>
+        <w:rPr>
+          <w:rFonts w:ascii="Times New Roman" w:hAnsi="Times New Roman" w:eastAsia="Malgun Gothic"/>
+          <w:b w:val="0"/>
+          <w:i w:val="0"/>
+          <w:sz w:val="22"/>
+        </w:rPr>
+        <w:t>Молодой человек, у меня на площадке лампочка третий месяц не горит. Что ты там в темноте увидишь? Заходи, выпей чаю.</w:t>
+      </w:r>
+    </w:p>
+    <w:p>
+      <w:pPr>
+        <w:spacing w:before="0" w:after="110" w:line="300" w:lineRule="auto"/>
+      </w:pPr>
+      <w:r>
+        <w:rPr>
+          <w:rFonts w:ascii="Times New Roman" w:hAnsi="Times New Roman" w:eastAsia="Malgun Gothic"/>
+          <w:b/>
+          <w:i w:val="0"/>
+          <w:sz w:val="22"/>
+        </w:rPr>
+        <w:t xml:space="preserve">Охранник: </w:t>
+      </w:r>
+      <w:r>
+        <w:rPr>
+          <w:rFonts w:ascii="Times New Roman" w:hAnsi="Times New Roman" w:eastAsia="Malgun Gothic"/>
+          <w:b w:val="0"/>
+          <w:i w:val="0"/>
+          <w:sz w:val="22"/>
+        </w:rPr>
+        <w:t>Я на службе, Зоя Петровна.</w:t>
+      </w:r>
+    </w:p>
+    <w:p>
+      <w:pPr>
+        <w:spacing w:before="0" w:after="110" w:line="300" w:lineRule="auto"/>
+      </w:pPr>
+      <w:r>
+        <w:rPr>
+          <w:rFonts w:ascii="Times New Roman" w:hAnsi="Times New Roman" w:eastAsia="Malgun Gothic"/>
+          <w:b/>
+          <w:i w:val="0"/>
+          <w:sz w:val="22"/>
+        </w:rPr>
+        <w:t xml:space="preserve">Зоя: </w:t>
+      </w:r>
+      <w:r>
+        <w:rPr>
+          <w:rFonts w:ascii="Times New Roman" w:hAnsi="Times New Roman" w:eastAsia="Malgun Gothic"/>
+          <w:b w:val="0"/>
+          <w:i w:val="0"/>
+          <w:sz w:val="22"/>
+        </w:rPr>
+        <w:t>На службе тоже чай пьют. Я всю жизнь на службе, знаю.</w:t>
+      </w:r>
+    </w:p>
+    <w:p>
+      <w:pPr>
+        <w:spacing w:before="0" w:after="110" w:line="300" w:lineRule="auto"/>
+      </w:pPr>
+      <w:r>
+        <w:rPr>
+          <w:rFonts w:ascii="Times New Roman" w:hAnsi="Times New Roman" w:eastAsia="Malgun Gothic"/>
+          <w:b/>
+          <w:i w:val="0"/>
+          <w:sz w:val="22"/>
+        </w:rPr>
         <w:t xml:space="preserve">Лёша: </w:t>
+      </w:r>
+      <w:r>
+        <w:rPr>
+          <w:rFonts w:ascii="Times New Roman" w:hAnsi="Times New Roman" w:eastAsia="Malgun Gothic"/>
+          <w:b w:val="0"/>
+          <w:i w:val="0"/>
+          <w:sz w:val="22"/>
+        </w:rPr>
+        <w:t>Зайдите, правда. Под мою ответственность. Окно вот оно, дверь закроем.</w:t>
+      </w:r>
+    </w:p>
+    <w:p>
+      <w:pPr>
+        <w:spacing w:before="0" w:after="110" w:line="300" w:lineRule="auto"/>
+      </w:pPr>
+      <w:r>
+        <w:rPr>
+          <w:rFonts w:ascii="Times New Roman" w:hAnsi="Times New Roman" w:eastAsia="Malgun Gothic"/>
+          <w:b/>
+          <w:i w:val="0"/>
+          <w:sz w:val="22"/>
+        </w:rPr>
+        <w:t xml:space="preserve">Охранник: </w:t>
       </w:r>
       <w:r>
         <w:rPr>
@@ -1599,7 +1381,7 @@
           <w:color w:val="555555"/>
           <w:sz w:val="22"/>
         </w:rPr>
-        <w:t>(тихо)</w:t>
+        <w:t>(после паузы)</w:t>
       </w:r>
       <w:r>
         <w:rPr>
@@ -1608,129 +1390,7 @@
           <w:i w:val="0"/>
           <w:sz w:val="22"/>
         </w:rPr>
-        <w:t xml:space="preserve"> В мать. Да. Спасибо, Семён Иванович.</w:t>
-      </w:r>
-    </w:p>
-    <w:p>
-      <w:pPr>
-        <w:keepNext/>
-        <w:spacing w:before="320" w:after="140"/>
-      </w:pPr>
-      <w:r>
-        <w:rPr>
-          <w:rFonts w:ascii="Times New Roman" w:hAnsi="Times New Roman" w:eastAsia="Malgun Gothic"/>
-          <w:b/>
-          <w:i w:val="0"/>
-          <w:color w:val="1F3864"/>
-          <w:sz w:val="26"/>
-        </w:rPr>
-        <w:t>장면 6 — 모스크바, 정부 구성 논의</w:t>
-      </w:r>
-    </w:p>
-    <w:p>
-      <w:pPr>
-        <w:spacing w:before="0" w:after="110" w:line="300" w:lineRule="auto"/>
-      </w:pPr>
-      <w:r>
-        <w:rPr>
-          <w:rFonts w:ascii="Times New Roman" w:hAnsi="Times New Roman" w:eastAsia="Malgun Gothic"/>
-          <w:b/>
-          <w:i w:val="0"/>
-          <w:sz w:val="22"/>
-        </w:rPr>
-        <w:t xml:space="preserve">Гребенщиков: </w:t>
-      </w:r>
-      <w:r>
-        <w:rPr>
-          <w:rFonts w:ascii="Times New Roman" w:hAnsi="Times New Roman" w:eastAsia="Malgun Gothic"/>
-          <w:b w:val="0"/>
-          <w:i w:val="0"/>
-          <w:sz w:val="22"/>
-        </w:rPr>
-        <w:t>Алексей Николаевич, до завтра нужно окончательно утвердить структуру администрации.</w:t>
-      </w:r>
-    </w:p>
-    <w:p>
-      <w:pPr>
-        <w:spacing w:before="0" w:after="110" w:line="300" w:lineRule="auto"/>
-      </w:pPr>
-      <w:r>
-        <w:rPr>
-          <w:rFonts w:ascii="Times New Roman" w:hAnsi="Times New Roman" w:eastAsia="Malgun Gothic"/>
-          <w:b/>
-          <w:i w:val="0"/>
-          <w:sz w:val="22"/>
-        </w:rPr>
-        <w:t xml:space="preserve">Лёша: </w:t>
-      </w:r>
-      <w:r>
-        <w:rPr>
-          <w:rFonts w:ascii="Times New Roman" w:hAnsi="Times New Roman" w:eastAsia="Malgun Gothic"/>
-          <w:b w:val="0"/>
-          <w:i w:val="0"/>
-          <w:sz w:val="22"/>
-        </w:rPr>
-        <w:t>Катя — руководитель администрации. Ирина — мой личный советник по правовым вопросам, с прямым доступом ко мне в любое время.</w:t>
-      </w:r>
-    </w:p>
-    <w:p>
-      <w:pPr>
-        <w:spacing w:before="0" w:after="110" w:line="300" w:lineRule="auto"/>
-      </w:pPr>
-      <w:r>
-        <w:rPr>
-          <w:rFonts w:ascii="Times New Roman" w:hAnsi="Times New Roman" w:eastAsia="Malgun Gothic"/>
-          <w:b/>
-          <w:i w:val="0"/>
-          <w:sz w:val="22"/>
-        </w:rPr>
-        <w:t xml:space="preserve">Гребенщиков: </w:t>
-      </w:r>
-      <w:r>
-        <w:rPr>
-          <w:rFonts w:ascii="Times New Roman" w:hAnsi="Times New Roman" w:eastAsia="Malgun Gothic"/>
-          <w:b w:val="0"/>
-          <w:i w:val="0"/>
-          <w:sz w:val="22"/>
-        </w:rPr>
-        <w:t>Сильный выбор. Екатерина Ивановна единственная в штабе, кого вы слушаетесь хотя бы через раз.</w:t>
-      </w:r>
-    </w:p>
-    <w:p>
-      <w:pPr>
-        <w:spacing w:before="0" w:after="110" w:line="300" w:lineRule="auto"/>
-      </w:pPr>
-      <w:r>
-        <w:rPr>
-          <w:rFonts w:ascii="Times New Roman" w:hAnsi="Times New Roman" w:eastAsia="Malgun Gothic"/>
-          <w:b/>
-          <w:i w:val="0"/>
-          <w:sz w:val="22"/>
-        </w:rPr>
-        <w:t xml:space="preserve">Лёша: </w:t>
-      </w:r>
-      <w:r>
-        <w:rPr>
-          <w:rFonts w:ascii="Times New Roman" w:hAnsi="Times New Roman" w:eastAsia="Malgun Gothic"/>
-          <w:b w:val="0"/>
-          <w:i w:val="0"/>
-          <w:sz w:val="22"/>
-        </w:rPr>
-        <w:t>Через два, Анатолий Викторович. Не преувеличивайте.</w:t>
-      </w:r>
-    </w:p>
-    <w:p>
-      <w:pPr>
-        <w:spacing w:before="0" w:after="110" w:line="300" w:lineRule="auto"/>
-      </w:pPr>
-      <w:r>
-        <w:rPr>
-          <w:rFonts w:ascii="Times New Roman" w:hAnsi="Times New Roman" w:eastAsia="Malgun Gothic"/>
-          <w:b/>
-          <w:i w:val="0"/>
-          <w:sz w:val="22"/>
-        </w:rPr>
-        <w:t xml:space="preserve">Катя: </w:t>
+        <w:t xml:space="preserve"> Пять минут, Алексей Николаевич. </w:t>
       </w:r>
       <w:r>
         <w:rPr>
@@ -1740,16 +1400,7 @@
           <w:color w:val="555555"/>
           <w:sz w:val="22"/>
         </w:rPr>
-        <w:t>(тихо)</w:t>
-      </w:r>
-      <w:r>
-        <w:rPr>
-          <w:rFonts w:ascii="Times New Roman" w:hAnsi="Times New Roman" w:eastAsia="Malgun Gothic"/>
-          <w:b w:val="0"/>
-          <w:i w:val="0"/>
-          <w:sz w:val="22"/>
-        </w:rPr>
-        <w:t xml:space="preserve"> Спасибо, Алексей Николаевич. Я буду ругаться с вами чаще, чем раньше.</w:t>
+        <w:t>(садится на самый край табуретки)</w:t>
       </w:r>
     </w:p>
     <w:p>
@@ -1763,76 +1414,7 @@
           <w:i w:val="0"/>
           <w:sz w:val="22"/>
         </w:rPr>
-        <w:t xml:space="preserve">Лёша: </w:t>
-      </w:r>
-      <w:r>
-        <w:rPr>
-          <w:rFonts w:ascii="Times New Roman" w:hAnsi="Times New Roman" w:eastAsia="Malgun Gothic"/>
-          <w:b w:val="0"/>
-          <w:i w:val="0"/>
-          <w:sz w:val="22"/>
-        </w:rPr>
-        <w:t>На это и рассчитываю, Катя.</w:t>
-      </w:r>
-    </w:p>
-    <w:p>
-      <w:pPr>
-        <w:spacing w:before="0" w:after="110" w:line="300" w:lineRule="auto"/>
-      </w:pPr>
-      <w:r>
-        <w:rPr>
-          <w:rFonts w:ascii="Times New Roman" w:hAnsi="Times New Roman" w:eastAsia="Malgun Gothic"/>
-          <w:b/>
-          <w:i w:val="0"/>
-          <w:sz w:val="22"/>
-        </w:rPr>
-        <w:t xml:space="preserve">Ирина: </w:t>
-      </w:r>
-      <w:r>
-        <w:rPr>
-          <w:rFonts w:ascii="Times New Roman" w:hAnsi="Times New Roman" w:eastAsia="Malgun Gothic"/>
-          <w:b w:val="0"/>
-          <w:i w:val="0"/>
-          <w:sz w:val="22"/>
-        </w:rPr>
-        <w:t>Алексей Николаевич, я ещё не сдала госэкзамены. Советник президента без диплома — это подарок для Держина.</w:t>
-      </w:r>
-    </w:p>
-    <w:p>
-      <w:pPr>
-        <w:spacing w:before="0" w:after="110" w:line="300" w:lineRule="auto"/>
-      </w:pPr>
-      <w:r>
-        <w:rPr>
-          <w:rFonts w:ascii="Times New Roman" w:hAnsi="Times New Roman" w:eastAsia="Malgun Gothic"/>
-          <w:b/>
-          <w:i w:val="0"/>
-          <w:sz w:val="22"/>
-        </w:rPr>
-        <w:t xml:space="preserve">Лёша: </w:t>
-      </w:r>
-      <w:r>
-        <w:rPr>
-          <w:rFonts w:ascii="Times New Roman" w:hAnsi="Times New Roman" w:eastAsia="Malgun Gothic"/>
-          <w:b w:val="0"/>
-          <w:i w:val="0"/>
-          <w:sz w:val="22"/>
-        </w:rPr>
-        <w:t>Сдадите. А пока будете советником, которого проверяют строже всех остальных. Вы же сами этого хотели бы.</w:t>
-      </w:r>
-    </w:p>
-    <w:p>
-      <w:pPr>
-        <w:spacing w:before="0" w:after="110" w:line="300" w:lineRule="auto"/>
-      </w:pPr>
-      <w:r>
-        <w:rPr>
-          <w:rFonts w:ascii="Times New Roman" w:hAnsi="Times New Roman" w:eastAsia="Malgun Gothic"/>
-          <w:b/>
-          <w:i w:val="0"/>
-          <w:sz w:val="22"/>
-        </w:rPr>
-        <w:t xml:space="preserve">Ирина: </w:t>
+        <w:t xml:space="preserve">Охранник: </w:t>
       </w:r>
       <w:r>
         <w:rPr>
@@ -1842,7 +1424,7 @@
           <w:color w:val="555555"/>
           <w:sz w:val="22"/>
         </w:rPr>
-        <w:t>(после паузы)</w:t>
+        <w:t>(пробует варенье)</w:t>
       </w:r>
       <w:r>
         <w:rPr>
@@ -1851,7 +1433,7 @@
           <w:i w:val="0"/>
           <w:sz w:val="22"/>
         </w:rPr>
-        <w:t xml:space="preserve"> Хотела бы.</w:t>
+        <w:t xml:space="preserve"> Сами варили?</w:t>
       </w:r>
     </w:p>
     <w:p>
@@ -1865,7 +1447,7 @@
           <w:i w:val="0"/>
           <w:sz w:val="22"/>
         </w:rPr>
-        <w:t xml:space="preserve">Катя: </w:t>
+        <w:t xml:space="preserve">Зоя: </w:t>
       </w:r>
       <w:r>
         <w:rPr>
@@ -1874,7 +1456,53 @@
           <w:i w:val="0"/>
           <w:sz w:val="22"/>
         </w:rPr>
-        <w:t>А Крылов?</w:t>
+        <w:t>Сама. Каждый август. Хоть руки уже и не те.</w:t>
+      </w:r>
+    </w:p>
+    <w:p>
+      <w:pPr>
+        <w:spacing w:before="0" w:after="110" w:line="300" w:lineRule="auto"/>
+      </w:pPr>
+      <w:r>
+        <w:rPr>
+          <w:rFonts w:ascii="Times New Roman" w:hAnsi="Times New Roman" w:eastAsia="Malgun Gothic"/>
+          <w:b/>
+          <w:i w:val="0"/>
+          <w:sz w:val="22"/>
+        </w:rPr>
+        <w:t xml:space="preserve">Охранник: </w:t>
+      </w:r>
+      <w:r>
+        <w:rPr>
+          <w:rFonts w:ascii="Times New Roman" w:hAnsi="Times New Roman" w:eastAsia="Malgun Gothic"/>
+          <w:b w:val="0"/>
+          <w:i w:val="0"/>
+          <w:sz w:val="22"/>
+        </w:rPr>
+        <w:t>У меня бабушка тоже смородиновое варит. Только сахару кладёт столько, что ложка стоит.</w:t>
+      </w:r>
+    </w:p>
+    <w:p>
+      <w:pPr>
+        <w:spacing w:before="0" w:after="110" w:line="300" w:lineRule="auto"/>
+      </w:pPr>
+      <w:r>
+        <w:rPr>
+          <w:rFonts w:ascii="Times New Roman" w:hAnsi="Times New Roman" w:eastAsia="Malgun Gothic"/>
+          <w:b/>
+          <w:i w:val="0"/>
+          <w:sz w:val="22"/>
+        </w:rPr>
+        <w:t xml:space="preserve">Зоя: </w:t>
+      </w:r>
+      <w:r>
+        <w:rPr>
+          <w:rFonts w:ascii="Times New Roman" w:hAnsi="Times New Roman" w:eastAsia="Malgun Gothic"/>
+          <w:b w:val="0"/>
+          <w:i w:val="0"/>
+          <w:sz w:val="22"/>
+        </w:rPr>
+        <w:t>Правильно кладёт. Без сахара до весны не доживёт.</w:t>
       </w:r>
     </w:p>
     <w:p>
@@ -1898,7 +1526,7 @@
           <w:color w:val="555555"/>
           <w:sz w:val="22"/>
         </w:rPr>
-        <w:t>(после паузы)</w:t>
+        <w:t>(оглядывая кухню)</w:t>
       </w:r>
       <w:r>
         <w:rPr>
@@ -1907,7 +1535,7 @@
           <w:i w:val="0"/>
           <w:sz w:val="22"/>
         </w:rPr>
-        <w:t xml:space="preserve"> Крылов остаётся на переходный период — под усиленным гражданским контролем. Полную реформу силовых структур за одну ночь не проведёшь, но начнём немедленно.</w:t>
+        <w:t xml:space="preserve"> А папок у вас меньше не стало.</w:t>
       </w:r>
     </w:p>
     <w:p>
@@ -1921,7 +1549,7 @@
           <w:i w:val="0"/>
           <w:sz w:val="22"/>
         </w:rPr>
-        <w:t xml:space="preserve">Гребенщиков: </w:t>
+        <w:t xml:space="preserve">Зоя: </w:t>
       </w:r>
       <w:r>
         <w:rPr>
@@ -1930,7 +1558,7 @@
           <w:i w:val="0"/>
           <w:sz w:val="22"/>
         </w:rPr>
-        <w:t>А Павел?</w:t>
+        <w:t>Больше стало. Антресоли уже не закрываются. А выбросить — рука не поднимается.</w:t>
       </w:r>
     </w:p>
     <w:p>
@@ -1953,7 +1581,7 @@
           <w:i w:val="0"/>
           <w:sz w:val="22"/>
         </w:rPr>
-        <w:t>Паша отказался от официальной должности. Сказал, что хочет остаться независимым юристом, и я его понимаю. Ему нужно самому выстроить новую репутацию, не через меня.</w:t>
+        <w:t>Давайте я как-нибудь приеду, помогу разобрать.</w:t>
       </w:r>
     </w:p>
     <w:p>
@@ -1967,7 +1595,7 @@
           <w:i w:val="0"/>
           <w:sz w:val="22"/>
         </w:rPr>
-        <w:t xml:space="preserve">Гребенщиков: </w:t>
+        <w:t xml:space="preserve">Зоя: </w:t>
       </w:r>
       <w:r>
         <w:rPr>
@@ -1976,7 +1604,7 @@
           <w:i w:val="0"/>
           <w:sz w:val="22"/>
         </w:rPr>
-        <w:t>А я? Вы ни слова не сказали обо мне.</w:t>
+        <w:t>«Как-нибудь». Витя тоже вечно говорил «как-нибудь».</w:t>
       </w:r>
     </w:p>
     <w:p>
@@ -1999,7 +1627,7 @@
           <w:i w:val="0"/>
           <w:sz w:val="22"/>
         </w:rPr>
-        <w:t>Вы, Анатолий Викторович, скажете сами, кем хотите быть. Я слишком хорошо помню, что вы всегда выбираете сами.</w:t>
+        <w:t>Зоя Петровна, а вы-то сами как? Давление, сердце?</w:t>
       </w:r>
     </w:p>
     <w:p>
@@ -2013,7 +1641,168 @@
           <w:i w:val="0"/>
           <w:sz w:val="22"/>
         </w:rPr>
-        <w:t xml:space="preserve">Гребенщиков: </w:t>
+        <w:t xml:space="preserve">Зоя: </w:t>
+      </w:r>
+      <w:r>
+        <w:rPr>
+          <w:rFonts w:ascii="Times New Roman" w:hAnsi="Times New Roman" w:eastAsia="Malgun Gothic"/>
+          <w:b w:val="0"/>
+          <w:i w:val="0"/>
+          <w:sz w:val="22"/>
+        </w:rPr>
+        <w:t>Давление как у всех в моём возрасте — скачет. Таблетки пью, не волнуйся.</w:t>
+      </w:r>
+    </w:p>
+    <w:p>
+      <w:pPr>
+        <w:spacing w:before="0" w:after="110" w:line="300" w:lineRule="auto"/>
+      </w:pPr>
+      <w:r>
+        <w:rPr>
+          <w:rFonts w:ascii="Times New Roman" w:hAnsi="Times New Roman" w:eastAsia="Malgun Gothic"/>
+          <w:b/>
+          <w:i w:val="0"/>
+          <w:sz w:val="22"/>
+        </w:rPr>
+        <w:t xml:space="preserve">Лёша: </w:t>
+      </w:r>
+      <w:r>
+        <w:rPr>
+          <w:rFonts w:ascii="Times New Roman" w:hAnsi="Times New Roman" w:eastAsia="Malgun Gothic"/>
+          <w:b w:val="0"/>
+          <w:i w:val="0"/>
+          <w:sz w:val="22"/>
+        </w:rPr>
+        <w:t>А врач хоть толковый?</w:t>
+      </w:r>
+    </w:p>
+    <w:p>
+      <w:pPr>
+        <w:spacing w:before="0" w:after="110" w:line="300" w:lineRule="auto"/>
+      </w:pPr>
+      <w:r>
+        <w:rPr>
+          <w:rFonts w:ascii="Times New Roman" w:hAnsi="Times New Roman" w:eastAsia="Malgun Gothic"/>
+          <w:b/>
+          <w:i w:val="0"/>
+          <w:sz w:val="22"/>
+        </w:rPr>
+        <w:t xml:space="preserve">Зоя: </w:t>
+      </w:r>
+      <w:r>
+        <w:rPr>
+          <w:rFonts w:ascii="Times New Roman" w:hAnsi="Times New Roman" w:eastAsia="Malgun Gothic"/>
+          <w:b w:val="0"/>
+          <w:i w:val="0"/>
+          <w:sz w:val="22"/>
+        </w:rPr>
+        <w:t>Толковый. Молоденькая, строгая. Ругает меня. Мне нравится.</w:t>
+      </w:r>
+    </w:p>
+    <w:p>
+      <w:pPr>
+        <w:spacing w:before="0" w:after="110" w:line="300" w:lineRule="auto"/>
+      </w:pPr>
+      <w:r>
+        <w:rPr>
+          <w:rFonts w:ascii="Times New Roman" w:hAnsi="Times New Roman" w:eastAsia="Malgun Gothic"/>
+          <w:b/>
+          <w:i w:val="0"/>
+          <w:sz w:val="22"/>
+        </w:rPr>
+        <w:t xml:space="preserve">Лёша: </w:t>
+      </w:r>
+      <w:r>
+        <w:rPr>
+          <w:rFonts w:ascii="Times New Roman" w:hAnsi="Times New Roman" w:eastAsia="Malgun Gothic"/>
+          <w:b w:val="0"/>
+          <w:i w:val="0"/>
+          <w:sz w:val="22"/>
+        </w:rPr>
+        <w:t>Если что-то понадобится — лекарства, что угодно, — звоните. Прямо мне.</w:t>
+      </w:r>
+    </w:p>
+    <w:p>
+      <w:pPr>
+        <w:spacing w:before="0" w:after="110" w:line="300" w:lineRule="auto"/>
+      </w:pPr>
+      <w:r>
+        <w:rPr>
+          <w:rFonts w:ascii="Times New Roman" w:hAnsi="Times New Roman" w:eastAsia="Malgun Gothic"/>
+          <w:b/>
+          <w:i w:val="0"/>
+          <w:sz w:val="22"/>
+        </w:rPr>
+        <w:t xml:space="preserve">Зоя: </w:t>
+      </w:r>
+      <w:r>
+        <w:rPr>
+          <w:rFonts w:ascii="Times New Roman" w:hAnsi="Times New Roman" w:eastAsia="Malgun Gothic"/>
+          <w:b w:val="0"/>
+          <w:i w:val="0"/>
+          <w:sz w:val="22"/>
+        </w:rPr>
+        <w:t>Тебе теперь не дозвонишься. Через трёх секретарей.</w:t>
+      </w:r>
+    </w:p>
+    <w:p>
+      <w:pPr>
+        <w:spacing w:before="0" w:after="110" w:line="300" w:lineRule="auto"/>
+      </w:pPr>
+      <w:r>
+        <w:rPr>
+          <w:rFonts w:ascii="Times New Roman" w:hAnsi="Times New Roman" w:eastAsia="Malgun Gothic"/>
+          <w:b/>
+          <w:i w:val="0"/>
+          <w:sz w:val="22"/>
+        </w:rPr>
+        <w:t xml:space="preserve">Лёша: </w:t>
+      </w:r>
+      <w:r>
+        <w:rPr>
+          <w:rFonts w:ascii="Times New Roman" w:hAnsi="Times New Roman" w:eastAsia="Malgun Gothic"/>
+          <w:b w:val="0"/>
+          <w:i w:val="0"/>
+          <w:sz w:val="22"/>
+        </w:rPr>
+        <w:t>Вам — дозвонишься. Я Кате скажу.</w:t>
+      </w:r>
+    </w:p>
+    <w:p>
+      <w:pPr>
+        <w:spacing w:before="0" w:after="110" w:line="300" w:lineRule="auto"/>
+      </w:pPr>
+      <w:r>
+        <w:rPr>
+          <w:rFonts w:ascii="Times New Roman" w:hAnsi="Times New Roman" w:eastAsia="Malgun Gothic"/>
+          <w:b/>
+          <w:i w:val="0"/>
+          <w:sz w:val="22"/>
+        </w:rPr>
+        <w:t xml:space="preserve">Зоя: </w:t>
+      </w:r>
+      <w:r>
+        <w:rPr>
+          <w:rFonts w:ascii="Times New Roman" w:hAnsi="Times New Roman" w:eastAsia="Malgun Gothic"/>
+          <w:b w:val="0"/>
+          <w:i w:val="0"/>
+          <w:sz w:val="22"/>
+        </w:rPr>
+        <w:t>Ну-ну. Посмотрим. Пей давай, остывает.</w:t>
+      </w:r>
+    </w:p>
+    <w:p>
+      <w:pPr>
+        <w:spacing w:before="0" w:after="110" w:line="300" w:lineRule="auto"/>
+      </w:pPr>
+      <w:r>
+        <w:rPr>
+          <w:rFonts w:ascii="Times New Roman" w:hAnsi="Times New Roman" w:eastAsia="Malgun Gothic"/>
+          <w:b/>
+          <w:i w:val="0"/>
+          <w:sz w:val="22"/>
+        </w:rPr>
+        <w:t xml:space="preserve">Охранник: </w:t>
       </w:r>
       <w:r>
         <w:rPr>
@@ -2023,7 +1812,7 @@
           <w:color w:val="555555"/>
           <w:sz w:val="22"/>
         </w:rPr>
-        <w:t>(усмехается)</w:t>
+        <w:t>(смотрит на часы, встаёт)</w:t>
       </w:r>
       <w:r>
         <w:rPr>
@@ -2032,7 +1821,7 @@
           <w:i w:val="0"/>
           <w:sz w:val="22"/>
         </w:rPr>
-        <w:t xml:space="preserve"> Советником. Без кабинета с флагом. Флаги меня старят.</w:t>
+        <w:t xml:space="preserve"> Алексей Николаевич, пора. Машина готова.</w:t>
       </w:r>
     </w:p>
     <w:p>
@@ -2046,414 +1835,7 @@
           <w:i w:val="0"/>
           <w:sz w:val="22"/>
         </w:rPr>
-        <w:t xml:space="preserve">Ирина: </w:t>
-      </w:r>
-      <w:r>
-        <w:rPr>
-          <w:rFonts w:ascii="Times New Roman" w:hAnsi="Times New Roman" w:eastAsia="Malgun Gothic"/>
-          <w:b w:val="0"/>
-          <w:i w:val="0"/>
-          <w:sz w:val="22"/>
-        </w:rPr>
-        <w:t>И ещё одно. Минфин до сих пор не дал нам ни одной цифры по резервному фонду для передачи дел. Говорят — «после инаугурации».</w:t>
-      </w:r>
-    </w:p>
-    <w:p>
-      <w:pPr>
-        <w:spacing w:before="0" w:after="110" w:line="300" w:lineRule="auto"/>
-      </w:pPr>
-      <w:r>
-        <w:rPr>
-          <w:rFonts w:ascii="Times New Roman" w:hAnsi="Times New Roman" w:eastAsia="Malgun Gothic"/>
-          <w:b/>
-          <w:i w:val="0"/>
-          <w:sz w:val="22"/>
-        </w:rPr>
-        <w:t xml:space="preserve">Лёша: </w:t>
-      </w:r>
-      <w:r>
-        <w:rPr>
-          <w:rFonts w:ascii="Times New Roman" w:hAnsi="Times New Roman" w:eastAsia="Malgun Gothic"/>
-          <w:b w:val="0"/>
-          <w:i w:val="0"/>
-          <w:sz w:val="22"/>
-        </w:rPr>
-        <w:t>Значит, после инаугурации мне понадобятся люди, которые умеют читать цифры, которые от них прячут. Я знаю таких людей. Шесть человек из частной фирмы.</w:t>
-      </w:r>
-    </w:p>
-    <w:p>
-      <w:pPr>
-        <w:spacing w:before="0" w:after="110" w:line="300" w:lineRule="auto"/>
-      </w:pPr>
-      <w:r>
-        <w:rPr>
-          <w:rFonts w:ascii="Times New Roman" w:hAnsi="Times New Roman" w:eastAsia="Malgun Gothic"/>
-          <w:b/>
-          <w:i w:val="0"/>
-          <w:sz w:val="22"/>
-        </w:rPr>
-        <w:t xml:space="preserve">Катя: </w:t>
-      </w:r>
-      <w:r>
-        <w:rPr>
-          <w:rFonts w:ascii="Times New Roman" w:hAnsi="Times New Roman" w:eastAsia="Malgun Gothic"/>
-          <w:b w:val="0"/>
-          <w:i w:val="0"/>
-          <w:sz w:val="22"/>
-        </w:rPr>
-        <w:t>«Компас»? Они вам откажут, Алексей Николаевич. Они же гордятся тем, что частные.</w:t>
-      </w:r>
-    </w:p>
-    <w:p>
-      <w:pPr>
-        <w:spacing w:before="0" w:after="110" w:line="300" w:lineRule="auto"/>
-      </w:pPr>
-      <w:r>
-        <w:rPr>
-          <w:rFonts w:ascii="Times New Roman" w:hAnsi="Times New Roman" w:eastAsia="Malgun Gothic"/>
-          <w:b/>
-          <w:i w:val="0"/>
-          <w:sz w:val="22"/>
-        </w:rPr>
-        <w:t xml:space="preserve">Лёша: </w:t>
-      </w:r>
-      <w:r>
-        <w:rPr>
-          <w:rFonts w:ascii="Times New Roman" w:hAnsi="Times New Roman" w:eastAsia="Malgun Gothic"/>
-          <w:b w:val="0"/>
-          <w:i w:val="0"/>
-          <w:sz w:val="22"/>
-        </w:rPr>
-        <w:t>Возможно. Поэтому я не буду их просить. Я предложу им то, от чего честный аудитор отказаться не сможет, — доступ ко всему.</w:t>
-      </w:r>
-    </w:p>
-    <w:p>
-      <w:pPr>
-        <w:spacing w:before="0" w:after="110" w:line="300" w:lineRule="auto"/>
-      </w:pPr>
-      <w:r>
-        <w:rPr>
-          <w:rFonts w:ascii="Times New Roman" w:hAnsi="Times New Roman" w:eastAsia="Malgun Gothic"/>
-          <w:b/>
-          <w:i w:val="0"/>
-          <w:sz w:val="22"/>
-        </w:rPr>
-        <w:t xml:space="preserve">Ирина: </w:t>
-      </w:r>
-      <w:r>
-        <w:rPr>
-          <w:rFonts w:ascii="Times New Roman" w:hAnsi="Times New Roman" w:eastAsia="Malgun Gothic"/>
-          <w:b w:val="0"/>
-          <w:i w:val="0"/>
-          <w:sz w:val="22"/>
-        </w:rPr>
-        <w:t>Нельзя пригласить частных аудиторов проверять государство без закона. Нужна отдельная служба — со статусом, с полномочиями, с независимостью.</w:t>
-      </w:r>
-    </w:p>
-    <w:p>
-      <w:pPr>
-        <w:spacing w:before="0" w:after="110" w:line="300" w:lineRule="auto"/>
-      </w:pPr>
-      <w:r>
-        <w:rPr>
-          <w:rFonts w:ascii="Times New Roman" w:hAnsi="Times New Roman" w:eastAsia="Malgun Gothic"/>
-          <w:b/>
-          <w:i w:val="0"/>
-          <w:sz w:val="22"/>
-        </w:rPr>
-        <w:t xml:space="preserve">Лёша: </w:t>
-      </w:r>
-      <w:r>
-        <w:rPr>
-          <w:rFonts w:ascii="Times New Roman" w:hAnsi="Times New Roman" w:eastAsia="Malgun Gothic"/>
-          <w:b w:val="0"/>
-          <w:i w:val="0"/>
-          <w:sz w:val="22"/>
-        </w:rPr>
-        <w:t>Значит, служба. Готовьте проект, Ирина. Вы у нас теперь советник, которого проверяют строже всех, — вот и проверьте себя на этом.</w:t>
-      </w:r>
-    </w:p>
-    <w:p>
-      <w:pPr>
-        <w:spacing w:before="0" w:after="110" w:line="300" w:lineRule="auto"/>
-      </w:pPr>
-      <w:r>
-        <w:rPr>
-          <w:rFonts w:ascii="Times New Roman" w:hAnsi="Times New Roman" w:eastAsia="Malgun Gothic"/>
-          <w:b/>
-          <w:i w:val="0"/>
-          <w:sz w:val="22"/>
-        </w:rPr>
-        <w:t xml:space="preserve">Катя: </w:t>
-      </w:r>
-      <w:r>
-        <w:rPr>
-          <w:rFonts w:ascii="Times New Roman" w:hAnsi="Times New Roman" w:eastAsia="Malgun Gothic"/>
-          <w:b w:val="0"/>
-          <w:i w:val="0"/>
-          <w:sz w:val="22"/>
-        </w:rPr>
-        <w:t>Кирилл Андреевич будет спорить.</w:t>
-      </w:r>
-    </w:p>
-    <w:p>
-      <w:pPr>
-        <w:spacing w:before="0" w:after="110" w:line="300" w:lineRule="auto"/>
-      </w:pPr>
-      <w:r>
-        <w:rPr>
-          <w:rFonts w:ascii="Times New Roman" w:hAnsi="Times New Roman" w:eastAsia="Malgun Gothic"/>
-          <w:b/>
-          <w:i w:val="0"/>
-          <w:sz w:val="22"/>
-        </w:rPr>
-        <w:t xml:space="preserve">Лёша: </w:t>
-      </w:r>
-      <w:r>
-        <w:rPr>
-          <w:rFonts w:ascii="Times New Roman" w:hAnsi="Times New Roman" w:eastAsia="Malgun Gothic"/>
-          <w:b w:val="0"/>
-          <w:i w:val="0"/>
-          <w:sz w:val="22"/>
-        </w:rPr>
-        <w:t>Кирилл Андреевич будет спорить. Анастасия Дмитриевна — считать. А Изольда Тимофеевна скажет «голубки» и примет решение за них обоих.</w:t>
-      </w:r>
-    </w:p>
-    <w:p>
-      <w:pPr>
-        <w:keepNext/>
-        <w:spacing w:before="320" w:after="140"/>
-      </w:pPr>
-      <w:r>
-        <w:rPr>
-          <w:rFonts w:ascii="Times New Roman" w:hAnsi="Times New Roman" w:eastAsia="Malgun Gothic"/>
-          <w:b/>
-          <w:i w:val="0"/>
-          <w:color w:val="1F3864"/>
-          <w:sz w:val="26"/>
-        </w:rPr>
-        <w:t>장면 7 — 저녁, 파벨과의 마지막 대화(취임 전날)</w:t>
-      </w:r>
-    </w:p>
-    <w:p>
-      <w:pPr>
-        <w:spacing w:before="0" w:after="110" w:line="300" w:lineRule="auto"/>
-      </w:pPr>
-      <w:r>
-        <w:rPr>
-          <w:rFonts w:ascii="Times New Roman" w:hAnsi="Times New Roman" w:eastAsia="Malgun Gothic"/>
-          <w:b/>
-          <w:i w:val="0"/>
-          <w:sz w:val="22"/>
-        </w:rPr>
-        <w:t xml:space="preserve">Павел: </w:t>
-      </w:r>
-      <w:r>
-        <w:rPr>
-          <w:rFonts w:ascii="Times New Roman" w:hAnsi="Times New Roman" w:eastAsia="Malgun Gothic"/>
-          <w:b w:val="0"/>
-          <w:i w:val="0"/>
-          <w:sz w:val="22"/>
-        </w:rPr>
-        <w:t>Лёша, в последний раз обращаюсь к тебе так запросто перед завтрашним днём.</w:t>
-      </w:r>
-    </w:p>
-    <w:p>
-      <w:pPr>
-        <w:spacing w:before="0" w:after="110" w:line="300" w:lineRule="auto"/>
-      </w:pPr>
-      <w:r>
-        <w:rPr>
-          <w:rFonts w:ascii="Times New Roman" w:hAnsi="Times New Roman" w:eastAsia="Malgun Gothic"/>
-          <w:b/>
-          <w:i w:val="0"/>
-          <w:sz w:val="22"/>
-        </w:rPr>
-        <w:t xml:space="preserve">Лёша: </w:t>
-      </w:r>
-      <w:r>
-        <w:rPr>
-          <w:rFonts w:ascii="Times New Roman" w:hAnsi="Times New Roman" w:eastAsia="Malgun Gothic"/>
-          <w:b w:val="0"/>
-          <w:i w:val="0"/>
-          <w:sz w:val="22"/>
-        </w:rPr>
-        <w:t>Ты всегда можешь обращаться ко мне так, Паша. Между нами это не изменится.</w:t>
-      </w:r>
-    </w:p>
-    <w:p>
-      <w:pPr>
-        <w:spacing w:before="0" w:after="110" w:line="300" w:lineRule="auto"/>
-      </w:pPr>
-      <w:r>
-        <w:rPr>
-          <w:rFonts w:ascii="Times New Roman" w:hAnsi="Times New Roman" w:eastAsia="Malgun Gothic"/>
-          <w:b/>
-          <w:i w:val="0"/>
-          <w:sz w:val="22"/>
-        </w:rPr>
-        <w:t xml:space="preserve">Павел: </w:t>
-      </w:r>
-      <w:r>
-        <w:rPr>
-          <w:rFonts w:ascii="Times New Roman" w:hAnsi="Times New Roman" w:eastAsia="Malgun Gothic"/>
-          <w:b w:val="0"/>
-          <w:i w:val="0"/>
-          <w:sz w:val="22"/>
-        </w:rPr>
-        <w:t>Даже на людях? Даже при министрах?</w:t>
-      </w:r>
-    </w:p>
-    <w:p>
-      <w:pPr>
-        <w:spacing w:before="0" w:after="110" w:line="300" w:lineRule="auto"/>
-      </w:pPr>
-      <w:r>
-        <w:rPr>
-          <w:rFonts w:ascii="Times New Roman" w:hAnsi="Times New Roman" w:eastAsia="Malgun Gothic"/>
-          <w:b/>
-          <w:i w:val="0"/>
-          <w:sz w:val="22"/>
-        </w:rPr>
-        <w:t xml:space="preserve">Лёша: </w:t>
-      </w:r>
-      <w:r>
-        <w:rPr>
-          <w:rFonts w:ascii="Times New Roman" w:hAnsi="Times New Roman" w:eastAsia="Malgun Gothic"/>
-          <w:b w:val="0"/>
-          <w:i w:val="0"/>
-          <w:sz w:val="22"/>
-        </w:rPr>
-        <w:t>Особенно при министрах. Пусть знают, что у президента есть человек, который помнит его с ведром под протекающим потолком московской конторы.</w:t>
-      </w:r>
-    </w:p>
-    <w:p>
-      <w:pPr>
-        <w:spacing w:before="0" w:after="110" w:line="300" w:lineRule="auto"/>
-      </w:pPr>
-      <w:r>
-        <w:rPr>
-          <w:rFonts w:ascii="Times New Roman" w:hAnsi="Times New Roman" w:eastAsia="Malgun Gothic"/>
-          <w:b/>
-          <w:i w:val="0"/>
-          <w:sz w:val="22"/>
-        </w:rPr>
-        <w:t xml:space="preserve">Павел: </w:t>
-      </w:r>
-      <w:r>
-        <w:rPr>
-          <w:rFonts w:ascii="Times New Roman" w:hAnsi="Times New Roman" w:eastAsia="Malgun Gothic"/>
-          <w:b w:val="0"/>
-          <w:i w:val="0"/>
-          <w:sz w:val="22"/>
-        </w:rPr>
-        <w:t>Спасибо. Знаешь, о чём я сегодня думал? О том дне, когда ты узнал про Балагина. Про сведения, которые я слил. Ты тогда сказал: «Уходи, Паша». Я ушёл. И был уверен, что это навсегда.</w:t>
-      </w:r>
-    </w:p>
-    <w:p>
-      <w:pPr>
-        <w:spacing w:before="0" w:after="110" w:line="300" w:lineRule="auto"/>
-      </w:pPr>
-      <w:r>
-        <w:rPr>
-          <w:rFonts w:ascii="Times New Roman" w:hAnsi="Times New Roman" w:eastAsia="Malgun Gothic"/>
-          <w:b/>
-          <w:i w:val="0"/>
-          <w:sz w:val="22"/>
-        </w:rPr>
-        <w:t xml:space="preserve">Лёша: </w:t>
-      </w:r>
-      <w:r>
-        <w:rPr>
-          <w:rFonts w:ascii="Times New Roman" w:hAnsi="Times New Roman" w:eastAsia="Malgun Gothic"/>
-          <w:b w:val="0"/>
-          <w:i w:val="0"/>
-          <w:sz w:val="22"/>
-        </w:rPr>
-        <w:t>Помню. Каждое слово.</w:t>
-      </w:r>
-    </w:p>
-    <w:p>
-      <w:pPr>
-        <w:spacing w:before="0" w:after="110" w:line="300" w:lineRule="auto"/>
-      </w:pPr>
-      <w:r>
-        <w:rPr>
-          <w:rFonts w:ascii="Times New Roman" w:hAnsi="Times New Roman" w:eastAsia="Malgun Gothic"/>
-          <w:b/>
-          <w:i w:val="0"/>
-          <w:sz w:val="22"/>
-        </w:rPr>
-        <w:t xml:space="preserve">Павел: </w:t>
-      </w:r>
-      <w:r>
-        <w:rPr>
-          <w:rFonts w:ascii="Times New Roman" w:hAnsi="Times New Roman" w:eastAsia="Malgun Gothic"/>
-          <w:b w:val="0"/>
-          <w:i w:val="0"/>
-          <w:sz w:val="22"/>
-        </w:rPr>
-        <w:t>Я потом полгода не мог ходить мимо той конторы. Делал крюк через два квартала.</w:t>
-      </w:r>
-    </w:p>
-    <w:p>
-      <w:pPr>
-        <w:spacing w:before="0" w:after="110" w:line="300" w:lineRule="auto"/>
-      </w:pPr>
-      <w:r>
-        <w:rPr>
-          <w:rFonts w:ascii="Times New Roman" w:hAnsi="Times New Roman" w:eastAsia="Malgun Gothic"/>
-          <w:b/>
-          <w:i w:val="0"/>
-          <w:sz w:val="22"/>
-        </w:rPr>
-        <w:t xml:space="preserve">Лёша: </w:t>
-      </w:r>
-      <w:r>
-        <w:rPr>
-          <w:rFonts w:ascii="Times New Roman" w:hAnsi="Times New Roman" w:eastAsia="Malgun Gothic"/>
-          <w:b w:val="0"/>
-          <w:i w:val="0"/>
-          <w:sz w:val="22"/>
-        </w:rPr>
-        <w:t>Я тоже делал крюки, Паша. Только мимо телефона.</w:t>
-      </w:r>
-    </w:p>
-    <w:p>
-      <w:pPr>
-        <w:spacing w:before="0" w:after="110" w:line="300" w:lineRule="auto"/>
-      </w:pPr>
-      <w:r>
-        <w:rPr>
-          <w:rFonts w:ascii="Times New Roman" w:hAnsi="Times New Roman" w:eastAsia="Malgun Gothic"/>
-          <w:b/>
-          <w:i w:val="0"/>
-          <w:sz w:val="22"/>
-        </w:rPr>
-        <w:t xml:space="preserve">Павел: </w:t>
-      </w:r>
-      <w:r>
-        <w:rPr>
-          <w:rFonts w:ascii="Times New Roman" w:hAnsi="Times New Roman" w:eastAsia="Malgun Gothic"/>
-          <w:b w:val="0"/>
-          <w:i w:val="0"/>
-          <w:sz w:val="22"/>
-        </w:rPr>
-        <w:t>А потом ты держал моего сына над купелью. Ты — крёстный моего сына, Лёш. Человек, которому я когда-то сдал дело, теперь поклялся за моего ребёнка перед Богом. Вот тогда я понял, что ты простил меня по-настоящему. Это, наверное, самое важное, что случилось со мной за все эти годы.</w:t>
-      </w:r>
-    </w:p>
-    <w:p>
-      <w:pPr>
-        <w:spacing w:before="0" w:after="110" w:line="300" w:lineRule="auto"/>
-      </w:pPr>
-      <w:r>
-        <w:rPr>
-          <w:rFonts w:ascii="Times New Roman" w:hAnsi="Times New Roman" w:eastAsia="Malgun Gothic"/>
-          <w:b/>
-          <w:i w:val="0"/>
-          <w:sz w:val="22"/>
-        </w:rPr>
-        <w:t xml:space="preserve">Лёша: </w:t>
+        <w:t xml:space="preserve">Зоя: </w:t>
       </w:r>
       <w:r>
         <w:rPr>
@@ -2463,7 +1845,7 @@
           <w:color w:val="555555"/>
           <w:sz w:val="22"/>
         </w:rPr>
-        <w:t>(хочет что-то ответить, но только кладёт руку ему на плечо)</w:t>
+        <w:t>(заворачивает банку в газету)</w:t>
       </w:r>
       <w:r>
         <w:rPr>
@@ -2472,7 +1854,7 @@
           <w:i w:val="0"/>
           <w:sz w:val="22"/>
         </w:rPr>
-        <w:t xml:space="preserve"> Есть одна вещь, которую я должен был сказать тебе давно, Паша. Не сегодня. Когда-нибудь.</w:t>
+        <w:t xml:space="preserve"> Вот, возьми. Матери отвезёшь.</w:t>
       </w:r>
     </w:p>
     <w:p>
@@ -2486,7 +1868,39 @@
           <w:i w:val="0"/>
           <w:sz w:val="22"/>
         </w:rPr>
-        <w:t xml:space="preserve">Павел: </w:t>
+        <w:t xml:space="preserve">Охранник: </w:t>
+      </w:r>
+      <w:r>
+        <w:rPr>
+          <w:rFonts w:ascii="Times New Roman" w:hAnsi="Times New Roman" w:eastAsia="Malgun Gothic"/>
+          <w:b w:val="0"/>
+          <w:i w:val="0"/>
+          <w:sz w:val="22"/>
+        </w:rPr>
+        <w:t>Спасибо за чай, Зоя Петровна. И за варенье.</w:t>
+      </w:r>
+    </w:p>
+    <w:p>
+      <w:pPr>
+        <w:spacing w:before="0" w:after="110" w:line="300" w:lineRule="auto"/>
+      </w:pPr>
+      <w:r>
+        <w:rPr>
+          <w:rFonts w:ascii="Times New Roman" w:hAnsi="Times New Roman" w:eastAsia="Malgun Gothic"/>
+          <w:b/>
+          <w:i w:val="0"/>
+          <w:sz w:val="22"/>
+        </w:rPr>
+        <w:t xml:space="preserve">Зоя: </w:t>
+      </w:r>
+      <w:r>
+        <w:rPr>
+          <w:rFonts w:ascii="Times New Roman" w:hAnsi="Times New Roman" w:eastAsia="Malgun Gothic"/>
+          <w:b w:val="0"/>
+          <w:i w:val="0"/>
+          <w:sz w:val="22"/>
+        </w:rPr>
+        <w:t xml:space="preserve">На здоровье. Бабушке привет передавай. </w:t>
       </w:r>
       <w:r>
         <w:rPr>
@@ -2496,7 +1910,7 @@
           <w:color w:val="555555"/>
           <w:sz w:val="22"/>
         </w:rPr>
-        <w:t>(смеётся сквозь слёзы)</w:t>
+        <w:t>(Лёше, у двери)</w:t>
       </w:r>
       <w:r>
         <w:rPr>
@@ -2505,30 +1919,23 @@
           <w:i w:val="0"/>
           <w:sz w:val="22"/>
         </w:rPr>
-        <w:t xml:space="preserve"> Ну вот! Опять ты откладываешь самое важное на потом!</w:t>
+        <w:t xml:space="preserve"> А ты заходи. Не забывай дорогу.</w:t>
       </w:r>
     </w:p>
     <w:p>
       <w:pPr>
-        <w:spacing w:before="0" w:after="110" w:line="300" w:lineRule="auto"/>
+        <w:keepNext/>
+        <w:spacing w:before="320" w:after="140"/>
       </w:pPr>
       <w:r>
         <w:rPr>
           <w:rFonts w:ascii="Times New Roman" w:hAnsi="Times New Roman" w:eastAsia="Malgun Gothic"/>
           <w:b/>
           <w:i w:val="0"/>
-          <w:sz w:val="22"/>
-        </w:rPr>
-        <w:t xml:space="preserve">Лёша: </w:t>
-      </w:r>
-      <w:r>
-        <w:rPr>
-          <w:rFonts w:ascii="Times New Roman" w:hAnsi="Times New Roman" w:eastAsia="Malgun Gothic"/>
-          <w:b w:val="0"/>
-          <w:i w:val="0"/>
-          <w:sz w:val="22"/>
-        </w:rPr>
-        <w:t>Зато ты теперь знаешь, что оно есть.</w:t>
+          <w:color w:val="1F3864"/>
+          <w:sz w:val="26"/>
+        </w:rPr>
+        <w:t>장면 5 — 오후, 타이볼라와의 화상 연결</w:t>
       </w:r>
     </w:p>
     <w:p>
@@ -2542,16 +1949,7 @@
           <w:i w:val="0"/>
           <w:sz w:val="22"/>
         </w:rPr>
-        <w:t xml:space="preserve">Павел: </w:t>
-      </w:r>
-      <w:r>
-        <w:rPr>
-          <w:rFonts w:ascii="Times New Roman" w:hAnsi="Times New Roman" w:eastAsia="Malgun Gothic"/>
-          <w:b w:val="0"/>
-          <w:i w:val="0"/>
-          <w:sz w:val="22"/>
-        </w:rPr>
-        <w:t xml:space="preserve">Знаю. </w:t>
+        <w:t xml:space="preserve">Михаил: </w:t>
       </w:r>
       <w:r>
         <w:rPr>
@@ -2561,7 +1959,7 @@
           <w:color w:val="555555"/>
           <w:sz w:val="22"/>
         </w:rPr>
-        <w:t>(вытирает глаза)</w:t>
+        <w:t>(по видеосвязи из Тайболы)</w:t>
       </w:r>
       <w:r>
         <w:rPr>
@@ -2570,7 +1968,7 @@
           <w:i w:val="0"/>
           <w:sz w:val="22"/>
         </w:rPr>
-        <w:t xml:space="preserve"> Маша говорит, что я стал сентиментальным. Это всё твой крестник виноват.</w:t>
+        <w:t xml:space="preserve"> Алексей Николаевич — то есть, простите, господин президент…</w:t>
       </w:r>
     </w:p>
     <w:p>
@@ -2593,7 +1991,7 @@
           <w:i w:val="0"/>
           <w:sz w:val="22"/>
         </w:rPr>
-        <w:t>Люди могут меняться, Паша. Ты это доказал. Не только мне — себе самому.</w:t>
+        <w:t>Михаил Егорович, для вас я всегда просто Алексей Николаевич. Как Тайбола?</w:t>
       </w:r>
     </w:p>
     <w:p>
@@ -2607,7 +2005,7 @@
           <w:i w:val="0"/>
           <w:sz w:val="22"/>
         </w:rPr>
-        <w:t xml:space="preserve">Павел: </w:t>
+        <w:t xml:space="preserve">Михаил: </w:t>
       </w:r>
       <w:r>
         <w:rPr>
@@ -2616,7 +2014,7 @@
           <w:i w:val="0"/>
           <w:sz w:val="22"/>
         </w:rPr>
-        <w:t>А ты не меняйся, Лёш. Хоть ты. Пообещай.</w:t>
+        <w:t>Держится. Запись о прекращении лицензии «Литвиновметалла» так и стоит в реестре. Земля наконец наша, без всяких «но».</w:t>
       </w:r>
     </w:p>
     <w:p>
@@ -2639,7 +2037,7 @@
           <w:i w:val="0"/>
           <w:sz w:val="22"/>
         </w:rPr>
-        <w:t>Не могу обещать, Паша. Все меняются. Но если начну меняться не туда — скажи мне. Ты это умеешь, как никто.</w:t>
+        <w:t>А работы? Техника ушла?</w:t>
       </w:r>
     </w:p>
     <w:p>
@@ -2653,7 +2051,253 @@
           <w:i w:val="0"/>
           <w:sz w:val="22"/>
         </w:rPr>
-        <w:t xml:space="preserve">Павел: </w:t>
+        <w:t xml:space="preserve">Михаил: </w:t>
+      </w:r>
+      <w:r>
+        <w:rPr>
+          <w:rFonts w:ascii="Times New Roman" w:hAnsi="Times New Roman" w:eastAsia="Malgun Gothic"/>
+          <w:b w:val="0"/>
+          <w:i w:val="0"/>
+          <w:sz w:val="22"/>
+        </w:rPr>
+        <w:t>Ушла, вся. Последний самосвал уехал на прошлой неделе. Ребята за ним шли до моста — проверить, что правда уехал.</w:t>
+      </w:r>
+    </w:p>
+    <w:p>
+      <w:pPr>
+        <w:spacing w:before="0" w:after="110" w:line="300" w:lineRule="auto"/>
+      </w:pPr>
+      <w:r>
+        <w:rPr>
+          <w:rFonts w:ascii="Times New Roman" w:hAnsi="Times New Roman" w:eastAsia="Malgun Gothic"/>
+          <w:b/>
+          <w:i w:val="0"/>
+          <w:sz w:val="22"/>
+        </w:rPr>
+        <w:t xml:space="preserve">Лёша: </w:t>
+      </w:r>
+      <w:r>
+        <w:rPr>
+          <w:rFonts w:ascii="Times New Roman" w:hAnsi="Times New Roman" w:eastAsia="Malgun Gothic"/>
+          <w:b w:val="0"/>
+          <w:i w:val="0"/>
+          <w:sz w:val="22"/>
+        </w:rPr>
+        <w:t>Ольга Викторовна была бы счастлива это услышать.</w:t>
+      </w:r>
+    </w:p>
+    <w:p>
+      <w:pPr>
+        <w:spacing w:before="0" w:after="110" w:line="300" w:lineRule="auto"/>
+      </w:pPr>
+      <w:r>
+        <w:rPr>
+          <w:rFonts w:ascii="Times New Roman" w:hAnsi="Times New Roman" w:eastAsia="Malgun Gothic"/>
+          <w:b/>
+          <w:i w:val="0"/>
+          <w:sz w:val="22"/>
+        </w:rPr>
+        <w:t xml:space="preserve">Михаил: </w:t>
+      </w:r>
+      <w:r>
+        <w:rPr>
+          <w:rFonts w:ascii="Times New Roman" w:hAnsi="Times New Roman" w:eastAsia="Malgun Gothic"/>
+          <w:b w:val="0"/>
+          <w:i w:val="0"/>
+          <w:sz w:val="22"/>
+        </w:rPr>
+        <w:t>Мы положили камень у въезда в посёлок. Без надписи, просто камень с дороги, где её арестовали. Она не любила громких слов.</w:t>
+      </w:r>
+    </w:p>
+    <w:p>
+      <w:pPr>
+        <w:spacing w:before="0" w:after="110" w:line="300" w:lineRule="auto"/>
+      </w:pPr>
+      <w:r>
+        <w:rPr>
+          <w:rFonts w:ascii="Times New Roman" w:hAnsi="Times New Roman" w:eastAsia="Malgun Gothic"/>
+          <w:b/>
+          <w:i w:val="0"/>
+          <w:sz w:val="22"/>
+        </w:rPr>
+        <w:t xml:space="preserve">Лёша: </w:t>
+      </w:r>
+      <w:r>
+        <w:rPr>
+          <w:rFonts w:ascii="Times New Roman" w:hAnsi="Times New Roman" w:eastAsia="Malgun Gothic"/>
+          <w:b w:val="0"/>
+          <w:i w:val="0"/>
+          <w:sz w:val="22"/>
+        </w:rPr>
+        <w:t>С той самой дороги…</w:t>
+      </w:r>
+    </w:p>
+    <w:p>
+      <w:pPr>
+        <w:spacing w:before="0" w:after="110" w:line="300" w:lineRule="auto"/>
+      </w:pPr>
+      <w:r>
+        <w:rPr>
+          <w:rFonts w:ascii="Times New Roman" w:hAnsi="Times New Roman" w:eastAsia="Malgun Gothic"/>
+          <w:b/>
+          <w:i w:val="0"/>
+          <w:sz w:val="22"/>
+        </w:rPr>
+        <w:t xml:space="preserve">Михаил: </w:t>
+      </w:r>
+      <w:r>
+        <w:rPr>
+          <w:rFonts w:ascii="Times New Roman" w:hAnsi="Times New Roman" w:eastAsia="Malgun Gothic"/>
+          <w:b w:val="0"/>
+          <w:i w:val="0"/>
+          <w:sz w:val="22"/>
+        </w:rPr>
+        <w:t>С той самой. Старики сказали — пусть лежит там, где она стояла. Дети теперь кладут на него шишки. Никто их не учил.</w:t>
+      </w:r>
+    </w:p>
+    <w:p>
+      <w:pPr>
+        <w:spacing w:before="0" w:after="110" w:line="300" w:lineRule="auto"/>
+      </w:pPr>
+      <w:r>
+        <w:rPr>
+          <w:rFonts w:ascii="Times New Roman" w:hAnsi="Times New Roman" w:eastAsia="Malgun Gothic"/>
+          <w:b/>
+          <w:i w:val="0"/>
+          <w:sz w:val="22"/>
+        </w:rPr>
+        <w:t xml:space="preserve">Лёша: </w:t>
+      </w:r>
+      <w:r>
+        <w:rPr>
+          <w:rFonts w:ascii="Times New Roman" w:hAnsi="Times New Roman" w:eastAsia="Malgun Gothic"/>
+          <w:b w:val="0"/>
+          <w:i w:val="0"/>
+          <w:sz w:val="22"/>
+        </w:rPr>
+        <w:t>Это на неё похоже. Приеду, Михаил Егорович. Обещаю.</w:t>
+      </w:r>
+    </w:p>
+    <w:p>
+      <w:pPr>
+        <w:spacing w:before="0" w:after="110" w:line="300" w:lineRule="auto"/>
+      </w:pPr>
+      <w:r>
+        <w:rPr>
+          <w:rFonts w:ascii="Times New Roman" w:hAnsi="Times New Roman" w:eastAsia="Malgun Gothic"/>
+          <w:b/>
+          <w:i w:val="0"/>
+          <w:sz w:val="22"/>
+        </w:rPr>
+        <w:t xml:space="preserve">Михаил: </w:t>
+      </w:r>
+      <w:r>
+        <w:rPr>
+          <w:rFonts w:ascii="Times New Roman" w:hAnsi="Times New Roman" w:eastAsia="Malgun Gothic"/>
+          <w:b w:val="0"/>
+          <w:i w:val="0"/>
+          <w:sz w:val="22"/>
+        </w:rPr>
+        <w:t>Приезжайте не как президент. Как человек, который тогда стоял с нами на дороге.</w:t>
+      </w:r>
+    </w:p>
+    <w:p>
+      <w:pPr>
+        <w:spacing w:before="0" w:after="110" w:line="300" w:lineRule="auto"/>
+      </w:pPr>
+      <w:r>
+        <w:rPr>
+          <w:rFonts w:ascii="Times New Roman" w:hAnsi="Times New Roman" w:eastAsia="Malgun Gothic"/>
+          <w:b/>
+          <w:i w:val="0"/>
+          <w:sz w:val="22"/>
+        </w:rPr>
+        <w:t xml:space="preserve">Лёша: </w:t>
+      </w:r>
+      <w:r>
+        <w:rPr>
+          <w:rFonts w:ascii="Times New Roman" w:hAnsi="Times New Roman" w:eastAsia="Malgun Gothic"/>
+          <w:b w:val="0"/>
+          <w:i w:val="0"/>
+          <w:sz w:val="22"/>
+        </w:rPr>
+        <w:t>Только так и приеду, Михаил Егорович. Без кортежа. Как тогда.</w:t>
+      </w:r>
+    </w:p>
+    <w:p>
+      <w:pPr>
+        <w:spacing w:before="0" w:after="110" w:line="300" w:lineRule="auto"/>
+      </w:pPr>
+      <w:r>
+        <w:rPr>
+          <w:rFonts w:ascii="Times New Roman" w:hAnsi="Times New Roman" w:eastAsia="Malgun Gothic"/>
+          <w:b/>
+          <w:i w:val="0"/>
+          <w:sz w:val="22"/>
+        </w:rPr>
+        <w:t xml:space="preserve">Михаил: </w:t>
+      </w:r>
+      <w:r>
+        <w:rPr>
+          <w:rFonts w:ascii="Times New Roman" w:hAnsi="Times New Roman" w:eastAsia="Malgun Gothic"/>
+          <w:b w:val="0"/>
+          <w:i w:val="0"/>
+          <w:sz w:val="22"/>
+        </w:rPr>
+        <w:t>Как тогда — это пешком по грязи от трассы?</w:t>
+      </w:r>
+    </w:p>
+    <w:p>
+      <w:pPr>
+        <w:spacing w:before="0" w:after="110" w:line="300" w:lineRule="auto"/>
+      </w:pPr>
+      <w:r>
+        <w:rPr>
+          <w:rFonts w:ascii="Times New Roman" w:hAnsi="Times New Roman" w:eastAsia="Malgun Gothic"/>
+          <w:b/>
+          <w:i w:val="0"/>
+          <w:sz w:val="22"/>
+        </w:rPr>
+        <w:t xml:space="preserve">Лёша: </w:t>
+      </w:r>
+      <w:r>
+        <w:rPr>
+          <w:rFonts w:ascii="Times New Roman" w:hAnsi="Times New Roman" w:eastAsia="Malgun Gothic"/>
+          <w:b w:val="0"/>
+          <w:i w:val="0"/>
+          <w:sz w:val="22"/>
+        </w:rPr>
+        <w:t>Значит, пешком по грязи.</w:t>
+      </w:r>
+    </w:p>
+    <w:p>
+      <w:pPr>
+        <w:keepNext/>
+        <w:spacing w:before="320" w:after="140"/>
+      </w:pPr>
+      <w:r>
+        <w:rPr>
+          <w:rFonts w:ascii="Times New Roman" w:hAnsi="Times New Roman" w:eastAsia="Malgun Gothic"/>
+          <w:b/>
+          <w:i w:val="0"/>
+          <w:color w:val="1F3864"/>
+          <w:sz w:val="26"/>
+        </w:rPr>
+        <w:t>장면 6 — 세묜·갈리나와의 재회</w:t>
+      </w:r>
+    </w:p>
+    <w:p>
+      <w:pPr>
+        <w:spacing w:before="0" w:after="110" w:line="300" w:lineRule="auto"/>
+      </w:pPr>
+      <w:r>
+        <w:rPr>
+          <w:rFonts w:ascii="Times New Roman" w:hAnsi="Times New Roman" w:eastAsia="Malgun Gothic"/>
+          <w:b/>
+          <w:i w:val="0"/>
+          <w:sz w:val="22"/>
+        </w:rPr>
+        <w:t xml:space="preserve">Семён: </w:t>
       </w:r>
       <w:r>
         <w:rPr>
@@ -2663,7 +2307,7 @@
           <w:color w:val="555555"/>
           <w:sz w:val="22"/>
         </w:rPr>
-        <w:t>(улыбается)</w:t>
+        <w:t>(по видеосвязи)</w:t>
       </w:r>
       <w:r>
         <w:rPr>
@@ -2672,7 +2316,122 @@
           <w:i w:val="0"/>
           <w:sz w:val="22"/>
         </w:rPr>
-        <w:t xml:space="preserve"> «Ты параноик»?</w:t>
+        <w:t xml:space="preserve"> Алексей Николаевич — простите, господин президент, всё никак не привыкну…</w:t>
+      </w:r>
+    </w:p>
+    <w:p>
+      <w:pPr>
+        <w:spacing w:before="0" w:after="110" w:line="300" w:lineRule="auto"/>
+      </w:pPr>
+      <w:r>
+        <w:rPr>
+          <w:rFonts w:ascii="Times New Roman" w:hAnsi="Times New Roman" w:eastAsia="Malgun Gothic"/>
+          <w:b/>
+          <w:i w:val="0"/>
+          <w:sz w:val="22"/>
+        </w:rPr>
+        <w:t xml:space="preserve">Лёша: </w:t>
+      </w:r>
+      <w:r>
+        <w:rPr>
+          <w:rFonts w:ascii="Times New Roman" w:hAnsi="Times New Roman" w:eastAsia="Malgun Gothic"/>
+          <w:b w:val="0"/>
+          <w:i w:val="0"/>
+          <w:sz w:val="22"/>
+        </w:rPr>
+        <w:t>Семён Иванович, зовите как раньше. Мне ваша дружба важнее титула.</w:t>
+      </w:r>
+    </w:p>
+    <w:p>
+      <w:pPr>
+        <w:spacing w:before="0" w:after="110" w:line="300" w:lineRule="auto"/>
+      </w:pPr>
+      <w:r>
+        <w:rPr>
+          <w:rFonts w:ascii="Times New Roman" w:hAnsi="Times New Roman" w:eastAsia="Malgun Gothic"/>
+          <w:b/>
+          <w:i w:val="0"/>
+          <w:sz w:val="22"/>
+        </w:rPr>
+        <w:t xml:space="preserve">Галина: </w:t>
+      </w:r>
+      <w:r>
+        <w:rPr>
+          <w:rFonts w:ascii="Times New Roman" w:hAnsi="Times New Roman" w:eastAsia="Malgun Gothic"/>
+          <w:b w:val="0"/>
+          <w:i w:val="0"/>
+          <w:sz w:val="22"/>
+        </w:rPr>
+        <w:t>Мы будем смотреть инаугурацию всем двором, Алексей Николаевич. Даже Кузьмин обещал прийти, представляете?</w:t>
+      </w:r>
+    </w:p>
+    <w:p>
+      <w:pPr>
+        <w:spacing w:before="0" w:after="110" w:line="300" w:lineRule="auto"/>
+      </w:pPr>
+      <w:r>
+        <w:rPr>
+          <w:rFonts w:ascii="Times New Roman" w:hAnsi="Times New Roman" w:eastAsia="Malgun Gothic"/>
+          <w:b/>
+          <w:i w:val="0"/>
+          <w:sz w:val="22"/>
+        </w:rPr>
+        <w:t xml:space="preserve">Лёша: </w:t>
+      </w:r>
+      <w:r>
+        <w:rPr>
+          <w:rFonts w:ascii="Times New Roman" w:hAnsi="Times New Roman" w:eastAsia="Malgun Gothic"/>
+          <w:b w:val="0"/>
+          <w:i w:val="0"/>
+          <w:sz w:val="22"/>
+        </w:rPr>
+        <w:t>Валерий Петрович? Тот самый, что косо смотрел на отца из-за меня?</w:t>
+      </w:r>
+    </w:p>
+    <w:p>
+      <w:pPr>
+        <w:spacing w:before="0" w:after="110" w:line="300" w:lineRule="auto"/>
+      </w:pPr>
+      <w:r>
+        <w:rPr>
+          <w:rFonts w:ascii="Times New Roman" w:hAnsi="Times New Roman" w:eastAsia="Malgun Gothic"/>
+          <w:b/>
+          <w:i w:val="0"/>
+          <w:sz w:val="22"/>
+        </w:rPr>
+        <w:t xml:space="preserve">Семён: </w:t>
+      </w:r>
+      <w:r>
+        <w:rPr>
+          <w:rFonts w:ascii="Times New Roman" w:hAnsi="Times New Roman" w:eastAsia="Malgun Gothic"/>
+          <w:b w:val="0"/>
+          <w:i w:val="0"/>
+          <w:sz w:val="22"/>
+        </w:rPr>
+        <w:t>Времена меняются. Теперь он всем рассказывает, что «всегда знал, что из мальчишки Орловых выйдет толк».</w:t>
+      </w:r>
+    </w:p>
+    <w:p>
+      <w:pPr>
+        <w:spacing w:before="0" w:after="110" w:line="300" w:lineRule="auto"/>
+      </w:pPr>
+      <w:r>
+        <w:rPr>
+          <w:rFonts w:ascii="Times New Roman" w:hAnsi="Times New Roman" w:eastAsia="Malgun Gothic"/>
+          <w:b/>
+          <w:i w:val="0"/>
+          <w:sz w:val="22"/>
+        </w:rPr>
+        <w:t xml:space="preserve">Галина: </w:t>
+      </w:r>
+      <w:r>
+        <w:rPr>
+          <w:rFonts w:ascii="Times New Roman" w:hAnsi="Times New Roman" w:eastAsia="Malgun Gothic"/>
+          <w:b w:val="0"/>
+          <w:i w:val="0"/>
+          <w:sz w:val="22"/>
+        </w:rPr>
+        <w:t>А сам, между прочим, спрашивает, нельзя ли ему пригласительный на инаугурацию. Для внука.</w:t>
       </w:r>
     </w:p>
     <w:p>
@@ -2696,7 +2455,7 @@
           <w:color w:val="555555"/>
           <w:sz w:val="22"/>
         </w:rPr>
-        <w:t>(улыбается в ответ)</w:t>
+        <w:t>(смеётся)</w:t>
       </w:r>
       <w:r>
         <w:rPr>
@@ -2705,37 +2464,21 @@
           <w:i w:val="0"/>
           <w:sz w:val="22"/>
         </w:rPr>
-        <w:t xml:space="preserve"> «А ты наивен». Договорились.</w:t>
+        <w:t xml:space="preserve"> Передайте Валерию Петровичу, что пригласительных у меня меньше, чем соседей в Новокруцке. Пусть смотрит с вами, во дворе.</w:t>
       </w:r>
     </w:p>
     <w:p>
       <w:pPr>
-        <w:keepNext/>
-        <w:spacing w:before="320" w:after="140"/>
+        <w:spacing w:before="0" w:after="110" w:line="300" w:lineRule="auto"/>
       </w:pPr>
       <w:r>
         <w:rPr>
           <w:rFonts w:ascii="Times New Roman" w:hAnsi="Times New Roman" w:eastAsia="Malgun Gothic"/>
           <w:b/>
           <w:i w:val="0"/>
-          <w:color w:val="1F3864"/>
-          <w:sz w:val="26"/>
-        </w:rPr>
-        <w:t>장면 8 — 어머니와의 조용한 저녁</w:t>
-      </w:r>
-    </w:p>
-    <w:p>
-      <w:pPr>
-        <w:spacing w:before="0" w:after="110" w:line="300" w:lineRule="auto"/>
-      </w:pPr>
-      <w:r>
-        <w:rPr>
-          <w:rFonts w:ascii="Times New Roman" w:hAnsi="Times New Roman" w:eastAsia="Malgun Gothic"/>
-          <w:b/>
-          <w:i w:val="0"/>
-          <w:sz w:val="22"/>
-        </w:rPr>
-        <w:t xml:space="preserve">Анна: </w:t>
+          <w:sz w:val="22"/>
+        </w:rPr>
+        <w:t xml:space="preserve">Семён: </w:t>
       </w:r>
       <w:r>
         <w:rPr>
@@ -2744,99 +2487,7 @@
           <w:i w:val="0"/>
           <w:sz w:val="22"/>
         </w:rPr>
-        <w:t>Завтра ты станешь президентом, Лёша. Странно произносить это вслух.</w:t>
-      </w:r>
-    </w:p>
-    <w:p>
-      <w:pPr>
-        <w:spacing w:before="0" w:after="110" w:line="300" w:lineRule="auto"/>
-      </w:pPr>
-      <w:r>
-        <w:rPr>
-          <w:rFonts w:ascii="Times New Roman" w:hAnsi="Times New Roman" w:eastAsia="Malgun Gothic"/>
-          <w:b/>
-          <w:i w:val="0"/>
-          <w:sz w:val="22"/>
-        </w:rPr>
-        <w:t xml:space="preserve">Лёша: </w:t>
-      </w:r>
-      <w:r>
-        <w:rPr>
-          <w:rFonts w:ascii="Times New Roman" w:hAnsi="Times New Roman" w:eastAsia="Malgun Gothic"/>
-          <w:b w:val="0"/>
-          <w:i w:val="0"/>
-          <w:sz w:val="22"/>
-        </w:rPr>
-        <w:t>Мне тоже странно, мам.</w:t>
-      </w:r>
-    </w:p>
-    <w:p>
-      <w:pPr>
-        <w:spacing w:before="0" w:after="110" w:line="300" w:lineRule="auto"/>
-      </w:pPr>
-      <w:r>
-        <w:rPr>
-          <w:rFonts w:ascii="Times New Roman" w:hAnsi="Times New Roman" w:eastAsia="Malgun Gothic"/>
-          <w:b/>
-          <w:i w:val="0"/>
-          <w:sz w:val="22"/>
-        </w:rPr>
-        <w:t xml:space="preserve">Анна: </w:t>
-      </w:r>
-      <w:r>
-        <w:rPr>
-          <w:rFonts w:ascii="Times New Roman" w:hAnsi="Times New Roman" w:eastAsia="Malgun Gothic"/>
-          <w:b w:val="0"/>
-          <w:i w:val="0"/>
-          <w:sz w:val="22"/>
-        </w:rPr>
-        <w:t>Я костюм твой отгладила. Три раза. Руки сами гладят, а голова не верит.</w:t>
-      </w:r>
-    </w:p>
-    <w:p>
-      <w:pPr>
-        <w:spacing w:before="0" w:after="110" w:line="300" w:lineRule="auto"/>
-      </w:pPr>
-      <w:r>
-        <w:rPr>
-          <w:rFonts w:ascii="Times New Roman" w:hAnsi="Times New Roman" w:eastAsia="Malgun Gothic"/>
-          <w:b/>
-          <w:i w:val="0"/>
-          <w:sz w:val="22"/>
-        </w:rPr>
-        <w:t xml:space="preserve">Лёша: </w:t>
-      </w:r>
-      <w:r>
-        <w:rPr>
-          <w:rFonts w:ascii="Times New Roman" w:hAnsi="Times New Roman" w:eastAsia="Malgun Gothic"/>
-          <w:b w:val="0"/>
-          <w:i w:val="0"/>
-          <w:sz w:val="22"/>
-        </w:rPr>
-        <w:t>Мам, его ещё на прошлой неделе отгладили в ателье.</w:t>
-      </w:r>
-    </w:p>
-    <w:p>
-      <w:pPr>
-        <w:spacing w:before="0" w:after="110" w:line="300" w:lineRule="auto"/>
-      </w:pPr>
-      <w:r>
-        <w:rPr>
-          <w:rFonts w:ascii="Times New Roman" w:hAnsi="Times New Roman" w:eastAsia="Malgun Gothic"/>
-          <w:b/>
-          <w:i w:val="0"/>
-          <w:sz w:val="22"/>
-        </w:rPr>
-        <w:t xml:space="preserve">Анна: </w:t>
-      </w:r>
-      <w:r>
-        <w:rPr>
-          <w:rFonts w:ascii="Times New Roman" w:hAnsi="Times New Roman" w:eastAsia="Malgun Gothic"/>
-          <w:b w:val="0"/>
-          <w:i w:val="0"/>
-          <w:sz w:val="22"/>
-        </w:rPr>
-        <w:t>В ателье гладят для президента. А я — для сына.</w:t>
+        <w:t>Передадим. Ему полезно посидеть во дворе с простыми людьми.</w:t>
       </w:r>
     </w:p>
     <w:p>
@@ -2860,7 +2511,7 @@
           <w:color w:val="555555"/>
           <w:sz w:val="22"/>
         </w:rPr>
-        <w:t>(обнимает её)</w:t>
+        <w:t>(смеётся впервые за день)</w:t>
       </w:r>
       <w:r>
         <w:rPr>
@@ -2869,7 +2520,7 @@
           <w:i w:val="0"/>
           <w:sz w:val="22"/>
         </w:rPr>
-        <w:t xml:space="preserve"> Для сына — лучше.</w:t>
+        <w:t xml:space="preserve"> Люди действительно меняются, кажется.</w:t>
       </w:r>
     </w:p>
     <w:p>
@@ -2883,7 +2534,7 @@
           <w:i w:val="0"/>
           <w:sz w:val="22"/>
         </w:rPr>
-        <w:t xml:space="preserve">Анна: </w:t>
+        <w:t xml:space="preserve">Галина: </w:t>
       </w:r>
       <w:r>
         <w:rPr>
@@ -2892,7 +2543,7 @@
           <w:i w:val="0"/>
           <w:sz w:val="22"/>
         </w:rPr>
-        <w:t>Отец не дожил. Виктор Петрович не дожил. И Дарья, и Ольга Викторовна — никто из них не увидит завтрашнего дня.</w:t>
+        <w:t>А молоко у нас, между прочим, опять подорожало. Это я не к празднику, это я к работе.</w:t>
       </w:r>
     </w:p>
     <w:p>
@@ -2915,7 +2566,7 @@
           <w:i w:val="0"/>
           <w:sz w:val="22"/>
         </w:rPr>
-        <w:t>Знаю, мам. Сегодня утром я был у отца и у Виктора Петровича, разговаривал с ними, как будто они слышат.</w:t>
+        <w:t>Запомню, Галина Петровна. Это будет в первом докладе. Честно.</w:t>
       </w:r>
     </w:p>
     <w:p>
@@ -2929,7 +2580,7 @@
           <w:i w:val="0"/>
           <w:sz w:val="22"/>
         </w:rPr>
-        <w:t xml:space="preserve">Анна: </w:t>
+        <w:t xml:space="preserve">Семён: </w:t>
       </w:r>
       <w:r>
         <w:rPr>
@@ -2938,90 +2589,7 @@
           <w:i w:val="0"/>
           <w:sz w:val="22"/>
         </w:rPr>
-        <w:t>Может, и слышат, по-своему. Кто знает, как это устроено на самом деле.</w:t>
-      </w:r>
-    </w:p>
-    <w:p>
-      <w:pPr>
-        <w:spacing w:before="0" w:after="110" w:line="300" w:lineRule="auto"/>
-      </w:pPr>
-      <w:r>
-        <w:rPr>
-          <w:rFonts w:ascii="Times New Roman" w:hAnsi="Times New Roman" w:eastAsia="Malgun Gothic"/>
-          <w:b/>
-          <w:i w:val="0"/>
-          <w:sz w:val="22"/>
-        </w:rPr>
-        <w:t xml:space="preserve">Лёша: </w:t>
-      </w:r>
-      <w:r>
-        <w:rPr>
-          <w:rFonts w:ascii="Times New Roman" w:hAnsi="Times New Roman" w:eastAsia="Malgun Gothic"/>
-          <w:b w:val="0"/>
-          <w:i w:val="0"/>
-          <w:sz w:val="22"/>
-        </w:rPr>
-        <w:t>Мам, завтра ты будешь в первом ряду. Не прячься за Катю.</w:t>
-      </w:r>
-    </w:p>
-    <w:p>
-      <w:pPr>
-        <w:spacing w:before="0" w:after="110" w:line="300" w:lineRule="auto"/>
-      </w:pPr>
-      <w:r>
-        <w:rPr>
-          <w:rFonts w:ascii="Times New Roman" w:hAnsi="Times New Roman" w:eastAsia="Malgun Gothic"/>
-          <w:b/>
-          <w:i w:val="0"/>
-          <w:sz w:val="22"/>
-        </w:rPr>
-        <w:t xml:space="preserve">Анна: </w:t>
-      </w:r>
-      <w:r>
-        <w:rPr>
-          <w:rFonts w:ascii="Times New Roman" w:hAnsi="Times New Roman" w:eastAsia="Malgun Gothic"/>
-          <w:b w:val="0"/>
-          <w:i w:val="0"/>
-          <w:sz w:val="22"/>
-        </w:rPr>
-        <w:t>Я не прячусь. Я просто не люблю камеры. Они меня делают старше.</w:t>
-      </w:r>
-    </w:p>
-    <w:p>
-      <w:pPr>
-        <w:spacing w:before="0" w:after="110" w:line="300" w:lineRule="auto"/>
-      </w:pPr>
-      <w:r>
-        <w:rPr>
-          <w:rFonts w:ascii="Times New Roman" w:hAnsi="Times New Roman" w:eastAsia="Malgun Gothic"/>
-          <w:b/>
-          <w:i w:val="0"/>
-          <w:sz w:val="22"/>
-        </w:rPr>
-        <w:t xml:space="preserve">Лёша: </w:t>
-      </w:r>
-      <w:r>
-        <w:rPr>
-          <w:rFonts w:ascii="Times New Roman" w:hAnsi="Times New Roman" w:eastAsia="Malgun Gothic"/>
-          <w:b w:val="0"/>
-          <w:i w:val="0"/>
-          <w:sz w:val="22"/>
-        </w:rPr>
-        <w:t>Ты у меня самая молодая в этом зале будешь.</w:t>
-      </w:r>
-    </w:p>
-    <w:p>
-      <w:pPr>
-        <w:spacing w:before="0" w:after="110" w:line="300" w:lineRule="auto"/>
-      </w:pPr>
-      <w:r>
-        <w:rPr>
-          <w:rFonts w:ascii="Times New Roman" w:hAnsi="Times New Roman" w:eastAsia="Malgun Gothic"/>
-          <w:b/>
-          <w:i w:val="0"/>
-          <w:sz w:val="22"/>
-        </w:rPr>
-        <w:t xml:space="preserve">Анна: </w:t>
+        <w:t xml:space="preserve">Мы вот ещё что хотели сказать, Алексей Николаевич. </w:t>
       </w:r>
       <w:r>
         <w:rPr>
@@ -3031,7 +2599,7 @@
           <w:color w:val="555555"/>
           <w:sz w:val="22"/>
         </w:rPr>
-        <w:t>(смеётся)</w:t>
+        <w:t>(переглядывается с Галиной)</w:t>
       </w:r>
       <w:r>
         <w:rPr>
@@ -3040,7 +2608,7 @@
           <w:i w:val="0"/>
           <w:sz w:val="22"/>
         </w:rPr>
-        <w:t xml:space="preserve"> Льстец. Весь в отца.</w:t>
+        <w:t xml:space="preserve"> Отец ваш бы гордился. Мы его хорошо помним. Он про вас говорил: «упрямый, в мать».</w:t>
       </w:r>
     </w:p>
     <w:p>
@@ -3055,29 +2623,6 @@
           <w:sz w:val="22"/>
         </w:rPr>
         <w:t xml:space="preserve">Лёша: </w:t>
-      </w:r>
-      <w:r>
-        <w:rPr>
-          <w:rFonts w:ascii="Times New Roman" w:hAnsi="Times New Roman" w:eastAsia="Malgun Gothic"/>
-          <w:b w:val="0"/>
-          <w:i w:val="0"/>
-          <w:sz w:val="22"/>
-        </w:rPr>
-        <w:t>Хочу, чтобы ты знала, мам: что бы ни случилось дальше, я не забуду ни одного из них. Каждое решение, которое приму, будет хоть немного и для них тоже.</w:t>
-      </w:r>
-    </w:p>
-    <w:p>
-      <w:pPr>
-        <w:spacing w:before="0" w:after="110" w:line="300" w:lineRule="auto"/>
-      </w:pPr>
-      <w:r>
-        <w:rPr>
-          <w:rFonts w:ascii="Times New Roman" w:hAnsi="Times New Roman" w:eastAsia="Malgun Gothic"/>
-          <w:b/>
-          <w:i w:val="0"/>
-          <w:sz w:val="22"/>
-        </w:rPr>
-        <w:t xml:space="preserve">Анна: </w:t>
       </w:r>
       <w:r>
         <w:rPr>
@@ -3087,7 +2632,7 @@
           <w:color w:val="555555"/>
           <w:sz w:val="22"/>
         </w:rPr>
-        <w:t>(обнимает сына)</w:t>
+        <w:t>(тихо)</w:t>
       </w:r>
       <w:r>
         <w:rPr>
@@ -3096,30 +2641,23 @@
           <w:i w:val="0"/>
           <w:sz w:val="22"/>
         </w:rPr>
-        <w:t xml:space="preserve"> Знаю, сынок. Поэтому я не боюсь за страну, которую тебе доверили. Боюсь только за тебя — за то, сколько ты готов отдать этой стране, прежде чем позволишь себе просто пожить.</w:t>
+        <w:t xml:space="preserve"> В мать. Да. Спасибо, Семён Иванович.</w:t>
       </w:r>
     </w:p>
     <w:p>
       <w:pPr>
-        <w:spacing w:before="0" w:after="110" w:line="300" w:lineRule="auto"/>
+        <w:keepNext/>
+        <w:spacing w:before="320" w:after="140"/>
       </w:pPr>
       <w:r>
         <w:rPr>
           <w:rFonts w:ascii="Times New Roman" w:hAnsi="Times New Roman" w:eastAsia="Malgun Gothic"/>
           <w:b/>
           <w:i w:val="0"/>
-          <w:sz w:val="22"/>
-        </w:rPr>
-        <w:t xml:space="preserve">Лёша: </w:t>
-      </w:r>
-      <w:r>
-        <w:rPr>
-          <w:rFonts w:ascii="Times New Roman" w:hAnsi="Times New Roman" w:eastAsia="Malgun Gothic"/>
-          <w:b w:val="0"/>
-          <w:i w:val="0"/>
-          <w:sz w:val="22"/>
-        </w:rPr>
-        <w:t>Немного поживу, мам. После первой сотни дней.</w:t>
+          <w:color w:val="1F3864"/>
+          <w:sz w:val="26"/>
+        </w:rPr>
+        <w:t>장면 7 — 모스크바, 정부 구성 논의</w:t>
       </w:r>
     </w:p>
     <w:p>
@@ -3133,7 +2671,99 @@
           <w:i w:val="0"/>
           <w:sz w:val="22"/>
         </w:rPr>
-        <w:t xml:space="preserve">Анна: </w:t>
+        <w:t xml:space="preserve">Гребенщиков: </w:t>
+      </w:r>
+      <w:r>
+        <w:rPr>
+          <w:rFonts w:ascii="Times New Roman" w:hAnsi="Times New Roman" w:eastAsia="Malgun Gothic"/>
+          <w:b w:val="0"/>
+          <w:i w:val="0"/>
+          <w:sz w:val="22"/>
+        </w:rPr>
+        <w:t>Алексей Николаевич, до завтра нужно окончательно утвердить структуру администрации.</w:t>
+      </w:r>
+    </w:p>
+    <w:p>
+      <w:pPr>
+        <w:spacing w:before="0" w:after="110" w:line="300" w:lineRule="auto"/>
+      </w:pPr>
+      <w:r>
+        <w:rPr>
+          <w:rFonts w:ascii="Times New Roman" w:hAnsi="Times New Roman" w:eastAsia="Malgun Gothic"/>
+          <w:b/>
+          <w:i w:val="0"/>
+          <w:sz w:val="22"/>
+        </w:rPr>
+        <w:t xml:space="preserve">Лёша: </w:t>
+      </w:r>
+      <w:r>
+        <w:rPr>
+          <w:rFonts w:ascii="Times New Roman" w:hAnsi="Times New Roman" w:eastAsia="Malgun Gothic"/>
+          <w:b w:val="0"/>
+          <w:i w:val="0"/>
+          <w:sz w:val="22"/>
+        </w:rPr>
+        <w:t>Катя — руководитель администрации. Ирина — мой личный советник по правовым вопросам, с прямым доступом ко мне в любое время.</w:t>
+      </w:r>
+    </w:p>
+    <w:p>
+      <w:pPr>
+        <w:spacing w:before="0" w:after="110" w:line="300" w:lineRule="auto"/>
+      </w:pPr>
+      <w:r>
+        <w:rPr>
+          <w:rFonts w:ascii="Times New Roman" w:hAnsi="Times New Roman" w:eastAsia="Malgun Gothic"/>
+          <w:b/>
+          <w:i w:val="0"/>
+          <w:sz w:val="22"/>
+        </w:rPr>
+        <w:t xml:space="preserve">Гребенщиков: </w:t>
+      </w:r>
+      <w:r>
+        <w:rPr>
+          <w:rFonts w:ascii="Times New Roman" w:hAnsi="Times New Roman" w:eastAsia="Malgun Gothic"/>
+          <w:b w:val="0"/>
+          <w:i w:val="0"/>
+          <w:sz w:val="22"/>
+        </w:rPr>
+        <w:t>Сильный выбор. Екатерина Ивановна единственная в штабе, кого вы слушаетесь хотя бы через раз.</w:t>
+      </w:r>
+    </w:p>
+    <w:p>
+      <w:pPr>
+        <w:spacing w:before="0" w:after="110" w:line="300" w:lineRule="auto"/>
+      </w:pPr>
+      <w:r>
+        <w:rPr>
+          <w:rFonts w:ascii="Times New Roman" w:hAnsi="Times New Roman" w:eastAsia="Malgun Gothic"/>
+          <w:b/>
+          <w:i w:val="0"/>
+          <w:sz w:val="22"/>
+        </w:rPr>
+        <w:t xml:space="preserve">Лёша: </w:t>
+      </w:r>
+      <w:r>
+        <w:rPr>
+          <w:rFonts w:ascii="Times New Roman" w:hAnsi="Times New Roman" w:eastAsia="Malgun Gothic"/>
+          <w:b w:val="0"/>
+          <w:i w:val="0"/>
+          <w:sz w:val="22"/>
+        </w:rPr>
+        <w:t>Через два, Анатолий Викторович. Не преувеличивайте.</w:t>
+      </w:r>
+    </w:p>
+    <w:p>
+      <w:pPr>
+        <w:spacing w:before="0" w:after="110" w:line="300" w:lineRule="auto"/>
+      </w:pPr>
+      <w:r>
+        <w:rPr>
+          <w:rFonts w:ascii="Times New Roman" w:hAnsi="Times New Roman" w:eastAsia="Malgun Gothic"/>
+          <w:b/>
+          <w:i w:val="0"/>
+          <w:sz w:val="22"/>
+        </w:rPr>
+        <w:t xml:space="preserve">Катя: </w:t>
       </w:r>
       <w:r>
         <w:rPr>
@@ -3143,7 +2773,7 @@
           <w:color w:val="555555"/>
           <w:sz w:val="22"/>
         </w:rPr>
-        <w:t>(грустно улыбается)</w:t>
+        <w:t>(тихо)</w:t>
       </w:r>
       <w:r>
         <w:rPr>
@@ -3152,23 +2782,30 @@
           <w:i w:val="0"/>
           <w:sz w:val="22"/>
         </w:rPr>
-        <w:t xml:space="preserve"> Отец тоже так говорил. «После смены». Всю жизнь — после смены.</w:t>
+        <w:t xml:space="preserve"> Спасибо, Алексей Николаевич. Я буду ругаться с вами чаще, чем раньше.</w:t>
       </w:r>
     </w:p>
     <w:p>
       <w:pPr>
-        <w:keepNext/>
-        <w:spacing w:before="320" w:after="140"/>
+        <w:spacing w:before="0" w:after="110" w:line="300" w:lineRule="auto"/>
       </w:pPr>
       <w:r>
         <w:rPr>
           <w:rFonts w:ascii="Times New Roman" w:hAnsi="Times New Roman" w:eastAsia="Malgun Gothic"/>
           <w:b/>
           <w:i w:val="0"/>
-          <w:color w:val="1F3864"/>
-          <w:sz w:val="26"/>
-        </w:rPr>
-        <w:t>장면 9 — 한밤, 취임 전야의 다짐</w:t>
+          <w:sz w:val="22"/>
+        </w:rPr>
+        <w:t xml:space="preserve">Лёша: </w:t>
+      </w:r>
+      <w:r>
+        <w:rPr>
+          <w:rFonts w:ascii="Times New Roman" w:hAnsi="Times New Roman" w:eastAsia="Malgun Gothic"/>
+          <w:b w:val="0"/>
+          <w:i w:val="0"/>
+          <w:sz w:val="22"/>
+        </w:rPr>
+        <w:t>На это и рассчитываю, Катя.</w:t>
       </w:r>
     </w:p>
     <w:p>
@@ -3182,7 +2819,53 @@
           <w:i w:val="0"/>
           <w:sz w:val="22"/>
         </w:rPr>
+        <w:t xml:space="preserve">Ирина: </w:t>
+      </w:r>
+      <w:r>
+        <w:rPr>
+          <w:rFonts w:ascii="Times New Roman" w:hAnsi="Times New Roman" w:eastAsia="Malgun Gothic"/>
+          <w:b w:val="0"/>
+          <w:i w:val="0"/>
+          <w:sz w:val="22"/>
+        </w:rPr>
+        <w:t>Алексей Николаевич, я ещё не сдала госэкзамены. Советник президента без диплома — это подарок для Держина.</w:t>
+      </w:r>
+    </w:p>
+    <w:p>
+      <w:pPr>
+        <w:spacing w:before="0" w:after="110" w:line="300" w:lineRule="auto"/>
+      </w:pPr>
+      <w:r>
+        <w:rPr>
+          <w:rFonts w:ascii="Times New Roman" w:hAnsi="Times New Roman" w:eastAsia="Malgun Gothic"/>
+          <w:b/>
+          <w:i w:val="0"/>
+          <w:sz w:val="22"/>
+        </w:rPr>
         <w:t xml:space="preserve">Лёша: </w:t>
+      </w:r>
+      <w:r>
+        <w:rPr>
+          <w:rFonts w:ascii="Times New Roman" w:hAnsi="Times New Roman" w:eastAsia="Malgun Gothic"/>
+          <w:b w:val="0"/>
+          <w:i w:val="0"/>
+          <w:sz w:val="22"/>
+        </w:rPr>
+        <w:t>Сдадите. А пока будете советником, которого проверяют строже всех остальных. Вы же сами этого хотели бы.</w:t>
+      </w:r>
+    </w:p>
+    <w:p>
+      <w:pPr>
+        <w:spacing w:before="0" w:after="110" w:line="300" w:lineRule="auto"/>
+      </w:pPr>
+      <w:r>
+        <w:rPr>
+          <w:rFonts w:ascii="Times New Roman" w:hAnsi="Times New Roman" w:eastAsia="Malgun Gothic"/>
+          <w:b/>
+          <w:i w:val="0"/>
+          <w:sz w:val="22"/>
+        </w:rPr>
+        <w:t xml:space="preserve">Ирина: </w:t>
       </w:r>
       <w:r>
         <w:rPr>
@@ -3192,7 +2875,7 @@
           <w:color w:val="555555"/>
           <w:sz w:val="22"/>
         </w:rPr>
-        <w:t>(один, поздно ночью, пишет текст завтрашней инаугурационной речи)</w:t>
+        <w:t>(после паузы)</w:t>
       </w:r>
       <w:r>
         <w:rPr>
@@ -3201,7 +2884,30 @@
           <w:i w:val="0"/>
           <w:sz w:val="22"/>
         </w:rPr>
-        <w:t xml:space="preserve"> «Нельзя ставить на сцене заряженное ружьё, если никто не имеет в виду выстрелить из него», — сказала мне Ольга Викторовна через стекло. Весь этот путь, от новокруцкой конторы Виктора Петровича до завтрашнего дня, и был этим ружьём. Оно выстрелило.</w:t>
+        <w:t xml:space="preserve"> Хотела бы.</w:t>
+      </w:r>
+    </w:p>
+    <w:p>
+      <w:pPr>
+        <w:spacing w:before="0" w:after="110" w:line="300" w:lineRule="auto"/>
+      </w:pPr>
+      <w:r>
+        <w:rPr>
+          <w:rFonts w:ascii="Times New Roman" w:hAnsi="Times New Roman" w:eastAsia="Malgun Gothic"/>
+          <w:b/>
+          <w:i w:val="0"/>
+          <w:sz w:val="22"/>
+        </w:rPr>
+        <w:t xml:space="preserve">Катя: </w:t>
+      </w:r>
+      <w:r>
+        <w:rPr>
+          <w:rFonts w:ascii="Times New Roman" w:hAnsi="Times New Roman" w:eastAsia="Malgun Gothic"/>
+          <w:b w:val="0"/>
+          <w:i w:val="0"/>
+          <w:sz w:val="22"/>
+        </w:rPr>
+        <w:t>А Крылов?</w:t>
       </w:r>
     </w:p>
     <w:p>
@@ -3225,7 +2931,7 @@
           <w:color w:val="555555"/>
           <w:sz w:val="22"/>
         </w:rPr>
-        <w:t>(пишет)</w:t>
+        <w:t>(после паузы)</w:t>
       </w:r>
       <w:r>
         <w:rPr>
@@ -3234,7 +2940,7 @@
           <w:i w:val="0"/>
           <w:sz w:val="22"/>
         </w:rPr>
-        <w:t xml:space="preserve"> «Я принимаю эту должность не как награду, а как продолжение долга перед теми, кто не дожил до этого дня…»</w:t>
+        <w:t xml:space="preserve"> Крылов остаётся на переходный период — под усиленным гражданским контролем. Полную реформу силовых структур за одну ночь не проведёшь, но начнём немедленно.</w:t>
       </w:r>
     </w:p>
     <w:p>
@@ -3248,7 +2954,99 @@
           <w:i w:val="0"/>
           <w:sz w:val="22"/>
         </w:rPr>
+        <w:t xml:space="preserve">Гребенщиков: </w:t>
+      </w:r>
+      <w:r>
+        <w:rPr>
+          <w:rFonts w:ascii="Times New Roman" w:hAnsi="Times New Roman" w:eastAsia="Malgun Gothic"/>
+          <w:b w:val="0"/>
+          <w:i w:val="0"/>
+          <w:sz w:val="22"/>
+        </w:rPr>
+        <w:t>А Павел?</w:t>
+      </w:r>
+    </w:p>
+    <w:p>
+      <w:pPr>
+        <w:spacing w:before="0" w:after="110" w:line="300" w:lineRule="auto"/>
+      </w:pPr>
+      <w:r>
+        <w:rPr>
+          <w:rFonts w:ascii="Times New Roman" w:hAnsi="Times New Roman" w:eastAsia="Malgun Gothic"/>
+          <w:b/>
+          <w:i w:val="0"/>
+          <w:sz w:val="22"/>
+        </w:rPr>
         <w:t xml:space="preserve">Лёша: </w:t>
+      </w:r>
+      <w:r>
+        <w:rPr>
+          <w:rFonts w:ascii="Times New Roman" w:hAnsi="Times New Roman" w:eastAsia="Malgun Gothic"/>
+          <w:b w:val="0"/>
+          <w:i w:val="0"/>
+          <w:sz w:val="22"/>
+        </w:rPr>
+        <w:t>Паша отказался от официальной должности. Сказал, что хочет остаться независимым юристом, и я его понимаю. Ему нужно самому выстроить новую репутацию, не через меня.</w:t>
+      </w:r>
+    </w:p>
+    <w:p>
+      <w:pPr>
+        <w:spacing w:before="0" w:after="110" w:line="300" w:lineRule="auto"/>
+      </w:pPr>
+      <w:r>
+        <w:rPr>
+          <w:rFonts w:ascii="Times New Roman" w:hAnsi="Times New Roman" w:eastAsia="Malgun Gothic"/>
+          <w:b/>
+          <w:i w:val="0"/>
+          <w:sz w:val="22"/>
+        </w:rPr>
+        <w:t xml:space="preserve">Гребенщиков: </w:t>
+      </w:r>
+      <w:r>
+        <w:rPr>
+          <w:rFonts w:ascii="Times New Roman" w:hAnsi="Times New Roman" w:eastAsia="Malgun Gothic"/>
+          <w:b w:val="0"/>
+          <w:i w:val="0"/>
+          <w:sz w:val="22"/>
+        </w:rPr>
+        <w:t>А я? Вы ни слова не сказали обо мне.</w:t>
+      </w:r>
+    </w:p>
+    <w:p>
+      <w:pPr>
+        <w:spacing w:before="0" w:after="110" w:line="300" w:lineRule="auto"/>
+      </w:pPr>
+      <w:r>
+        <w:rPr>
+          <w:rFonts w:ascii="Times New Roman" w:hAnsi="Times New Roman" w:eastAsia="Malgun Gothic"/>
+          <w:b/>
+          <w:i w:val="0"/>
+          <w:sz w:val="22"/>
+        </w:rPr>
+        <w:t xml:space="preserve">Лёша: </w:t>
+      </w:r>
+      <w:r>
+        <w:rPr>
+          <w:rFonts w:ascii="Times New Roman" w:hAnsi="Times New Roman" w:eastAsia="Malgun Gothic"/>
+          <w:b w:val="0"/>
+          <w:i w:val="0"/>
+          <w:sz w:val="22"/>
+        </w:rPr>
+        <w:t>Вы, Анатолий Викторович, скажете сами, кем хотите быть. Я слишком хорошо помню, что вы всегда выбираете сами.</w:t>
+      </w:r>
+    </w:p>
+    <w:p>
+      <w:pPr>
+        <w:spacing w:before="0" w:after="110" w:line="300" w:lineRule="auto"/>
+      </w:pPr>
+      <w:r>
+        <w:rPr>
+          <w:rFonts w:ascii="Times New Roman" w:hAnsi="Times New Roman" w:eastAsia="Malgun Gothic"/>
+          <w:b/>
+          <w:i w:val="0"/>
+          <w:sz w:val="22"/>
+        </w:rPr>
+        <w:t xml:space="preserve">Гребенщиков: </w:t>
       </w:r>
       <w:r>
         <w:rPr>
@@ -3258,7 +3056,7 @@
           <w:color w:val="555555"/>
           <w:sz w:val="22"/>
         </w:rPr>
-        <w:t>(зачёркивает, пишет снова)</w:t>
+        <w:t>(усмехается)</w:t>
       </w:r>
       <w:r>
         <w:rPr>
@@ -3267,13 +3065,429 @@
           <w:i w:val="0"/>
           <w:sz w:val="22"/>
         </w:rPr>
-        <w:t xml:space="preserve"> «…не как награду, а как долг. Долг, который платят не словами, а работой — каждый день, пока хватит сил».</w:t>
+        <w:t xml:space="preserve"> Советником. Без кабинета с флагом. Флаги меня старят.</w:t>
       </w:r>
     </w:p>
     <w:p>
       <w:pPr>
         <w:spacing w:before="0" w:after="110" w:line="300" w:lineRule="auto"/>
       </w:pPr>
+      <w:r>
+        <w:rPr>
+          <w:rFonts w:ascii="Times New Roman" w:hAnsi="Times New Roman" w:eastAsia="Malgun Gothic"/>
+          <w:b/>
+          <w:i w:val="0"/>
+          <w:sz w:val="22"/>
+        </w:rPr>
+        <w:t xml:space="preserve">Ирина: </w:t>
+      </w:r>
+      <w:r>
+        <w:rPr>
+          <w:rFonts w:ascii="Times New Roman" w:hAnsi="Times New Roman" w:eastAsia="Malgun Gothic"/>
+          <w:b w:val="0"/>
+          <w:i w:val="0"/>
+          <w:sz w:val="22"/>
+        </w:rPr>
+        <w:t>И ещё одно. Минфин до сих пор не дал нам ни одной цифры по резервному фонду для передачи дел. Говорят — «после инаугурации».</w:t>
+      </w:r>
+    </w:p>
+    <w:p>
+      <w:pPr>
+        <w:spacing w:before="0" w:after="110" w:line="300" w:lineRule="auto"/>
+      </w:pPr>
+      <w:r>
+        <w:rPr>
+          <w:rFonts w:ascii="Times New Roman" w:hAnsi="Times New Roman" w:eastAsia="Malgun Gothic"/>
+          <w:b/>
+          <w:i w:val="0"/>
+          <w:sz w:val="22"/>
+        </w:rPr>
+        <w:t xml:space="preserve">Лёша: </w:t>
+      </w:r>
+      <w:r>
+        <w:rPr>
+          <w:rFonts w:ascii="Times New Roman" w:hAnsi="Times New Roman" w:eastAsia="Malgun Gothic"/>
+          <w:b w:val="0"/>
+          <w:i w:val="0"/>
+          <w:sz w:val="22"/>
+        </w:rPr>
+        <w:t>Значит, после инаугурации мне понадобятся люди, которые умеют читать цифры, которые от них прячут. Я знаю таких людей. Шесть человек из частной фирмы.</w:t>
+      </w:r>
+    </w:p>
+    <w:p>
+      <w:pPr>
+        <w:spacing w:before="0" w:after="110" w:line="300" w:lineRule="auto"/>
+      </w:pPr>
+      <w:r>
+        <w:rPr>
+          <w:rFonts w:ascii="Times New Roman" w:hAnsi="Times New Roman" w:eastAsia="Malgun Gothic"/>
+          <w:b/>
+          <w:i w:val="0"/>
+          <w:sz w:val="22"/>
+        </w:rPr>
+        <w:t xml:space="preserve">Катя: </w:t>
+      </w:r>
+      <w:r>
+        <w:rPr>
+          <w:rFonts w:ascii="Times New Roman" w:hAnsi="Times New Roman" w:eastAsia="Malgun Gothic"/>
+          <w:b w:val="0"/>
+          <w:i w:val="0"/>
+          <w:sz w:val="22"/>
+        </w:rPr>
+        <w:t>«Компас»? Они вам откажут, Алексей Николаевич. Они же гордятся тем, что частные.</w:t>
+      </w:r>
+    </w:p>
+    <w:p>
+      <w:pPr>
+        <w:spacing w:before="0" w:after="110" w:line="300" w:lineRule="auto"/>
+      </w:pPr>
+      <w:r>
+        <w:rPr>
+          <w:rFonts w:ascii="Times New Roman" w:hAnsi="Times New Roman" w:eastAsia="Malgun Gothic"/>
+          <w:b/>
+          <w:i w:val="0"/>
+          <w:sz w:val="22"/>
+        </w:rPr>
+        <w:t xml:space="preserve">Лёша: </w:t>
+      </w:r>
+      <w:r>
+        <w:rPr>
+          <w:rFonts w:ascii="Times New Roman" w:hAnsi="Times New Roman" w:eastAsia="Malgun Gothic"/>
+          <w:b w:val="0"/>
+          <w:i w:val="0"/>
+          <w:sz w:val="22"/>
+        </w:rPr>
+        <w:t>Возможно. Поэтому я не буду их просить. Я предложу им то, от чего честный аудитор отказаться не сможет, — доступ ко всему.</w:t>
+      </w:r>
+    </w:p>
+    <w:p>
+      <w:pPr>
+        <w:spacing w:before="0" w:after="110" w:line="300" w:lineRule="auto"/>
+      </w:pPr>
+      <w:r>
+        <w:rPr>
+          <w:rFonts w:ascii="Times New Roman" w:hAnsi="Times New Roman" w:eastAsia="Malgun Gothic"/>
+          <w:b/>
+          <w:i w:val="0"/>
+          <w:sz w:val="22"/>
+        </w:rPr>
+        <w:t xml:space="preserve">Ирина: </w:t>
+      </w:r>
+      <w:r>
+        <w:rPr>
+          <w:rFonts w:ascii="Times New Roman" w:hAnsi="Times New Roman" w:eastAsia="Malgun Gothic"/>
+          <w:b w:val="0"/>
+          <w:i w:val="0"/>
+          <w:sz w:val="22"/>
+        </w:rPr>
+        <w:t>Нельзя пригласить частных аудиторов проверять государство без закона. Нужна отдельная служба — со статусом, с полномочиями, с независимостью.</w:t>
+      </w:r>
+    </w:p>
+    <w:p>
+      <w:pPr>
+        <w:spacing w:before="0" w:after="110" w:line="300" w:lineRule="auto"/>
+      </w:pPr>
+      <w:r>
+        <w:rPr>
+          <w:rFonts w:ascii="Times New Roman" w:hAnsi="Times New Roman" w:eastAsia="Malgun Gothic"/>
+          <w:b/>
+          <w:i w:val="0"/>
+          <w:sz w:val="22"/>
+        </w:rPr>
+        <w:t xml:space="preserve">Лёша: </w:t>
+      </w:r>
+      <w:r>
+        <w:rPr>
+          <w:rFonts w:ascii="Times New Roman" w:hAnsi="Times New Roman" w:eastAsia="Malgun Gothic"/>
+          <w:b w:val="0"/>
+          <w:i w:val="0"/>
+          <w:sz w:val="22"/>
+        </w:rPr>
+        <w:t>Значит, служба. Готовьте проект, Ирина. Вы у нас теперь советник, которого проверяют строже всех, — вот и проверьте себя на этом.</w:t>
+      </w:r>
+    </w:p>
+    <w:p>
+      <w:pPr>
+        <w:spacing w:before="0" w:after="110" w:line="300" w:lineRule="auto"/>
+      </w:pPr>
+      <w:r>
+        <w:rPr>
+          <w:rFonts w:ascii="Times New Roman" w:hAnsi="Times New Roman" w:eastAsia="Malgun Gothic"/>
+          <w:b/>
+          <w:i w:val="0"/>
+          <w:sz w:val="22"/>
+        </w:rPr>
+        <w:t xml:space="preserve">Катя: </w:t>
+      </w:r>
+      <w:r>
+        <w:rPr>
+          <w:rFonts w:ascii="Times New Roman" w:hAnsi="Times New Roman" w:eastAsia="Malgun Gothic"/>
+          <w:b w:val="0"/>
+          <w:i w:val="0"/>
+          <w:sz w:val="22"/>
+        </w:rPr>
+        <w:t>Кирилл Андреевич будет спорить.</w:t>
+      </w:r>
+    </w:p>
+    <w:p>
+      <w:pPr>
+        <w:spacing w:before="0" w:after="110" w:line="300" w:lineRule="auto"/>
+      </w:pPr>
+      <w:r>
+        <w:rPr>
+          <w:rFonts w:ascii="Times New Roman" w:hAnsi="Times New Roman" w:eastAsia="Malgun Gothic"/>
+          <w:b/>
+          <w:i w:val="0"/>
+          <w:sz w:val="22"/>
+        </w:rPr>
+        <w:t xml:space="preserve">Лёша: </w:t>
+      </w:r>
+      <w:r>
+        <w:rPr>
+          <w:rFonts w:ascii="Times New Roman" w:hAnsi="Times New Roman" w:eastAsia="Malgun Gothic"/>
+          <w:b w:val="0"/>
+          <w:i w:val="0"/>
+          <w:sz w:val="22"/>
+        </w:rPr>
+        <w:t>Кирилл Андреевич будет спорить. Анастасия Дмитриевна — считать. А Изольда Тимофеевна скажет «голубки» и примет решение за них обоих.</w:t>
+      </w:r>
+    </w:p>
+    <w:p>
+      <w:pPr>
+        <w:keepNext/>
+        <w:spacing w:before="320" w:after="140"/>
+      </w:pPr>
+      <w:r>
+        <w:rPr>
+          <w:rFonts w:ascii="Times New Roman" w:hAnsi="Times New Roman" w:eastAsia="Malgun Gothic"/>
+          <w:b/>
+          <w:i w:val="0"/>
+          <w:color w:val="1F3864"/>
+          <w:sz w:val="26"/>
+        </w:rPr>
+        <w:t>장면 8 — 저녁, 파벨과의 마지막 대화(취임 전날)</w:t>
+      </w:r>
+    </w:p>
+    <w:p>
+      <w:pPr>
+        <w:spacing w:before="0" w:after="110" w:line="300" w:lineRule="auto"/>
+      </w:pPr>
+      <w:r>
+        <w:rPr>
+          <w:rFonts w:ascii="Times New Roman" w:hAnsi="Times New Roman" w:eastAsia="Malgun Gothic"/>
+          <w:b/>
+          <w:i w:val="0"/>
+          <w:sz w:val="22"/>
+        </w:rPr>
+        <w:t xml:space="preserve">Павел: </w:t>
+      </w:r>
+      <w:r>
+        <w:rPr>
+          <w:rFonts w:ascii="Times New Roman" w:hAnsi="Times New Roman" w:eastAsia="Malgun Gothic"/>
+          <w:b w:val="0"/>
+          <w:i w:val="0"/>
+          <w:sz w:val="22"/>
+        </w:rPr>
+        <w:t>Лёша, в последний раз обращаюсь к тебе так запросто перед завтрашним днём.</w:t>
+      </w:r>
+    </w:p>
+    <w:p>
+      <w:pPr>
+        <w:spacing w:before="0" w:after="110" w:line="300" w:lineRule="auto"/>
+      </w:pPr>
+      <w:r>
+        <w:rPr>
+          <w:rFonts w:ascii="Times New Roman" w:hAnsi="Times New Roman" w:eastAsia="Malgun Gothic"/>
+          <w:b/>
+          <w:i w:val="0"/>
+          <w:sz w:val="22"/>
+        </w:rPr>
+        <w:t xml:space="preserve">Лёша: </w:t>
+      </w:r>
+      <w:r>
+        <w:rPr>
+          <w:rFonts w:ascii="Times New Roman" w:hAnsi="Times New Roman" w:eastAsia="Malgun Gothic"/>
+          <w:b w:val="0"/>
+          <w:i w:val="0"/>
+          <w:sz w:val="22"/>
+        </w:rPr>
+        <w:t>Ты всегда можешь обращаться ко мне так, Паша. Между нами это не изменится.</w:t>
+      </w:r>
+    </w:p>
+    <w:p>
+      <w:pPr>
+        <w:spacing w:before="0" w:after="110" w:line="300" w:lineRule="auto"/>
+      </w:pPr>
+      <w:r>
+        <w:rPr>
+          <w:rFonts w:ascii="Times New Roman" w:hAnsi="Times New Roman" w:eastAsia="Malgun Gothic"/>
+          <w:b/>
+          <w:i w:val="0"/>
+          <w:sz w:val="22"/>
+        </w:rPr>
+        <w:t xml:space="preserve">Павел: </w:t>
+      </w:r>
+      <w:r>
+        <w:rPr>
+          <w:rFonts w:ascii="Times New Roman" w:hAnsi="Times New Roman" w:eastAsia="Malgun Gothic"/>
+          <w:b w:val="0"/>
+          <w:i w:val="0"/>
+          <w:sz w:val="22"/>
+        </w:rPr>
+        <w:t>Даже на людях? Даже при министрах?</w:t>
+      </w:r>
+    </w:p>
+    <w:p>
+      <w:pPr>
+        <w:spacing w:before="0" w:after="110" w:line="300" w:lineRule="auto"/>
+      </w:pPr>
+      <w:r>
+        <w:rPr>
+          <w:rFonts w:ascii="Times New Roman" w:hAnsi="Times New Roman" w:eastAsia="Malgun Gothic"/>
+          <w:b/>
+          <w:i w:val="0"/>
+          <w:sz w:val="22"/>
+        </w:rPr>
+        <w:t xml:space="preserve">Лёша: </w:t>
+      </w:r>
+      <w:r>
+        <w:rPr>
+          <w:rFonts w:ascii="Times New Roman" w:hAnsi="Times New Roman" w:eastAsia="Malgun Gothic"/>
+          <w:b w:val="0"/>
+          <w:i w:val="0"/>
+          <w:sz w:val="22"/>
+        </w:rPr>
+        <w:t>Особенно при министрах. Пусть знают, что у президента есть человек, который помнит его с ведром под протекающим потолком московской конторы.</w:t>
+      </w:r>
+    </w:p>
+    <w:p>
+      <w:pPr>
+        <w:spacing w:before="0" w:after="110" w:line="300" w:lineRule="auto"/>
+      </w:pPr>
+      <w:r>
+        <w:rPr>
+          <w:rFonts w:ascii="Times New Roman" w:hAnsi="Times New Roman" w:eastAsia="Malgun Gothic"/>
+          <w:b/>
+          <w:i w:val="0"/>
+          <w:sz w:val="22"/>
+        </w:rPr>
+        <w:t xml:space="preserve">Павел: </w:t>
+      </w:r>
+      <w:r>
+        <w:rPr>
+          <w:rFonts w:ascii="Times New Roman" w:hAnsi="Times New Roman" w:eastAsia="Malgun Gothic"/>
+          <w:b w:val="0"/>
+          <w:i w:val="0"/>
+          <w:sz w:val="22"/>
+        </w:rPr>
+        <w:t>Спасибо. Знаешь, о чём я сегодня думал? О том дне, когда ты узнал про Балагина. Про сведения, которые я слил. Ты тогда сказал: «Уходи, Паша». Я ушёл. И был уверен, что это навсегда.</w:t>
+      </w:r>
+    </w:p>
+    <w:p>
+      <w:pPr>
+        <w:spacing w:before="0" w:after="110" w:line="300" w:lineRule="auto"/>
+      </w:pPr>
+      <w:r>
+        <w:rPr>
+          <w:rFonts w:ascii="Times New Roman" w:hAnsi="Times New Roman" w:eastAsia="Malgun Gothic"/>
+          <w:b/>
+          <w:i w:val="0"/>
+          <w:sz w:val="22"/>
+        </w:rPr>
+        <w:t xml:space="preserve">Лёша: </w:t>
+      </w:r>
+      <w:r>
+        <w:rPr>
+          <w:rFonts w:ascii="Times New Roman" w:hAnsi="Times New Roman" w:eastAsia="Malgun Gothic"/>
+          <w:b w:val="0"/>
+          <w:i w:val="0"/>
+          <w:sz w:val="22"/>
+        </w:rPr>
+        <w:t>Помню. Каждое слово.</w:t>
+      </w:r>
+    </w:p>
+    <w:p>
+      <w:pPr>
+        <w:spacing w:before="0" w:after="110" w:line="300" w:lineRule="auto"/>
+      </w:pPr>
+      <w:r>
+        <w:rPr>
+          <w:rFonts w:ascii="Times New Roman" w:hAnsi="Times New Roman" w:eastAsia="Malgun Gothic"/>
+          <w:b/>
+          <w:i w:val="0"/>
+          <w:sz w:val="22"/>
+        </w:rPr>
+        <w:t xml:space="preserve">Павел: </w:t>
+      </w:r>
+      <w:r>
+        <w:rPr>
+          <w:rFonts w:ascii="Times New Roman" w:hAnsi="Times New Roman" w:eastAsia="Malgun Gothic"/>
+          <w:b w:val="0"/>
+          <w:i w:val="0"/>
+          <w:sz w:val="22"/>
+        </w:rPr>
+        <w:t>Я потом полгода не мог ходить мимо той конторы. Делал крюк через два квартала.</w:t>
+      </w:r>
+    </w:p>
+    <w:p>
+      <w:pPr>
+        <w:spacing w:before="0" w:after="110" w:line="300" w:lineRule="auto"/>
+      </w:pPr>
+      <w:r>
+        <w:rPr>
+          <w:rFonts w:ascii="Times New Roman" w:hAnsi="Times New Roman" w:eastAsia="Malgun Gothic"/>
+          <w:b/>
+          <w:i w:val="0"/>
+          <w:sz w:val="22"/>
+        </w:rPr>
+        <w:t xml:space="preserve">Лёша: </w:t>
+      </w:r>
+      <w:r>
+        <w:rPr>
+          <w:rFonts w:ascii="Times New Roman" w:hAnsi="Times New Roman" w:eastAsia="Malgun Gothic"/>
+          <w:b w:val="0"/>
+          <w:i w:val="0"/>
+          <w:sz w:val="22"/>
+        </w:rPr>
+        <w:t>Я тоже делал крюки, Паша. Только мимо телефона.</w:t>
+      </w:r>
+    </w:p>
+    <w:p>
+      <w:pPr>
+        <w:spacing w:before="0" w:after="110" w:line="300" w:lineRule="auto"/>
+      </w:pPr>
+      <w:r>
+        <w:rPr>
+          <w:rFonts w:ascii="Times New Roman" w:hAnsi="Times New Roman" w:eastAsia="Malgun Gothic"/>
+          <w:b/>
+          <w:i w:val="0"/>
+          <w:sz w:val="22"/>
+        </w:rPr>
+        <w:t xml:space="preserve">Павел: </w:t>
+      </w:r>
+      <w:r>
+        <w:rPr>
+          <w:rFonts w:ascii="Times New Roman" w:hAnsi="Times New Roman" w:eastAsia="Malgun Gothic"/>
+          <w:b w:val="0"/>
+          <w:i w:val="0"/>
+          <w:sz w:val="22"/>
+        </w:rPr>
+        <w:t>А потом ты держал моего сына над купелью. Ты — крёстный моего сына, Лёш. Человек, которому я когда-то сдал дело, теперь поклялся за моего ребёнка перед Богом. Вот тогда я понял, что ты простил меня по-настоящему. Это, наверное, самое важное, что случилось со мной за все эти годы.</w:t>
+      </w:r>
+    </w:p>
+    <w:p>
+      <w:pPr>
+        <w:spacing w:before="0" w:after="110" w:line="300" w:lineRule="auto"/>
+      </w:pPr>
+      <w:r>
+        <w:rPr>
+          <w:rFonts w:ascii="Times New Roman" w:hAnsi="Times New Roman" w:eastAsia="Malgun Gothic"/>
+          <w:b/>
+          <w:i w:val="0"/>
+          <w:sz w:val="22"/>
+        </w:rPr>
+        <w:t xml:space="preserve">Лёша: </w:t>
+      </w:r>
       <w:r>
         <w:rPr>
           <w:rFonts w:ascii="Times New Roman" w:hAnsi="Times New Roman" w:eastAsia="Malgun Gothic"/>
@@ -3282,7 +3496,16 @@
           <w:color w:val="555555"/>
           <w:sz w:val="22"/>
         </w:rPr>
-        <w:t>(звонит телефон — Крылов)</w:t>
+        <w:t>(хочет что-то ответить, но только кладёт руку ему на плечо)</w:t>
+      </w:r>
+      <w:r>
+        <w:rPr>
+          <w:rFonts w:ascii="Times New Roman" w:hAnsi="Times New Roman" w:eastAsia="Malgun Gothic"/>
+          <w:b w:val="0"/>
+          <w:i w:val="0"/>
+          <w:sz w:val="22"/>
+        </w:rPr>
+        <w:t xml:space="preserve"> Есть одна вещь, которую я должен был сказать тебе давно, Паша. Не сегодня. Когда-нибудь.</w:t>
       </w:r>
     </w:p>
     <w:p>
@@ -3296,237 +3519,7 @@
           <w:i w:val="0"/>
           <w:sz w:val="22"/>
         </w:rPr>
-        <w:t xml:space="preserve">Крылов: </w:t>
-      </w:r>
-      <w:r>
-        <w:rPr>
-          <w:rFonts w:ascii="Times New Roman" w:hAnsi="Times New Roman" w:eastAsia="Malgun Gothic"/>
-          <w:b w:val="0"/>
-          <w:i w:val="0"/>
-          <w:sz w:val="22"/>
-        </w:rPr>
-        <w:t>Алексей Николаевич, простите за поздний звонок в такую ночь. Хотел лично пожелать удачи.</w:t>
-      </w:r>
-    </w:p>
-    <w:p>
-      <w:pPr>
-        <w:spacing w:before="0" w:after="110" w:line="300" w:lineRule="auto"/>
-      </w:pPr>
-      <w:r>
-        <w:rPr>
-          <w:rFonts w:ascii="Times New Roman" w:hAnsi="Times New Roman" w:eastAsia="Malgun Gothic"/>
-          <w:b/>
-          <w:i w:val="0"/>
-          <w:sz w:val="22"/>
-        </w:rPr>
-        <w:t xml:space="preserve">Лёша: </w:t>
-      </w:r>
-      <w:r>
-        <w:rPr>
-          <w:rFonts w:ascii="Times New Roman" w:hAnsi="Times New Roman" w:eastAsia="Malgun Gothic"/>
-          <w:b w:val="0"/>
-          <w:i w:val="0"/>
-          <w:sz w:val="22"/>
-        </w:rPr>
-        <w:t>Не спится, Сергей Александрович?</w:t>
-      </w:r>
-    </w:p>
-    <w:p>
-      <w:pPr>
-        <w:spacing w:before="0" w:after="110" w:line="300" w:lineRule="auto"/>
-      </w:pPr>
-      <w:r>
-        <w:rPr>
-          <w:rFonts w:ascii="Times New Roman" w:hAnsi="Times New Roman" w:eastAsia="Malgun Gothic"/>
-          <w:b/>
-          <w:i w:val="0"/>
-          <w:sz w:val="22"/>
-        </w:rPr>
-        <w:t xml:space="preserve">Крылов: </w:t>
-      </w:r>
-      <w:r>
-        <w:rPr>
-          <w:rFonts w:ascii="Times New Roman" w:hAnsi="Times New Roman" w:eastAsia="Malgun Gothic"/>
-          <w:b w:val="0"/>
-          <w:i w:val="0"/>
-          <w:sz w:val="22"/>
-        </w:rPr>
-        <w:t>В моём возрасте, Алексей Николаевич, накануне больших перемен не спят. Я уже видел несколько таких ночей. Ни одна не была похожа на другую.</w:t>
-      </w:r>
-    </w:p>
-    <w:p>
-      <w:pPr>
-        <w:spacing w:before="0" w:after="110" w:line="300" w:lineRule="auto"/>
-      </w:pPr>
-      <w:r>
-        <w:rPr>
-          <w:rFonts w:ascii="Times New Roman" w:hAnsi="Times New Roman" w:eastAsia="Malgun Gothic"/>
-          <w:b/>
-          <w:i w:val="0"/>
-          <w:sz w:val="22"/>
-        </w:rPr>
-        <w:t xml:space="preserve">Лёша: </w:t>
-      </w:r>
-      <w:r>
-        <w:rPr>
-          <w:rFonts w:ascii="Times New Roman" w:hAnsi="Times New Roman" w:eastAsia="Malgun Gothic"/>
-          <w:b w:val="0"/>
-          <w:i w:val="0"/>
-          <w:sz w:val="22"/>
-        </w:rPr>
-        <w:t>Спасибо, Сергей Александрович. Завтра начинается новый этап и для вас, полагаю.</w:t>
-      </w:r>
-    </w:p>
-    <w:p>
-      <w:pPr>
-        <w:spacing w:before="0" w:after="110" w:line="300" w:lineRule="auto"/>
-      </w:pPr>
-      <w:r>
-        <w:rPr>
-          <w:rFonts w:ascii="Times New Roman" w:hAnsi="Times New Roman" w:eastAsia="Malgun Gothic"/>
-          <w:b/>
-          <w:i w:val="0"/>
-          <w:sz w:val="22"/>
-        </w:rPr>
-        <w:t xml:space="preserve">Крылов: </w:t>
-      </w:r>
-      <w:r>
-        <w:rPr>
-          <w:rFonts w:ascii="Times New Roman" w:hAnsi="Times New Roman" w:eastAsia="Malgun Gothic"/>
-          <w:b w:val="0"/>
-          <w:i w:val="0"/>
-          <w:sz w:val="22"/>
-        </w:rPr>
-        <w:t>Полагаю, да.</w:t>
-      </w:r>
-    </w:p>
-    <w:p>
-      <w:pPr>
-        <w:spacing w:before="0" w:after="110" w:line="300" w:lineRule="auto"/>
-      </w:pPr>
-      <w:r>
-        <w:rPr>
-          <w:rFonts w:ascii="Times New Roman" w:hAnsi="Times New Roman" w:eastAsia="Malgun Gothic"/>
-          <w:b/>
-          <w:i w:val="0"/>
-          <w:sz w:val="22"/>
-        </w:rPr>
-        <w:t xml:space="preserve">Лёша: </w:t>
-      </w:r>
-      <w:r>
-        <w:rPr>
-          <w:rFonts w:ascii="Times New Roman" w:hAnsi="Times New Roman" w:eastAsia="Malgun Gothic"/>
-          <w:b w:val="0"/>
-          <w:i w:val="0"/>
-          <w:sz w:val="22"/>
-        </w:rPr>
-        <w:t>Вы останетесь на своём месте, Сергей Александрович. Пока. Под контролем, о котором мы будем говорить уже послезавтра.</w:t>
-      </w:r>
-    </w:p>
-    <w:p>
-      <w:pPr>
-        <w:spacing w:before="0" w:after="110" w:line="300" w:lineRule="auto"/>
-      </w:pPr>
-      <w:r>
-        <w:rPr>
-          <w:rFonts w:ascii="Times New Roman" w:hAnsi="Times New Roman" w:eastAsia="Malgun Gothic"/>
-          <w:b/>
-          <w:i w:val="0"/>
-          <w:sz w:val="22"/>
-        </w:rPr>
-        <w:t xml:space="preserve">Крылов: </w:t>
-      </w:r>
-      <w:r>
-        <w:rPr>
-          <w:rFonts w:ascii="Times New Roman" w:hAnsi="Times New Roman" w:eastAsia="Malgun Gothic"/>
-          <w:b w:val="0"/>
-          <w:i w:val="0"/>
-          <w:sz w:val="22"/>
-        </w:rPr>
-        <w:t>Понимаю. «Пока» — самое честное слово, которое я слышал от власти за сорок лет. Помните моё предупреждение в ночь ваших губернаторских выборов? Что губернаторское кресло — не финал, а просто более высокий этаж того же здания?</w:t>
-      </w:r>
-    </w:p>
-    <w:p>
-      <w:pPr>
-        <w:spacing w:before="0" w:after="110" w:line="300" w:lineRule="auto"/>
-      </w:pPr>
-      <w:r>
-        <w:rPr>
-          <w:rFonts w:ascii="Times New Roman" w:hAnsi="Times New Roman" w:eastAsia="Malgun Gothic"/>
-          <w:b/>
-          <w:i w:val="0"/>
-          <w:sz w:val="22"/>
-        </w:rPr>
-        <w:t xml:space="preserve">Лёша: </w:t>
-      </w:r>
-      <w:r>
-        <w:rPr>
-          <w:rFonts w:ascii="Times New Roman" w:hAnsi="Times New Roman" w:eastAsia="Malgun Gothic"/>
-          <w:b w:val="0"/>
-          <w:i w:val="0"/>
-          <w:sz w:val="22"/>
-        </w:rPr>
-        <w:t>Помню.</w:t>
-      </w:r>
-    </w:p>
-    <w:p>
-      <w:pPr>
-        <w:spacing w:before="0" w:after="110" w:line="300" w:lineRule="auto"/>
-      </w:pPr>
-      <w:r>
-        <w:rPr>
-          <w:rFonts w:ascii="Times New Roman" w:hAnsi="Times New Roman" w:eastAsia="Malgun Gothic"/>
-          <w:b/>
-          <w:i w:val="0"/>
-          <w:sz w:val="22"/>
-        </w:rPr>
-        <w:t xml:space="preserve">Крылов: </w:t>
-      </w:r>
-      <w:r>
-        <w:rPr>
-          <w:rFonts w:ascii="Times New Roman" w:hAnsi="Times New Roman" w:eastAsia="Malgun Gothic"/>
-          <w:b w:val="0"/>
-          <w:i w:val="0"/>
-          <w:sz w:val="22"/>
-        </w:rPr>
-        <w:t>Завтра вы поднимаетесь на самый верхний этаж. Но должен предупредить снова: здание, в которое вы входите, куда больше и запутаннее любого этажа, который вы прошли.</w:t>
-      </w:r>
-    </w:p>
-    <w:p>
-      <w:pPr>
-        <w:spacing w:before="0" w:after="110" w:line="300" w:lineRule="auto"/>
-      </w:pPr>
-      <w:r>
-        <w:rPr>
-          <w:rFonts w:ascii="Times New Roman" w:hAnsi="Times New Roman" w:eastAsia="Malgun Gothic"/>
-          <w:b/>
-          <w:i w:val="0"/>
-          <w:sz w:val="22"/>
-        </w:rPr>
-        <w:t xml:space="preserve">Лёша: </w:t>
-      </w:r>
-      <w:r>
-        <w:rPr>
-          <w:rFonts w:ascii="Times New Roman" w:hAnsi="Times New Roman" w:eastAsia="Malgun Gothic"/>
-          <w:b w:val="0"/>
-          <w:i w:val="0"/>
-          <w:sz w:val="22"/>
-        </w:rPr>
-        <w:t>«И вечный бой! Покой нам только снится». В школе мне казалось, что это про войну. Теперь понимаю — это про работу.</w:t>
-      </w:r>
-    </w:p>
-    <w:p>
-      <w:pPr>
-        <w:spacing w:before="0" w:after="110" w:line="300" w:lineRule="auto"/>
-      </w:pPr>
-      <w:r>
-        <w:rPr>
-          <w:rFonts w:ascii="Times New Roman" w:hAnsi="Times New Roman" w:eastAsia="Malgun Gothic"/>
-          <w:b/>
-          <w:i w:val="0"/>
-          <w:sz w:val="22"/>
-        </w:rPr>
-        <w:t xml:space="preserve">Крылов: </w:t>
+        <w:t xml:space="preserve">Павел: </w:t>
       </w:r>
       <w:r>
         <w:rPr>
@@ -3536,7 +3529,7 @@
           <w:color w:val="555555"/>
           <w:sz w:val="22"/>
         </w:rPr>
-        <w:t>(после паузы)</w:t>
+        <w:t>(смеётся сквозь слёзы)</w:t>
       </w:r>
       <w:r>
         <w:rPr>
@@ -3545,7 +3538,7 @@
           <w:i w:val="0"/>
           <w:sz w:val="22"/>
         </w:rPr>
-        <w:t xml:space="preserve"> Блок. Не перечитывал его со школы. Но с этой строчкой спорить не стану.</w:t>
+        <w:t xml:space="preserve"> Ну вот! Опять ты откладываешь самое важное на потом!</w:t>
       </w:r>
     </w:p>
     <w:p>
@@ -3560,6 +3553,38 @@
           <w:sz w:val="22"/>
         </w:rPr>
         <w:t xml:space="preserve">Лёша: </w:t>
+      </w:r>
+      <w:r>
+        <w:rPr>
+          <w:rFonts w:ascii="Times New Roman" w:hAnsi="Times New Roman" w:eastAsia="Malgun Gothic"/>
+          <w:b w:val="0"/>
+          <w:i w:val="0"/>
+          <w:sz w:val="22"/>
+        </w:rPr>
+        <w:t>Зато ты теперь знаешь, что оно есть.</w:t>
+      </w:r>
+    </w:p>
+    <w:p>
+      <w:pPr>
+        <w:spacing w:before="0" w:after="110" w:line="300" w:lineRule="auto"/>
+      </w:pPr>
+      <w:r>
+        <w:rPr>
+          <w:rFonts w:ascii="Times New Roman" w:hAnsi="Times New Roman" w:eastAsia="Malgun Gothic"/>
+          <w:b/>
+          <w:i w:val="0"/>
+          <w:sz w:val="22"/>
+        </w:rPr>
+        <w:t xml:space="preserve">Павел: </w:t>
+      </w:r>
+      <w:r>
+        <w:rPr>
+          <w:rFonts w:ascii="Times New Roman" w:hAnsi="Times New Roman" w:eastAsia="Malgun Gothic"/>
+          <w:b w:val="0"/>
+          <w:i w:val="0"/>
+          <w:sz w:val="22"/>
+        </w:rPr>
+        <w:t xml:space="preserve">Знаю. </w:t>
       </w:r>
       <w:r>
         <w:rPr>
@@ -3569,7 +3594,7 @@
           <w:color w:val="555555"/>
           <w:sz w:val="22"/>
         </w:rPr>
-        <w:t>(глядя в окно на светлеющее перед рассветом небо)</w:t>
+        <w:t>(вытирает глаза)</w:t>
       </w:r>
       <w:r>
         <w:rPr>
@@ -3578,11 +3603,146 @@
           <w:i w:val="0"/>
           <w:sz w:val="22"/>
         </w:rPr>
-        <w:t xml:space="preserve"> Знаю, Сергей Александрович. Поэтому завтра — не конец пути. Это начало настоящей борьбы.</w:t>
+        <w:t xml:space="preserve"> Маша говорит, что я стал сентиментальным. Это всё твой крестник виноват.</w:t>
       </w:r>
     </w:p>
     <w:p>
       <w:pPr>
+        <w:spacing w:before="0" w:after="110" w:line="300" w:lineRule="auto"/>
+      </w:pPr>
+      <w:r>
+        <w:rPr>
+          <w:rFonts w:ascii="Times New Roman" w:hAnsi="Times New Roman" w:eastAsia="Malgun Gothic"/>
+          <w:b/>
+          <w:i w:val="0"/>
+          <w:sz w:val="22"/>
+        </w:rPr>
+        <w:t xml:space="preserve">Лёша: </w:t>
+      </w:r>
+      <w:r>
+        <w:rPr>
+          <w:rFonts w:ascii="Times New Roman" w:hAnsi="Times New Roman" w:eastAsia="Malgun Gothic"/>
+          <w:b w:val="0"/>
+          <w:i w:val="0"/>
+          <w:sz w:val="22"/>
+        </w:rPr>
+        <w:t>Люди могут меняться, Паша. Ты это доказал. Не только мне — себе самому.</w:t>
+      </w:r>
+    </w:p>
+    <w:p>
+      <w:pPr>
+        <w:spacing w:before="0" w:after="110" w:line="300" w:lineRule="auto"/>
+      </w:pPr>
+      <w:r>
+        <w:rPr>
+          <w:rFonts w:ascii="Times New Roman" w:hAnsi="Times New Roman" w:eastAsia="Malgun Gothic"/>
+          <w:b/>
+          <w:i w:val="0"/>
+          <w:sz w:val="22"/>
+        </w:rPr>
+        <w:t xml:space="preserve">Павел: </w:t>
+      </w:r>
+      <w:r>
+        <w:rPr>
+          <w:rFonts w:ascii="Times New Roman" w:hAnsi="Times New Roman" w:eastAsia="Malgun Gothic"/>
+          <w:b w:val="0"/>
+          <w:i w:val="0"/>
+          <w:sz w:val="22"/>
+        </w:rPr>
+        <w:t>А ты не меняйся, Лёш. Хоть ты. Пообещай.</w:t>
+      </w:r>
+    </w:p>
+    <w:p>
+      <w:pPr>
+        <w:spacing w:before="0" w:after="110" w:line="300" w:lineRule="auto"/>
+      </w:pPr>
+      <w:r>
+        <w:rPr>
+          <w:rFonts w:ascii="Times New Roman" w:hAnsi="Times New Roman" w:eastAsia="Malgun Gothic"/>
+          <w:b/>
+          <w:i w:val="0"/>
+          <w:sz w:val="22"/>
+        </w:rPr>
+        <w:t xml:space="preserve">Лёша: </w:t>
+      </w:r>
+      <w:r>
+        <w:rPr>
+          <w:rFonts w:ascii="Times New Roman" w:hAnsi="Times New Roman" w:eastAsia="Malgun Gothic"/>
+          <w:b w:val="0"/>
+          <w:i w:val="0"/>
+          <w:sz w:val="22"/>
+        </w:rPr>
+        <w:t>Не могу обещать, Паша. Все меняются. Но если начну меняться не туда — скажи мне. Ты это умеешь, как никто.</w:t>
+      </w:r>
+    </w:p>
+    <w:p>
+      <w:pPr>
+        <w:spacing w:before="0" w:after="110" w:line="300" w:lineRule="auto"/>
+      </w:pPr>
+      <w:r>
+        <w:rPr>
+          <w:rFonts w:ascii="Times New Roman" w:hAnsi="Times New Roman" w:eastAsia="Malgun Gothic"/>
+          <w:b/>
+          <w:i w:val="0"/>
+          <w:sz w:val="22"/>
+        </w:rPr>
+        <w:t xml:space="preserve">Павел: </w:t>
+      </w:r>
+      <w:r>
+        <w:rPr>
+          <w:rFonts w:ascii="Times New Roman" w:hAnsi="Times New Roman" w:eastAsia="Malgun Gothic"/>
+          <w:b w:val="0"/>
+          <w:i/>
+          <w:color w:val="555555"/>
+          <w:sz w:val="22"/>
+        </w:rPr>
+        <w:t>(улыбается)</w:t>
+      </w:r>
+      <w:r>
+        <w:rPr>
+          <w:rFonts w:ascii="Times New Roman" w:hAnsi="Times New Roman" w:eastAsia="Malgun Gothic"/>
+          <w:b w:val="0"/>
+          <w:i w:val="0"/>
+          <w:sz w:val="22"/>
+        </w:rPr>
+        <w:t xml:space="preserve"> «Ты параноик»?</w:t>
+      </w:r>
+    </w:p>
+    <w:p>
+      <w:pPr>
+        <w:spacing w:before="0" w:after="110" w:line="300" w:lineRule="auto"/>
+      </w:pPr>
+      <w:r>
+        <w:rPr>
+          <w:rFonts w:ascii="Times New Roman" w:hAnsi="Times New Roman" w:eastAsia="Malgun Gothic"/>
+          <w:b/>
+          <w:i w:val="0"/>
+          <w:sz w:val="22"/>
+        </w:rPr>
+        <w:t xml:space="preserve">Лёша: </w:t>
+      </w:r>
+      <w:r>
+        <w:rPr>
+          <w:rFonts w:ascii="Times New Roman" w:hAnsi="Times New Roman" w:eastAsia="Malgun Gothic"/>
+          <w:b w:val="0"/>
+          <w:i/>
+          <w:color w:val="555555"/>
+          <w:sz w:val="22"/>
+        </w:rPr>
+        <w:t>(улыбается в ответ)</w:t>
+      </w:r>
+      <w:r>
+        <w:rPr>
+          <w:rFonts w:ascii="Times New Roman" w:hAnsi="Times New Roman" w:eastAsia="Malgun Gothic"/>
+          <w:b w:val="0"/>
+          <w:i w:val="0"/>
+          <w:sz w:val="22"/>
+        </w:rPr>
+        <w:t xml:space="preserve"> «А ты наивен». Договорились.</w:t>
+      </w:r>
+    </w:p>
+    <w:p>
+      <w:pPr>
         <w:keepNext/>
         <w:spacing w:before="320" w:after="140"/>
       </w:pPr>
@@ -3594,12 +3754,12 @@
           <w:color w:val="1F3864"/>
           <w:sz w:val="26"/>
         </w:rPr>
-        <w:t>핵심 문학 인용</w:t>
+        <w:t>장면 9 — 어머니와의 조용한 저녁</w:t>
       </w:r>
     </w:p>
     <w:p>
       <w:pPr>
-        <w:spacing w:before="0" w:after="120"/>
+        <w:spacing w:before="0" w:after="110" w:line="300" w:lineRule="auto"/>
       </w:pPr>
       <w:r>
         <w:rPr>
@@ -3608,7 +3768,7 @@
           <w:i w:val="0"/>
           <w:sz w:val="22"/>
         </w:rPr>
-        <w:t>Антон Чехов, письмо А. С. Лазареву-Грузинскому (1 ноября 1889 г.): «Нельзя ставить на сцене заряженное ружьё, если никто не имеет в виду выстрелить из него»</w:t>
+        <w:t xml:space="preserve">Анна: </w:t>
       </w:r>
       <w:r>
         <w:rPr>
@@ -3617,11 +3777,861 @@
           <w:i w:val="0"/>
           <w:sz w:val="22"/>
         </w:rPr>
-        <w:t xml:space="preserve"> — 한국어 해설: 2화에서 올가가 유리 너머로 남긴 비유를 료샤가 취임 전야에 회수한다. "노보크루츠크의 비코프 사무소에서 여기까지의 길 전체가 그 총이었고, 이제 발사됐다" (장면 9).</w:t>
+        <w:t>Завтра ты станешь президентом, Лёша. Странно произносить это вслух.</w:t>
       </w:r>
     </w:p>
     <w:p>
       <w:pPr>
+        <w:spacing w:before="0" w:after="110" w:line="300" w:lineRule="auto"/>
+      </w:pPr>
+      <w:r>
+        <w:rPr>
+          <w:rFonts w:ascii="Times New Roman" w:hAnsi="Times New Roman" w:eastAsia="Malgun Gothic"/>
+          <w:b/>
+          <w:i w:val="0"/>
+          <w:sz w:val="22"/>
+        </w:rPr>
+        <w:t xml:space="preserve">Лёша: </w:t>
+      </w:r>
+      <w:r>
+        <w:rPr>
+          <w:rFonts w:ascii="Times New Roman" w:hAnsi="Times New Roman" w:eastAsia="Malgun Gothic"/>
+          <w:b w:val="0"/>
+          <w:i w:val="0"/>
+          <w:sz w:val="22"/>
+        </w:rPr>
+        <w:t>Мне тоже странно, мам.</w:t>
+      </w:r>
+    </w:p>
+    <w:p>
+      <w:pPr>
+        <w:spacing w:before="0" w:after="110" w:line="300" w:lineRule="auto"/>
+      </w:pPr>
+      <w:r>
+        <w:rPr>
+          <w:rFonts w:ascii="Times New Roman" w:hAnsi="Times New Roman" w:eastAsia="Malgun Gothic"/>
+          <w:b/>
+          <w:i w:val="0"/>
+          <w:sz w:val="22"/>
+        </w:rPr>
+        <w:t xml:space="preserve">Анна: </w:t>
+      </w:r>
+      <w:r>
+        <w:rPr>
+          <w:rFonts w:ascii="Times New Roman" w:hAnsi="Times New Roman" w:eastAsia="Malgun Gothic"/>
+          <w:b w:val="0"/>
+          <w:i w:val="0"/>
+          <w:sz w:val="22"/>
+        </w:rPr>
+        <w:t>Я костюм твой отгладила. Три раза. Руки сами гладят, а голова не верит.</w:t>
+      </w:r>
+    </w:p>
+    <w:p>
+      <w:pPr>
+        <w:spacing w:before="0" w:after="110" w:line="300" w:lineRule="auto"/>
+      </w:pPr>
+      <w:r>
+        <w:rPr>
+          <w:rFonts w:ascii="Times New Roman" w:hAnsi="Times New Roman" w:eastAsia="Malgun Gothic"/>
+          <w:b/>
+          <w:i w:val="0"/>
+          <w:sz w:val="22"/>
+        </w:rPr>
+        <w:t xml:space="preserve">Лёша: </w:t>
+      </w:r>
+      <w:r>
+        <w:rPr>
+          <w:rFonts w:ascii="Times New Roman" w:hAnsi="Times New Roman" w:eastAsia="Malgun Gothic"/>
+          <w:b w:val="0"/>
+          <w:i w:val="0"/>
+          <w:sz w:val="22"/>
+        </w:rPr>
+        <w:t>Мам, его ещё на прошлой неделе отгладили в ателье.</w:t>
+      </w:r>
+    </w:p>
+    <w:p>
+      <w:pPr>
+        <w:spacing w:before="0" w:after="110" w:line="300" w:lineRule="auto"/>
+      </w:pPr>
+      <w:r>
+        <w:rPr>
+          <w:rFonts w:ascii="Times New Roman" w:hAnsi="Times New Roman" w:eastAsia="Malgun Gothic"/>
+          <w:b/>
+          <w:i w:val="0"/>
+          <w:sz w:val="22"/>
+        </w:rPr>
+        <w:t xml:space="preserve">Анна: </w:t>
+      </w:r>
+      <w:r>
+        <w:rPr>
+          <w:rFonts w:ascii="Times New Roman" w:hAnsi="Times New Roman" w:eastAsia="Malgun Gothic"/>
+          <w:b w:val="0"/>
+          <w:i w:val="0"/>
+          <w:sz w:val="22"/>
+        </w:rPr>
+        <w:t>В ателье гладят для президента. А я — для сына.</w:t>
+      </w:r>
+    </w:p>
+    <w:p>
+      <w:pPr>
+        <w:spacing w:before="0" w:after="110" w:line="300" w:lineRule="auto"/>
+      </w:pPr>
+      <w:r>
+        <w:rPr>
+          <w:rFonts w:ascii="Times New Roman" w:hAnsi="Times New Roman" w:eastAsia="Malgun Gothic"/>
+          <w:b/>
+          <w:i w:val="0"/>
+          <w:sz w:val="22"/>
+        </w:rPr>
+        <w:t xml:space="preserve">Лёша: </w:t>
+      </w:r>
+      <w:r>
+        <w:rPr>
+          <w:rFonts w:ascii="Times New Roman" w:hAnsi="Times New Roman" w:eastAsia="Malgun Gothic"/>
+          <w:b w:val="0"/>
+          <w:i/>
+          <w:color w:val="555555"/>
+          <w:sz w:val="22"/>
+        </w:rPr>
+        <w:t>(обнимает её)</w:t>
+      </w:r>
+      <w:r>
+        <w:rPr>
+          <w:rFonts w:ascii="Times New Roman" w:hAnsi="Times New Roman" w:eastAsia="Malgun Gothic"/>
+          <w:b w:val="0"/>
+          <w:i w:val="0"/>
+          <w:sz w:val="22"/>
+        </w:rPr>
+        <w:t xml:space="preserve"> Для сына — лучше.</w:t>
+      </w:r>
+    </w:p>
+    <w:p>
+      <w:pPr>
+        <w:spacing w:before="0" w:after="110" w:line="300" w:lineRule="auto"/>
+      </w:pPr>
+      <w:r>
+        <w:rPr>
+          <w:rFonts w:ascii="Times New Roman" w:hAnsi="Times New Roman" w:eastAsia="Malgun Gothic"/>
+          <w:b/>
+          <w:i w:val="0"/>
+          <w:sz w:val="22"/>
+        </w:rPr>
+        <w:t xml:space="preserve">Анна: </w:t>
+      </w:r>
+      <w:r>
+        <w:rPr>
+          <w:rFonts w:ascii="Times New Roman" w:hAnsi="Times New Roman" w:eastAsia="Malgun Gothic"/>
+          <w:b w:val="0"/>
+          <w:i w:val="0"/>
+          <w:sz w:val="22"/>
+        </w:rPr>
+        <w:t>Отец не дожил. Виктор Петрович не дожил. И Дарья, и Ольга Викторовна — никто из них не увидит завтрашнего дня.</w:t>
+      </w:r>
+    </w:p>
+    <w:p>
+      <w:pPr>
+        <w:spacing w:before="0" w:after="110" w:line="300" w:lineRule="auto"/>
+      </w:pPr>
+      <w:r>
+        <w:rPr>
+          <w:rFonts w:ascii="Times New Roman" w:hAnsi="Times New Roman" w:eastAsia="Malgun Gothic"/>
+          <w:b/>
+          <w:i w:val="0"/>
+          <w:sz w:val="22"/>
+        </w:rPr>
+        <w:t xml:space="preserve">Лёша: </w:t>
+      </w:r>
+      <w:r>
+        <w:rPr>
+          <w:rFonts w:ascii="Times New Roman" w:hAnsi="Times New Roman" w:eastAsia="Malgun Gothic"/>
+          <w:b w:val="0"/>
+          <w:i w:val="0"/>
+          <w:sz w:val="22"/>
+        </w:rPr>
+        <w:t>Знаю, мам. Сегодня утром я был у отца и у Виктора Петровича, разговаривал с ними, как будто они слышат.</w:t>
+      </w:r>
+    </w:p>
+    <w:p>
+      <w:pPr>
+        <w:spacing w:before="0" w:after="110" w:line="300" w:lineRule="auto"/>
+      </w:pPr>
+      <w:r>
+        <w:rPr>
+          <w:rFonts w:ascii="Times New Roman" w:hAnsi="Times New Roman" w:eastAsia="Malgun Gothic"/>
+          <w:b/>
+          <w:i w:val="0"/>
+          <w:sz w:val="22"/>
+        </w:rPr>
+        <w:t xml:space="preserve">Анна: </w:t>
+      </w:r>
+      <w:r>
+        <w:rPr>
+          <w:rFonts w:ascii="Times New Roman" w:hAnsi="Times New Roman" w:eastAsia="Malgun Gothic"/>
+          <w:b w:val="0"/>
+          <w:i w:val="0"/>
+          <w:sz w:val="22"/>
+        </w:rPr>
+        <w:t>Может, и слышат, по-своему. Кто знает, как это устроено на самом деле.</w:t>
+      </w:r>
+    </w:p>
+    <w:p>
+      <w:pPr>
+        <w:spacing w:before="0" w:after="110" w:line="300" w:lineRule="auto"/>
+      </w:pPr>
+      <w:r>
+        <w:rPr>
+          <w:rFonts w:ascii="Times New Roman" w:hAnsi="Times New Roman" w:eastAsia="Malgun Gothic"/>
+          <w:b/>
+          <w:i w:val="0"/>
+          <w:sz w:val="22"/>
+        </w:rPr>
+        <w:t xml:space="preserve">Лёша: </w:t>
+      </w:r>
+      <w:r>
+        <w:rPr>
+          <w:rFonts w:ascii="Times New Roman" w:hAnsi="Times New Roman" w:eastAsia="Malgun Gothic"/>
+          <w:b w:val="0"/>
+          <w:i w:val="0"/>
+          <w:sz w:val="22"/>
+        </w:rPr>
+        <w:t>Мам, завтра ты будешь в первом ряду. Не прячься за Катю.</w:t>
+      </w:r>
+    </w:p>
+    <w:p>
+      <w:pPr>
+        <w:spacing w:before="0" w:after="110" w:line="300" w:lineRule="auto"/>
+      </w:pPr>
+      <w:r>
+        <w:rPr>
+          <w:rFonts w:ascii="Times New Roman" w:hAnsi="Times New Roman" w:eastAsia="Malgun Gothic"/>
+          <w:b/>
+          <w:i w:val="0"/>
+          <w:sz w:val="22"/>
+        </w:rPr>
+        <w:t xml:space="preserve">Анна: </w:t>
+      </w:r>
+      <w:r>
+        <w:rPr>
+          <w:rFonts w:ascii="Times New Roman" w:hAnsi="Times New Roman" w:eastAsia="Malgun Gothic"/>
+          <w:b w:val="0"/>
+          <w:i w:val="0"/>
+          <w:sz w:val="22"/>
+        </w:rPr>
+        <w:t>Я не прячусь. Я просто не люблю камеры. Они меня делают старше.</w:t>
+      </w:r>
+    </w:p>
+    <w:p>
+      <w:pPr>
+        <w:spacing w:before="0" w:after="110" w:line="300" w:lineRule="auto"/>
+      </w:pPr>
+      <w:r>
+        <w:rPr>
+          <w:rFonts w:ascii="Times New Roman" w:hAnsi="Times New Roman" w:eastAsia="Malgun Gothic"/>
+          <w:b/>
+          <w:i w:val="0"/>
+          <w:sz w:val="22"/>
+        </w:rPr>
+        <w:t xml:space="preserve">Лёша: </w:t>
+      </w:r>
+      <w:r>
+        <w:rPr>
+          <w:rFonts w:ascii="Times New Roman" w:hAnsi="Times New Roman" w:eastAsia="Malgun Gothic"/>
+          <w:b w:val="0"/>
+          <w:i w:val="0"/>
+          <w:sz w:val="22"/>
+        </w:rPr>
+        <w:t>Ты у меня самая молодая в этом зале будешь.</w:t>
+      </w:r>
+    </w:p>
+    <w:p>
+      <w:pPr>
+        <w:spacing w:before="0" w:after="110" w:line="300" w:lineRule="auto"/>
+      </w:pPr>
+      <w:r>
+        <w:rPr>
+          <w:rFonts w:ascii="Times New Roman" w:hAnsi="Times New Roman" w:eastAsia="Malgun Gothic"/>
+          <w:b/>
+          <w:i w:val="0"/>
+          <w:sz w:val="22"/>
+        </w:rPr>
+        <w:t xml:space="preserve">Анна: </w:t>
+      </w:r>
+      <w:r>
+        <w:rPr>
+          <w:rFonts w:ascii="Times New Roman" w:hAnsi="Times New Roman" w:eastAsia="Malgun Gothic"/>
+          <w:b w:val="0"/>
+          <w:i/>
+          <w:color w:val="555555"/>
+          <w:sz w:val="22"/>
+        </w:rPr>
+        <w:t>(смеётся)</w:t>
+      </w:r>
+      <w:r>
+        <w:rPr>
+          <w:rFonts w:ascii="Times New Roman" w:hAnsi="Times New Roman" w:eastAsia="Malgun Gothic"/>
+          <w:b w:val="0"/>
+          <w:i w:val="0"/>
+          <w:sz w:val="22"/>
+        </w:rPr>
+        <w:t xml:space="preserve"> Льстец. Весь в отца.</w:t>
+      </w:r>
+    </w:p>
+    <w:p>
+      <w:pPr>
+        <w:spacing w:before="0" w:after="110" w:line="300" w:lineRule="auto"/>
+      </w:pPr>
+      <w:r>
+        <w:rPr>
+          <w:rFonts w:ascii="Times New Roman" w:hAnsi="Times New Roman" w:eastAsia="Malgun Gothic"/>
+          <w:b/>
+          <w:i w:val="0"/>
+          <w:sz w:val="22"/>
+        </w:rPr>
+        <w:t xml:space="preserve">Лёша: </w:t>
+      </w:r>
+      <w:r>
+        <w:rPr>
+          <w:rFonts w:ascii="Times New Roman" w:hAnsi="Times New Roman" w:eastAsia="Malgun Gothic"/>
+          <w:b w:val="0"/>
+          <w:i w:val="0"/>
+          <w:sz w:val="22"/>
+        </w:rPr>
+        <w:t>Хочу, чтобы ты знала, мам: что бы ни случилось дальше, я не забуду ни одного из них. Каждое решение, которое приму, будет хоть немного и для них тоже.</w:t>
+      </w:r>
+    </w:p>
+    <w:p>
+      <w:pPr>
+        <w:spacing w:before="0" w:after="110" w:line="300" w:lineRule="auto"/>
+      </w:pPr>
+      <w:r>
+        <w:rPr>
+          <w:rFonts w:ascii="Times New Roman" w:hAnsi="Times New Roman" w:eastAsia="Malgun Gothic"/>
+          <w:b/>
+          <w:i w:val="0"/>
+          <w:sz w:val="22"/>
+        </w:rPr>
+        <w:t xml:space="preserve">Анна: </w:t>
+      </w:r>
+      <w:r>
+        <w:rPr>
+          <w:rFonts w:ascii="Times New Roman" w:hAnsi="Times New Roman" w:eastAsia="Malgun Gothic"/>
+          <w:b w:val="0"/>
+          <w:i/>
+          <w:color w:val="555555"/>
+          <w:sz w:val="22"/>
+        </w:rPr>
+        <w:t>(обнимает сына)</w:t>
+      </w:r>
+      <w:r>
+        <w:rPr>
+          <w:rFonts w:ascii="Times New Roman" w:hAnsi="Times New Roman" w:eastAsia="Malgun Gothic"/>
+          <w:b w:val="0"/>
+          <w:i w:val="0"/>
+          <w:sz w:val="22"/>
+        </w:rPr>
+        <w:t xml:space="preserve"> Знаю, сынок. Поэтому я не боюсь за страну, которую тебе доверили. Боюсь только за тебя — за то, сколько ты готов отдать этой стране, прежде чем позволишь себе просто пожить.</w:t>
+      </w:r>
+    </w:p>
+    <w:p>
+      <w:pPr>
+        <w:spacing w:before="0" w:after="110" w:line="300" w:lineRule="auto"/>
+      </w:pPr>
+      <w:r>
+        <w:rPr>
+          <w:rFonts w:ascii="Times New Roman" w:hAnsi="Times New Roman" w:eastAsia="Malgun Gothic"/>
+          <w:b/>
+          <w:i w:val="0"/>
+          <w:sz w:val="22"/>
+        </w:rPr>
+        <w:t xml:space="preserve">Лёша: </w:t>
+      </w:r>
+      <w:r>
+        <w:rPr>
+          <w:rFonts w:ascii="Times New Roman" w:hAnsi="Times New Roman" w:eastAsia="Malgun Gothic"/>
+          <w:b w:val="0"/>
+          <w:i w:val="0"/>
+          <w:sz w:val="22"/>
+        </w:rPr>
+        <w:t>Немного поживу, мам. После первой сотни дней.</w:t>
+      </w:r>
+    </w:p>
+    <w:p>
+      <w:pPr>
+        <w:spacing w:before="0" w:after="110" w:line="300" w:lineRule="auto"/>
+      </w:pPr>
+      <w:r>
+        <w:rPr>
+          <w:rFonts w:ascii="Times New Roman" w:hAnsi="Times New Roman" w:eastAsia="Malgun Gothic"/>
+          <w:b/>
+          <w:i w:val="0"/>
+          <w:sz w:val="22"/>
+        </w:rPr>
+        <w:t xml:space="preserve">Анна: </w:t>
+      </w:r>
+      <w:r>
+        <w:rPr>
+          <w:rFonts w:ascii="Times New Roman" w:hAnsi="Times New Roman" w:eastAsia="Malgun Gothic"/>
+          <w:b w:val="0"/>
+          <w:i/>
+          <w:color w:val="555555"/>
+          <w:sz w:val="22"/>
+        </w:rPr>
+        <w:t>(грустно улыбается)</w:t>
+      </w:r>
+      <w:r>
+        <w:rPr>
+          <w:rFonts w:ascii="Times New Roman" w:hAnsi="Times New Roman" w:eastAsia="Malgun Gothic"/>
+          <w:b w:val="0"/>
+          <w:i w:val="0"/>
+          <w:sz w:val="22"/>
+        </w:rPr>
+        <w:t xml:space="preserve"> Отец тоже так говорил. «После смены». Всю жизнь — после смены.</w:t>
+      </w:r>
+    </w:p>
+    <w:p>
+      <w:pPr>
+        <w:keepNext/>
+        <w:spacing w:before="320" w:after="140"/>
+      </w:pPr>
+      <w:r>
+        <w:rPr>
+          <w:rFonts w:ascii="Times New Roman" w:hAnsi="Times New Roman" w:eastAsia="Malgun Gothic"/>
+          <w:b/>
+          <w:i w:val="0"/>
+          <w:color w:val="1F3864"/>
+          <w:sz w:val="26"/>
+        </w:rPr>
+        <w:t>장면 10 — 한밤, 취임 전야의 다짐</w:t>
+      </w:r>
+    </w:p>
+    <w:p>
+      <w:pPr>
+        <w:spacing w:before="0" w:after="110" w:line="300" w:lineRule="auto"/>
+      </w:pPr>
+      <w:r>
+        <w:rPr>
+          <w:rFonts w:ascii="Times New Roman" w:hAnsi="Times New Roman" w:eastAsia="Malgun Gothic"/>
+          <w:b/>
+          <w:i w:val="0"/>
+          <w:sz w:val="22"/>
+        </w:rPr>
+        <w:t xml:space="preserve">Лёша: </w:t>
+      </w:r>
+      <w:r>
+        <w:rPr>
+          <w:rFonts w:ascii="Times New Roman" w:hAnsi="Times New Roman" w:eastAsia="Malgun Gothic"/>
+          <w:b w:val="0"/>
+          <w:i/>
+          <w:color w:val="555555"/>
+          <w:sz w:val="22"/>
+        </w:rPr>
+        <w:t>(один, поздно ночью, пишет текст завтрашней инаугурационной речи)</w:t>
+      </w:r>
+      <w:r>
+        <w:rPr>
+          <w:rFonts w:ascii="Times New Roman" w:hAnsi="Times New Roman" w:eastAsia="Malgun Gothic"/>
+          <w:b w:val="0"/>
+          <w:i w:val="0"/>
+          <w:sz w:val="22"/>
+        </w:rPr>
+        <w:t xml:space="preserve"> «Нельзя ставить на сцене заряженное ружьё, если никто не имеет в виду выстрелить из него», — сказала мне Ольга Викторовна через стекло. Весь этот путь, от новокруцкой конторы Виктора Петровича до завтрашнего дня, и был этим ружьём. Оно выстрелило.</w:t>
+      </w:r>
+    </w:p>
+    <w:p>
+      <w:pPr>
+        <w:spacing w:before="0" w:after="110" w:line="300" w:lineRule="auto"/>
+      </w:pPr>
+      <w:r>
+        <w:rPr>
+          <w:rFonts w:ascii="Times New Roman" w:hAnsi="Times New Roman" w:eastAsia="Malgun Gothic"/>
+          <w:b/>
+          <w:i w:val="0"/>
+          <w:sz w:val="22"/>
+        </w:rPr>
+        <w:t xml:space="preserve">Лёша: </w:t>
+      </w:r>
+      <w:r>
+        <w:rPr>
+          <w:rFonts w:ascii="Times New Roman" w:hAnsi="Times New Roman" w:eastAsia="Malgun Gothic"/>
+          <w:b w:val="0"/>
+          <w:i/>
+          <w:color w:val="555555"/>
+          <w:sz w:val="22"/>
+        </w:rPr>
+        <w:t>(пишет)</w:t>
+      </w:r>
+      <w:r>
+        <w:rPr>
+          <w:rFonts w:ascii="Times New Roman" w:hAnsi="Times New Roman" w:eastAsia="Malgun Gothic"/>
+          <w:b w:val="0"/>
+          <w:i w:val="0"/>
+          <w:sz w:val="22"/>
+        </w:rPr>
+        <w:t xml:space="preserve"> «Я принимаю эту должность не как награду, а как продолжение долга перед теми, кто не дожил до этого дня…»</w:t>
+      </w:r>
+    </w:p>
+    <w:p>
+      <w:pPr>
+        <w:spacing w:before="0" w:after="110" w:line="300" w:lineRule="auto"/>
+      </w:pPr>
+      <w:r>
+        <w:rPr>
+          <w:rFonts w:ascii="Times New Roman" w:hAnsi="Times New Roman" w:eastAsia="Malgun Gothic"/>
+          <w:b/>
+          <w:i w:val="0"/>
+          <w:sz w:val="22"/>
+        </w:rPr>
+        <w:t xml:space="preserve">Лёша: </w:t>
+      </w:r>
+      <w:r>
+        <w:rPr>
+          <w:rFonts w:ascii="Times New Roman" w:hAnsi="Times New Roman" w:eastAsia="Malgun Gothic"/>
+          <w:b w:val="0"/>
+          <w:i/>
+          <w:color w:val="555555"/>
+          <w:sz w:val="22"/>
+        </w:rPr>
+        <w:t>(зачёркивает, пишет снова)</w:t>
+      </w:r>
+      <w:r>
+        <w:rPr>
+          <w:rFonts w:ascii="Times New Roman" w:hAnsi="Times New Roman" w:eastAsia="Malgun Gothic"/>
+          <w:b w:val="0"/>
+          <w:i w:val="0"/>
+          <w:sz w:val="22"/>
+        </w:rPr>
+        <w:t xml:space="preserve"> «…не как награду, а как долг. Долг, который платят не словами, а работой — каждый день, пока хватит сил».</w:t>
+      </w:r>
+    </w:p>
+    <w:p>
+      <w:pPr>
+        <w:spacing w:before="0" w:after="110" w:line="300" w:lineRule="auto"/>
+      </w:pPr>
+      <w:r>
+        <w:rPr>
+          <w:rFonts w:ascii="Times New Roman" w:hAnsi="Times New Roman" w:eastAsia="Malgun Gothic"/>
+          <w:b w:val="0"/>
+          <w:i/>
+          <w:color w:val="555555"/>
+          <w:sz w:val="22"/>
+        </w:rPr>
+        <w:t>(звонит телефон — Крылов)</w:t>
+      </w:r>
+    </w:p>
+    <w:p>
+      <w:pPr>
+        <w:spacing w:before="0" w:after="110" w:line="300" w:lineRule="auto"/>
+      </w:pPr>
+      <w:r>
+        <w:rPr>
+          <w:rFonts w:ascii="Times New Roman" w:hAnsi="Times New Roman" w:eastAsia="Malgun Gothic"/>
+          <w:b/>
+          <w:i w:val="0"/>
+          <w:sz w:val="22"/>
+        </w:rPr>
+        <w:t xml:space="preserve">Крылов: </w:t>
+      </w:r>
+      <w:r>
+        <w:rPr>
+          <w:rFonts w:ascii="Times New Roman" w:hAnsi="Times New Roman" w:eastAsia="Malgun Gothic"/>
+          <w:b w:val="0"/>
+          <w:i w:val="0"/>
+          <w:sz w:val="22"/>
+        </w:rPr>
+        <w:t>Алексей Николаевич, простите за поздний звонок в такую ночь. Хотел лично пожелать удачи.</w:t>
+      </w:r>
+    </w:p>
+    <w:p>
+      <w:pPr>
+        <w:spacing w:before="0" w:after="110" w:line="300" w:lineRule="auto"/>
+      </w:pPr>
+      <w:r>
+        <w:rPr>
+          <w:rFonts w:ascii="Times New Roman" w:hAnsi="Times New Roman" w:eastAsia="Malgun Gothic"/>
+          <w:b/>
+          <w:i w:val="0"/>
+          <w:sz w:val="22"/>
+        </w:rPr>
+        <w:t xml:space="preserve">Лёша: </w:t>
+      </w:r>
+      <w:r>
+        <w:rPr>
+          <w:rFonts w:ascii="Times New Roman" w:hAnsi="Times New Roman" w:eastAsia="Malgun Gothic"/>
+          <w:b w:val="0"/>
+          <w:i w:val="0"/>
+          <w:sz w:val="22"/>
+        </w:rPr>
+        <w:t>Не спится, Сергей Александрович?</w:t>
+      </w:r>
+    </w:p>
+    <w:p>
+      <w:pPr>
+        <w:spacing w:before="0" w:after="110" w:line="300" w:lineRule="auto"/>
+      </w:pPr>
+      <w:r>
+        <w:rPr>
+          <w:rFonts w:ascii="Times New Roman" w:hAnsi="Times New Roman" w:eastAsia="Malgun Gothic"/>
+          <w:b/>
+          <w:i w:val="0"/>
+          <w:sz w:val="22"/>
+        </w:rPr>
+        <w:t xml:space="preserve">Крылов: </w:t>
+      </w:r>
+      <w:r>
+        <w:rPr>
+          <w:rFonts w:ascii="Times New Roman" w:hAnsi="Times New Roman" w:eastAsia="Malgun Gothic"/>
+          <w:b w:val="0"/>
+          <w:i w:val="0"/>
+          <w:sz w:val="22"/>
+        </w:rPr>
+        <w:t>В моём возрасте, Алексей Николаевич, накануне больших перемен не спят. Я уже видел несколько таких ночей. Ни одна не была похожа на другую.</w:t>
+      </w:r>
+    </w:p>
+    <w:p>
+      <w:pPr>
+        <w:spacing w:before="0" w:after="110" w:line="300" w:lineRule="auto"/>
+      </w:pPr>
+      <w:r>
+        <w:rPr>
+          <w:rFonts w:ascii="Times New Roman" w:hAnsi="Times New Roman" w:eastAsia="Malgun Gothic"/>
+          <w:b/>
+          <w:i w:val="0"/>
+          <w:sz w:val="22"/>
+        </w:rPr>
+        <w:t xml:space="preserve">Лёша: </w:t>
+      </w:r>
+      <w:r>
+        <w:rPr>
+          <w:rFonts w:ascii="Times New Roman" w:hAnsi="Times New Roman" w:eastAsia="Malgun Gothic"/>
+          <w:b w:val="0"/>
+          <w:i w:val="0"/>
+          <w:sz w:val="22"/>
+        </w:rPr>
+        <w:t>Спасибо, Сергей Александрович. Завтра начинается новый этап и для вас, полагаю.</w:t>
+      </w:r>
+    </w:p>
+    <w:p>
+      <w:pPr>
+        <w:spacing w:before="0" w:after="110" w:line="300" w:lineRule="auto"/>
+      </w:pPr>
+      <w:r>
+        <w:rPr>
+          <w:rFonts w:ascii="Times New Roman" w:hAnsi="Times New Roman" w:eastAsia="Malgun Gothic"/>
+          <w:b/>
+          <w:i w:val="0"/>
+          <w:sz w:val="22"/>
+        </w:rPr>
+        <w:t xml:space="preserve">Крылов: </w:t>
+      </w:r>
+      <w:r>
+        <w:rPr>
+          <w:rFonts w:ascii="Times New Roman" w:hAnsi="Times New Roman" w:eastAsia="Malgun Gothic"/>
+          <w:b w:val="0"/>
+          <w:i w:val="0"/>
+          <w:sz w:val="22"/>
+        </w:rPr>
+        <w:t>Полагаю, да.</w:t>
+      </w:r>
+    </w:p>
+    <w:p>
+      <w:pPr>
+        <w:spacing w:before="0" w:after="110" w:line="300" w:lineRule="auto"/>
+      </w:pPr>
+      <w:r>
+        <w:rPr>
+          <w:rFonts w:ascii="Times New Roman" w:hAnsi="Times New Roman" w:eastAsia="Malgun Gothic"/>
+          <w:b/>
+          <w:i w:val="0"/>
+          <w:sz w:val="22"/>
+        </w:rPr>
+        <w:t xml:space="preserve">Лёша: </w:t>
+      </w:r>
+      <w:r>
+        <w:rPr>
+          <w:rFonts w:ascii="Times New Roman" w:hAnsi="Times New Roman" w:eastAsia="Malgun Gothic"/>
+          <w:b w:val="0"/>
+          <w:i w:val="0"/>
+          <w:sz w:val="22"/>
+        </w:rPr>
+        <w:t>Вы останетесь на своём месте, Сергей Александрович. Пока. Под контролем, о котором мы будем говорить уже послезавтра.</w:t>
+      </w:r>
+    </w:p>
+    <w:p>
+      <w:pPr>
+        <w:spacing w:before="0" w:after="110" w:line="300" w:lineRule="auto"/>
+      </w:pPr>
+      <w:r>
+        <w:rPr>
+          <w:rFonts w:ascii="Times New Roman" w:hAnsi="Times New Roman" w:eastAsia="Malgun Gothic"/>
+          <w:b/>
+          <w:i w:val="0"/>
+          <w:sz w:val="22"/>
+        </w:rPr>
+        <w:t xml:space="preserve">Крылов: </w:t>
+      </w:r>
+      <w:r>
+        <w:rPr>
+          <w:rFonts w:ascii="Times New Roman" w:hAnsi="Times New Roman" w:eastAsia="Malgun Gothic"/>
+          <w:b w:val="0"/>
+          <w:i w:val="0"/>
+          <w:sz w:val="22"/>
+        </w:rPr>
+        <w:t>Понимаю. «Пока» — самое честное слово, которое я слышал от власти за сорок лет. Помните моё предупреждение в ночь ваших губернаторских выборов? Что губернаторское кресло — не финал, а просто более высокий этаж того же здания?</w:t>
+      </w:r>
+    </w:p>
+    <w:p>
+      <w:pPr>
+        <w:spacing w:before="0" w:after="110" w:line="300" w:lineRule="auto"/>
+      </w:pPr>
+      <w:r>
+        <w:rPr>
+          <w:rFonts w:ascii="Times New Roman" w:hAnsi="Times New Roman" w:eastAsia="Malgun Gothic"/>
+          <w:b/>
+          <w:i w:val="0"/>
+          <w:sz w:val="22"/>
+        </w:rPr>
+        <w:t xml:space="preserve">Лёша: </w:t>
+      </w:r>
+      <w:r>
+        <w:rPr>
+          <w:rFonts w:ascii="Times New Roman" w:hAnsi="Times New Roman" w:eastAsia="Malgun Gothic"/>
+          <w:b w:val="0"/>
+          <w:i w:val="0"/>
+          <w:sz w:val="22"/>
+        </w:rPr>
+        <w:t>Помню.</w:t>
+      </w:r>
+    </w:p>
+    <w:p>
+      <w:pPr>
+        <w:spacing w:before="0" w:after="110" w:line="300" w:lineRule="auto"/>
+      </w:pPr>
+      <w:r>
+        <w:rPr>
+          <w:rFonts w:ascii="Times New Roman" w:hAnsi="Times New Roman" w:eastAsia="Malgun Gothic"/>
+          <w:b/>
+          <w:i w:val="0"/>
+          <w:sz w:val="22"/>
+        </w:rPr>
+        <w:t xml:space="preserve">Крылов: </w:t>
+      </w:r>
+      <w:r>
+        <w:rPr>
+          <w:rFonts w:ascii="Times New Roman" w:hAnsi="Times New Roman" w:eastAsia="Malgun Gothic"/>
+          <w:b w:val="0"/>
+          <w:i w:val="0"/>
+          <w:sz w:val="22"/>
+        </w:rPr>
+        <w:t>Завтра вы поднимаетесь на самый верхний этаж. Но должен предупредить снова: здание, в которое вы входите, куда больше и запутаннее любого этажа, который вы прошли.</w:t>
+      </w:r>
+    </w:p>
+    <w:p>
+      <w:pPr>
+        <w:spacing w:before="0" w:after="110" w:line="300" w:lineRule="auto"/>
+      </w:pPr>
+      <w:r>
+        <w:rPr>
+          <w:rFonts w:ascii="Times New Roman" w:hAnsi="Times New Roman" w:eastAsia="Malgun Gothic"/>
+          <w:b/>
+          <w:i w:val="0"/>
+          <w:sz w:val="22"/>
+        </w:rPr>
+        <w:t xml:space="preserve">Лёша: </w:t>
+      </w:r>
+      <w:r>
+        <w:rPr>
+          <w:rFonts w:ascii="Times New Roman" w:hAnsi="Times New Roman" w:eastAsia="Malgun Gothic"/>
+          <w:b w:val="0"/>
+          <w:i w:val="0"/>
+          <w:sz w:val="22"/>
+        </w:rPr>
+        <w:t>«И вечный бой! Покой нам только снится». В школе мне казалось, что это про войну. Теперь понимаю — это про работу.</w:t>
+      </w:r>
+    </w:p>
+    <w:p>
+      <w:pPr>
+        <w:spacing w:before="0" w:after="110" w:line="300" w:lineRule="auto"/>
+      </w:pPr>
+      <w:r>
+        <w:rPr>
+          <w:rFonts w:ascii="Times New Roman" w:hAnsi="Times New Roman" w:eastAsia="Malgun Gothic"/>
+          <w:b/>
+          <w:i w:val="0"/>
+          <w:sz w:val="22"/>
+        </w:rPr>
+        <w:t xml:space="preserve">Крылов: </w:t>
+      </w:r>
+      <w:r>
+        <w:rPr>
+          <w:rFonts w:ascii="Times New Roman" w:hAnsi="Times New Roman" w:eastAsia="Malgun Gothic"/>
+          <w:b w:val="0"/>
+          <w:i/>
+          <w:color w:val="555555"/>
+          <w:sz w:val="22"/>
+        </w:rPr>
+        <w:t>(после паузы)</w:t>
+      </w:r>
+      <w:r>
+        <w:rPr>
+          <w:rFonts w:ascii="Times New Roman" w:hAnsi="Times New Roman" w:eastAsia="Malgun Gothic"/>
+          <w:b w:val="0"/>
+          <w:i w:val="0"/>
+          <w:sz w:val="22"/>
+        </w:rPr>
+        <w:t xml:space="preserve"> Блок. Не перечитывал его со школы. Но с этой строчкой спорить не стану.</w:t>
+      </w:r>
+    </w:p>
+    <w:p>
+      <w:pPr>
+        <w:spacing w:before="0" w:after="110" w:line="300" w:lineRule="auto"/>
+      </w:pPr>
+      <w:r>
+        <w:rPr>
+          <w:rFonts w:ascii="Times New Roman" w:hAnsi="Times New Roman" w:eastAsia="Malgun Gothic"/>
+          <w:b/>
+          <w:i w:val="0"/>
+          <w:sz w:val="22"/>
+        </w:rPr>
+        <w:t xml:space="preserve">Лёша: </w:t>
+      </w:r>
+      <w:r>
+        <w:rPr>
+          <w:rFonts w:ascii="Times New Roman" w:hAnsi="Times New Roman" w:eastAsia="Malgun Gothic"/>
+          <w:b w:val="0"/>
+          <w:i/>
+          <w:color w:val="555555"/>
+          <w:sz w:val="22"/>
+        </w:rPr>
+        <w:t>(глядя в окно на светлеющее перед рассветом небо)</w:t>
+      </w:r>
+      <w:r>
+        <w:rPr>
+          <w:rFonts w:ascii="Times New Roman" w:hAnsi="Times New Roman" w:eastAsia="Malgun Gothic"/>
+          <w:b w:val="0"/>
+          <w:i w:val="0"/>
+          <w:sz w:val="22"/>
+        </w:rPr>
+        <w:t xml:space="preserve"> Знаю, Сергей Александрович. Поэтому завтра — не конец пути. Это начало настоящей борьбы.</w:t>
+      </w:r>
+    </w:p>
+    <w:p>
+      <w:pPr>
+        <w:keepNext/>
+        <w:spacing w:before="320" w:after="140"/>
+      </w:pPr>
+      <w:r>
+        <w:rPr>
+          <w:rFonts w:ascii="Times New Roman" w:hAnsi="Times New Roman" w:eastAsia="Malgun Gothic"/>
+          <w:b/>
+          <w:i w:val="0"/>
+          <w:color w:val="1F3864"/>
+          <w:sz w:val="26"/>
+        </w:rPr>
+        <w:t>핵심 문학 인용</w:t>
+      </w:r>
+    </w:p>
+    <w:p>
+      <w:pPr>
         <w:spacing w:before="0" w:after="120"/>
       </w:pPr>
       <w:r>
@@ -3631,6 +4641,29 @@
           <w:i w:val="0"/>
           <w:sz w:val="22"/>
         </w:rPr>
+        <w:t>Антон Чехов, письмо А. С. Лазареву-Грузинскому (1 ноября 1889 г.): «Нельзя ставить на сцене заряженное ружьё, если никто не имеет в виду выстрелить из него»</w:t>
+      </w:r>
+      <w:r>
+        <w:rPr>
+          <w:rFonts w:ascii="Times New Roman" w:hAnsi="Times New Roman" w:eastAsia="Malgun Gothic"/>
+          <w:b w:val="0"/>
+          <w:i w:val="0"/>
+          <w:sz w:val="22"/>
+        </w:rPr>
+        <w:t xml:space="preserve"> — 한국어 해설: 2화에서 올가가 유리 너머로 남긴 비유를 료샤가 취임 전야에 회수한다. "노보크루츠크의 비코프 사무소에서 여기까지의 길 전체가 그 총이었고, 이제 발사됐다" (장면 10).</w:t>
+      </w:r>
+    </w:p>
+    <w:p>
+      <w:pPr>
+        <w:spacing w:before="0" w:after="120"/>
+      </w:pPr>
+      <w:r>
+        <w:rPr>
+          <w:rFonts w:ascii="Times New Roman" w:hAnsi="Times New Roman" w:eastAsia="Malgun Gothic"/>
+          <w:b/>
+          <w:i w:val="0"/>
+          <w:sz w:val="22"/>
+        </w:rPr>
         <w:t>Александр Блок, «На поле Куликовом» (1908): «И вечный бой! Покой нам только снится»</w:t>
       </w:r>
       <w:r>
@@ -3640,7 +4673,184 @@
           <w:i w:val="0"/>
           <w:sz w:val="22"/>
         </w:rPr>
-        <w:t xml:space="preserve"> — 한국어 해설: 쿨리코보 전투 연작의 한 구절. 크릴로프의 "더 크고 복잡한 건물" 경고에 료샤가 답하며 "이 싸움은 전쟁이 아니라 일"이라고 말하고, 4부의 마지막 대사 "Это начало настоящей борьбы"로 이어진다 (장면 9).</w:t>
+        <w:t xml:space="preserve"> — 한국어 해설: 쿨리코보 전투 연작의 한 구절. 크릴로프의 "더 크고 복잡한 건물" 경고에 료샤가 답하며 "이 싸움은 전쟁이 아니라 일"이라고 말하고, 4부의 마지막 대사 "Это начало настоящей борьбы"로 이어진다 (장면 10).</w:t>
+      </w:r>
+    </w:p>
+    <w:p>
+      <w:pPr>
+        <w:keepNext/>
+        <w:spacing w:before="320" w:after="140"/>
+      </w:pPr>
+      <w:r>
+        <w:rPr>
+          <w:rFonts w:ascii="Times New Roman" w:hAnsi="Times New Roman" w:eastAsia="Malgun Gothic"/>
+          <w:b/>
+          <w:i w:val="0"/>
+          <w:color w:val="1F3864"/>
+          <w:sz w:val="26"/>
+        </w:rPr>
+        <w:t>생활 표현</w:t>
+      </w:r>
+    </w:p>
+    <w:p>
+      <w:pPr>
+        <w:spacing w:before="0" w:after="120"/>
+      </w:pPr>
+      <w:r>
+        <w:rPr>
+          <w:rFonts w:ascii="Times New Roman" w:hAnsi="Times New Roman" w:eastAsia="Malgun Gothic"/>
+          <w:b/>
+          <w:i w:val="0"/>
+          <w:sz w:val="22"/>
+        </w:rPr>
+        <w:t>«Тапочки вон, гостевые»</w:t>
+      </w:r>
+      <w:r>
+        <w:rPr>
+          <w:rFonts w:ascii="Times New Roman" w:hAnsi="Times New Roman" w:eastAsia="Malgun Gothic"/>
+          <w:b w:val="0"/>
+          <w:i w:val="0"/>
+          <w:sz w:val="22"/>
+        </w:rPr>
+        <w:t xml:space="preserve"> — 한국어 해설: “저기 손님용 실내화 있어”. 러시아 가정에서는 현관에서 신발을 벗고 집주인이 내주는 손님용 тапочки를 신는 것이 보통이다. вон은 손가락으로 가리키듯 “저기”. 조야가 료샤를 부엌으로 들이며. 장면 4.</w:t>
+      </w:r>
+    </w:p>
+    <w:p>
+      <w:pPr>
+        <w:spacing w:before="0" w:after="120"/>
+      </w:pPr>
+      <w:r>
+        <w:rPr>
+          <w:rFonts w:ascii="Times New Roman" w:hAnsi="Times New Roman" w:eastAsia="Malgun Gothic"/>
+          <w:b/>
+          <w:i w:val="0"/>
+          <w:sz w:val="22"/>
+        </w:rPr>
+        <w:t>«Я не суечусь. Я хозяйничаю»</w:t>
+      </w:r>
+      <w:r>
+        <w:rPr>
+          <w:rFonts w:ascii="Times New Roman" w:hAnsi="Times New Roman" w:eastAsia="Malgun Gothic"/>
+          <w:b w:val="0"/>
+          <w:i w:val="0"/>
+          <w:sz w:val="22"/>
+        </w:rPr>
+        <w:t xml:space="preserve"> — 한국어 해설: “부산 떠는 게 아니라 안주인 노릇 하는 거야”. суетиться(허둥대다, 법석 떨다)와 хозяйничать(살림을 맡아 손님을 대접하다)를 대비시킨 말. «Не суетитесь»라고 사양하는 손님에게 집주인이 받아치는 말. 장면 4.</w:t>
+      </w:r>
+    </w:p>
+    <w:p>
+      <w:pPr>
+        <w:spacing w:before="0" w:after="120"/>
+      </w:pPr>
+      <w:r>
+        <w:rPr>
+          <w:rFonts w:ascii="Times New Roman" w:hAnsi="Times New Roman" w:eastAsia="Malgun Gothic"/>
+          <w:b/>
+          <w:i w:val="0"/>
+          <w:sz w:val="22"/>
+        </w:rPr>
+        <w:t>«Бери, не стесняйся»</w:t>
+      </w:r>
+      <w:r>
+        <w:rPr>
+          <w:rFonts w:ascii="Times New Roman" w:hAnsi="Times New Roman" w:eastAsia="Malgun Gothic"/>
+          <w:b w:val="0"/>
+          <w:i w:val="0"/>
+          <w:sz w:val="22"/>
+        </w:rPr>
+        <w:t xml:space="preserve"> — 한국어 해설: “사양 말고 먹어/집어”. 식탁에 음식을 차려 놓고 손님에게 권하는 가장 흔한 말. 윗사람·친한 사이에서는 ты, 격식 있게는 «Берите, не стесняйтесь». 장면 4.</w:t>
+      </w:r>
+    </w:p>
+    <w:p>
+      <w:pPr>
+        <w:spacing w:before="0" w:after="120"/>
+      </w:pPr>
+      <w:r>
+        <w:rPr>
+          <w:rFonts w:ascii="Times New Roman" w:hAnsi="Times New Roman" w:eastAsia="Malgun Gothic"/>
+          <w:b/>
+          <w:i w:val="0"/>
+          <w:sz w:val="22"/>
+        </w:rPr>
+        <w:t>«ложка стоит»</w:t>
+      </w:r>
+      <w:r>
+        <w:rPr>
+          <w:rFonts w:ascii="Times New Roman" w:hAnsi="Times New Roman" w:eastAsia="Malgun Gothic"/>
+          <w:b w:val="0"/>
+          <w:i w:val="0"/>
+          <w:sz w:val="22"/>
+        </w:rPr>
+        <w:t xml:space="preserve"> — 한국어 해설: “숟가락이 선다”, 곧 설탕·건더기가 너무 많아 아주 되직하다. 잼·죽·수프·진한 차 등을 과장해서 표현하는 구어. 경호원이 할머니의 잼을 떠올리며. 장면 4.</w:t>
+      </w:r>
+    </w:p>
+    <w:p>
+      <w:pPr>
+        <w:spacing w:before="0" w:after="120"/>
+      </w:pPr>
+      <w:r>
+        <w:rPr>
+          <w:rFonts w:ascii="Times New Roman" w:hAnsi="Times New Roman" w:eastAsia="Malgun Gothic"/>
+          <w:b/>
+          <w:i w:val="0"/>
+          <w:sz w:val="22"/>
+        </w:rPr>
+        <w:t>«рука не поднимается»</w:t>
+      </w:r>
+      <w:r>
+        <w:rPr>
+          <w:rFonts w:ascii="Times New Roman" w:hAnsi="Times New Roman" w:eastAsia="Malgun Gothic"/>
+          <w:b w:val="0"/>
+          <w:i w:val="0"/>
+          <w:sz w:val="22"/>
+        </w:rPr>
+        <w:t xml:space="preserve"> — 한국어 해설: “(차마) 손이 안 간다”. 버리기·벌주기·지우기처럼 마음이 허락하지 않아 도저히 못 하겠다는 뜻. «выбросить рука не поднимается»처럼 동사 원형과 함께 쓴다. 조야가 서류철을 못 버리는 이유. 장면 4.</w:t>
+      </w:r>
+    </w:p>
+    <w:p>
+      <w:pPr>
+        <w:spacing w:before="0" w:after="120"/>
+      </w:pPr>
+      <w:r>
+        <w:rPr>
+          <w:rFonts w:ascii="Times New Roman" w:hAnsi="Times New Roman" w:eastAsia="Malgun Gothic"/>
+          <w:b/>
+          <w:i w:val="0"/>
+          <w:sz w:val="22"/>
+        </w:rPr>
+        <w:t>«Ну-ну. Посмотрим»</w:t>
+      </w:r>
+      <w:r>
+        <w:rPr>
+          <w:rFonts w:ascii="Times New Roman" w:hAnsi="Times New Roman" w:eastAsia="Malgun Gothic"/>
+          <w:b w:val="0"/>
+          <w:i w:val="0"/>
+          <w:sz w:val="22"/>
+        </w:rPr>
+        <w:t xml:space="preserve"> — 한국어 해설: “그래, 어디 두고 보자”. 상대의 약속이나 호언장담을 반쯤 믿지 않으면서 너그럽게 넘길 때 쓰는 말. ну-ну는 억양에 따라 회의·빈정거림·격려가 된다. 조야가 “전화하면 꼭 받겠다”는 료샤에게. 장면 4.</w:t>
+      </w:r>
+    </w:p>
+    <w:p>
+      <w:pPr>
+        <w:spacing w:before="0" w:after="120"/>
+      </w:pPr>
+      <w:r>
+        <w:rPr>
+          <w:rFonts w:ascii="Times New Roman" w:hAnsi="Times New Roman" w:eastAsia="Malgun Gothic"/>
+          <w:b/>
+          <w:i w:val="0"/>
+          <w:sz w:val="22"/>
+        </w:rPr>
+        <w:t>«Не забывай дорогу»</w:t>
+      </w:r>
+      <w:r>
+        <w:rPr>
+          <w:rFonts w:ascii="Times New Roman" w:hAnsi="Times New Roman" w:eastAsia="Malgun Gothic"/>
+          <w:b w:val="0"/>
+          <w:i w:val="0"/>
+          <w:sz w:val="22"/>
+        </w:rPr>
+        <w:t xml:space="preserve"> — 한국어 해설: “(우리 집) 오는 길 잊지 마라”, 곧 “자주 들러라”. 손님을 배웅하며 어른이 하는 정겨운 작별 인사. 장면 4.</w:t>
       </w:r>
     </w:p>
     <w:p>
